--- a/doc/2组_共生之缚——横版动作探索游戏系统.docx
+++ b/doc/2组_共生之缚——横版动作探索游戏系统.docx
@@ -12,6 +12,13 @@
     </w:p>
     <w:p>
       <w:pPr>
+        <w:pBdr>
+          <w:bottom w:val="single" w:sz="8" w:space="1" w:color="1F3864"/>
+        </w:pBdr>
+      </w:pPr>
+    </w:p>
+    <w:p>
+      <w:pPr>
         <w:pStyle w:val="Heading2"/>
       </w:pPr>
       <w:r>
@@ -22,29 +29,57 @@
       <w:tblPr>
         <w:tblStyle w:val="TableGrid"/>
         <w:tblW w:type="auto" w:w="0"/>
+        <w:jc w:val="center"/>
+        <w:tblLayout w:type="autofit"/>
         <w:tblLook w:firstColumn="1" w:firstRow="1" w:lastColumn="0" w:lastRow="0" w:noHBand="0" w:noVBand="1" w:val="04A0"/>
       </w:tblPr>
       <w:tblGrid>
-        <w:gridCol w:w="4320"/>
-        <w:gridCol w:w="4320"/>
+        <w:gridCol w:w="4703"/>
+        <w:gridCol w:w="4703"/>
       </w:tblGrid>
       <w:tr>
         <w:tc>
           <w:tcPr>
-            <w:tcW w:type="dxa" w:w="4320"/>
+            <w:tcW w:type="dxa" w:w="4703"/>
+            <w:vAlign w:val="center"/>
+            <w:shd w:val="clear" w:color="auto" w:fill="D9E2F3"/>
           </w:tcPr>
           <w:p>
+            <w:pPr>
+              <w:spacing w:before="40" w:after="40"/>
+              <w:jc w:val="center"/>
+            </w:pPr>
+            <w:r/>
             <w:r>
+              <w:rPr>
+                <w:rFonts w:ascii="Microsoft YaHei" w:hAnsi="Microsoft YaHei" w:eastAsia="微软雅黑"/>
+                <w:b/>
+                <w:color w:val="1F3864"/>
+                <w:sz w:val="21"/>
+              </w:rPr>
               <w:t>项</w:t>
             </w:r>
           </w:p>
         </w:tc>
         <w:tc>
           <w:tcPr>
-            <w:tcW w:type="dxa" w:w="4320"/>
+            <w:tcW w:type="dxa" w:w="4703"/>
+            <w:vAlign w:val="center"/>
+            <w:shd w:val="clear" w:color="auto" w:fill="D9E2F3"/>
           </w:tcPr>
           <w:p>
+            <w:pPr>
+              <w:spacing w:before="40" w:after="40"/>
+              <w:jc w:val="center"/>
+            </w:pPr>
+            <w:r/>
             <w:r>
+              <w:rPr>
+                <w:rFonts w:ascii="Microsoft YaHei" w:hAnsi="Microsoft YaHei" w:eastAsia="微软雅黑"/>
+                <w:b/>
+                <w:color w:val="1F3864"/>
+                <w:sz w:val="21"/>
+              </w:rPr>
               <w:t>内容</w:t>
             </w:r>
           </w:p>
@@ -53,20 +88,38 @@
       <w:tr>
         <w:tc>
           <w:tcPr>
-            <w:tcW w:type="dxa" w:w="4320"/>
+            <w:tcW w:type="dxa" w:w="4703"/>
+            <w:vAlign w:val="center"/>
           </w:tcPr>
           <w:p>
+            <w:pPr>
+              <w:spacing w:before="40" w:after="40"/>
+            </w:pPr>
+            <w:r/>
             <w:r>
+              <w:rPr>
+                <w:rFonts w:ascii="Microsoft YaHei" w:hAnsi="Microsoft YaHei" w:eastAsia="微软雅黑"/>
+                <w:sz w:val="21"/>
+              </w:rPr>
               <w:t>项目名称</w:t>
             </w:r>
           </w:p>
         </w:tc>
         <w:tc>
           <w:tcPr>
-            <w:tcW w:type="dxa" w:w="4320"/>
+            <w:tcW w:type="dxa" w:w="4703"/>
+            <w:vAlign w:val="center"/>
           </w:tcPr>
           <w:p>
+            <w:pPr>
+              <w:spacing w:before="40" w:after="40"/>
+            </w:pPr>
+            <w:r/>
             <w:r>
+              <w:rPr>
+                <w:rFonts w:ascii="Microsoft YaHei" w:hAnsi="Microsoft YaHei" w:eastAsia="微软雅黑"/>
+                <w:sz w:val="21"/>
+              </w:rPr>
               <w:t>共生之缚——横版动作探索游戏系统</w:t>
             </w:r>
           </w:p>
@@ -75,20 +128,38 @@
       <w:tr>
         <w:tc>
           <w:tcPr>
-            <w:tcW w:type="dxa" w:w="4320"/>
+            <w:tcW w:type="dxa" w:w="4703"/>
+            <w:vAlign w:val="center"/>
           </w:tcPr>
           <w:p>
+            <w:pPr>
+              <w:spacing w:before="40" w:after="40"/>
+            </w:pPr>
+            <w:r/>
             <w:r>
+              <w:rPr>
+                <w:rFonts w:ascii="Microsoft YaHei" w:hAnsi="Microsoft YaHei" w:eastAsia="微软雅黑"/>
+                <w:sz w:val="21"/>
+              </w:rPr>
               <w:t>一句话定位</w:t>
             </w:r>
           </w:p>
         </w:tc>
         <w:tc>
           <w:tcPr>
-            <w:tcW w:type="dxa" w:w="4320"/>
+            <w:tcW w:type="dxa" w:w="4703"/>
+            <w:vAlign w:val="center"/>
           </w:tcPr>
           <w:p>
+            <w:pPr>
+              <w:spacing w:before="40" w:after="40"/>
+            </w:pPr>
+            <w:r/>
             <w:r>
+              <w:rPr>
+                <w:rFonts w:ascii="Microsoft YaHei" w:hAnsi="Microsoft YaHei" w:eastAsia="微软雅黑"/>
+                <w:sz w:val="21"/>
+              </w:rPr>
               <w:t>无魔法、蒸汽时代的深渊地牢里，一名骑士在"献祭获得力量"与"守住人性"之间做选择</w:t>
             </w:r>
           </w:p>
@@ -97,20 +168,38 @@
       <w:tr>
         <w:tc>
           <w:tcPr>
-            <w:tcW w:type="dxa" w:w="4320"/>
+            <w:tcW w:type="dxa" w:w="4703"/>
+            <w:vAlign w:val="center"/>
           </w:tcPr>
           <w:p>
+            <w:pPr>
+              <w:spacing w:before="40" w:after="40"/>
+            </w:pPr>
+            <w:r/>
             <w:r>
+              <w:rPr>
+                <w:rFonts w:ascii="Microsoft YaHei" w:hAnsi="Microsoft YaHei" w:eastAsia="微软雅黑"/>
+                <w:sz w:val="21"/>
+              </w:rPr>
               <w:t>技术形态</w:t>
             </w:r>
           </w:p>
         </w:tc>
         <w:tc>
           <w:tcPr>
-            <w:tcW w:type="dxa" w:w="4320"/>
+            <w:tcW w:type="dxa" w:w="4703"/>
+            <w:vAlign w:val="center"/>
           </w:tcPr>
           <w:p>
+            <w:pPr>
+              <w:spacing w:before="40" w:after="40"/>
+            </w:pPr>
+            <w:r/>
             <w:r>
+              <w:rPr>
+                <w:rFonts w:ascii="Microsoft YaHei" w:hAnsi="Microsoft YaHei" w:eastAsia="微软雅黑"/>
+                <w:sz w:val="21"/>
+              </w:rPr>
               <w:t>Godot 4.7 客户端（纯 GDScript）＋ FastAPI + MySQL ＋ docker 全栈</w:t>
             </w:r>
           </w:p>
@@ -119,20 +208,38 @@
       <w:tr>
         <w:tc>
           <w:tcPr>
-            <w:tcW w:type="dxa" w:w="4320"/>
+            <w:tcW w:type="dxa" w:w="4703"/>
+            <w:vAlign w:val="center"/>
           </w:tcPr>
           <w:p>
+            <w:pPr>
+              <w:spacing w:before="40" w:after="40"/>
+            </w:pPr>
+            <w:r/>
             <w:r>
+              <w:rPr>
+                <w:rFonts w:ascii="Microsoft YaHei" w:hAnsi="Microsoft YaHei" w:eastAsia="微软雅黑"/>
+                <w:sz w:val="21"/>
+              </w:rPr>
               <w:t>运行环境</w:t>
             </w:r>
           </w:p>
         </w:tc>
         <w:tc>
           <w:tcPr>
-            <w:tcW w:type="dxa" w:w="4320"/>
+            <w:tcW w:type="dxa" w:w="4703"/>
+            <w:vAlign w:val="center"/>
           </w:tcPr>
           <w:p>
+            <w:pPr>
+              <w:spacing w:before="40" w:after="40"/>
+            </w:pPr>
+            <w:r/>
             <w:r>
+              <w:rPr>
+                <w:rFonts w:ascii="Microsoft YaHei" w:hAnsi="Microsoft YaHei" w:eastAsia="微软雅黑"/>
+                <w:sz w:val="21"/>
+              </w:rPr>
               <w:t>Windows 桌面 + 浏览器，单机为主、联网可选</w:t>
             </w:r>
           </w:p>
@@ -141,27 +248,49 @@
       <w:tr>
         <w:tc>
           <w:tcPr>
-            <w:tcW w:type="dxa" w:w="4320"/>
+            <w:tcW w:type="dxa" w:w="4703"/>
+            <w:vAlign w:val="center"/>
           </w:tcPr>
           <w:p>
+            <w:pPr>
+              <w:spacing w:before="40" w:after="40"/>
+            </w:pPr>
+            <w:r/>
             <w:r>
+              <w:rPr>
+                <w:rFonts w:ascii="Microsoft YaHei" w:hAnsi="Microsoft YaHei" w:eastAsia="微软雅黑"/>
+                <w:sz w:val="21"/>
+              </w:rPr>
               <w:t>玩法闭环</w:t>
             </w:r>
           </w:p>
         </w:tc>
         <w:tc>
           <w:tcPr>
-            <w:tcW w:type="dxa" w:w="4320"/>
+            <w:tcW w:type="dxa" w:w="4703"/>
+            <w:vAlign w:val="center"/>
           </w:tcPr>
           <w:p>
+            <w:pPr>
+              <w:spacing w:before="40" w:after="40"/>
+            </w:pPr>
+            <w:r/>
             <w:r>
+              <w:rPr>
+                <w:rFonts w:ascii="Microsoft YaHei" w:hAnsi="Microsoft YaHei" w:eastAsia="微软雅黑"/>
+                <w:sz w:val="21"/>
+              </w:rPr>
               <w:t>醒来 → 教学 → 猎杀怪物 → 拾取肢体 → 祭坛献祭 → 获得力量 → 爬出深渊</w:t>
             </w:r>
           </w:p>
         </w:tc>
       </w:tr>
     </w:tbl>
-    <w:p/>
+    <w:p>
+      <w:pPr>
+        <w:spacing w:before="40" w:after="40"/>
+      </w:pPr>
+    </w:p>
     <w:p>
       <w:pPr>
         <w:pStyle w:val="Heading2"/>
@@ -174,40 +303,81 @@
       <w:tblPr>
         <w:tblStyle w:val="TableGrid"/>
         <w:tblW w:type="auto" w:w="0"/>
+        <w:jc w:val="center"/>
+        <w:tblLayout w:type="autofit"/>
         <w:tblLook w:firstColumn="1" w:firstRow="1" w:lastColumn="0" w:lastRow="0" w:noHBand="0" w:noVBand="1" w:val="04A0"/>
       </w:tblPr>
       <w:tblGrid>
-        <w:gridCol w:w="2880"/>
-        <w:gridCol w:w="2880"/>
-        <w:gridCol w:w="2880"/>
+        <w:gridCol w:w="3135"/>
+        <w:gridCol w:w="3135"/>
+        <w:gridCol w:w="3135"/>
       </w:tblGrid>
       <w:tr>
         <w:tc>
           <w:tcPr>
-            <w:tcW w:type="dxa" w:w="2880"/>
+            <w:tcW w:type="dxa" w:w="3135"/>
+            <w:vAlign w:val="center"/>
+            <w:shd w:val="clear" w:color="auto" w:fill="D9E2F3"/>
           </w:tcPr>
           <w:p>
+            <w:pPr>
+              <w:spacing w:before="40" w:after="40"/>
+              <w:jc w:val="center"/>
+            </w:pPr>
+            <w:r/>
             <w:r>
+              <w:rPr>
+                <w:rFonts w:ascii="Microsoft YaHei" w:hAnsi="Microsoft YaHei" w:eastAsia="微软雅黑"/>
+                <w:b/>
+                <w:color w:val="1F3864"/>
+                <w:sz w:val="21"/>
+              </w:rPr>
               <w:t>角色</w:t>
             </w:r>
           </w:p>
         </w:tc>
         <w:tc>
           <w:tcPr>
-            <w:tcW w:type="dxa" w:w="2880"/>
+            <w:tcW w:type="dxa" w:w="3135"/>
+            <w:vAlign w:val="center"/>
+            <w:shd w:val="clear" w:color="auto" w:fill="D9E2F3"/>
           </w:tcPr>
           <w:p>
+            <w:pPr>
+              <w:spacing w:before="40" w:after="40"/>
+              <w:jc w:val="center"/>
+            </w:pPr>
+            <w:r/>
             <w:r>
+              <w:rPr>
+                <w:rFonts w:ascii="Microsoft YaHei" w:hAnsi="Microsoft YaHei" w:eastAsia="微软雅黑"/>
+                <w:b/>
+                <w:color w:val="1F3864"/>
+                <w:sz w:val="21"/>
+              </w:rPr>
               <w:t>说明</w:t>
             </w:r>
           </w:p>
         </w:tc>
         <w:tc>
           <w:tcPr>
-            <w:tcW w:type="dxa" w:w="2880"/>
+            <w:tcW w:type="dxa" w:w="3135"/>
+            <w:vAlign w:val="center"/>
+            <w:shd w:val="clear" w:color="auto" w:fill="D9E2F3"/>
           </w:tcPr>
           <w:p>
+            <w:pPr>
+              <w:spacing w:before="40" w:after="40"/>
+              <w:jc w:val="center"/>
+            </w:pPr>
+            <w:r/>
             <w:r>
+              <w:rPr>
+                <w:rFonts w:ascii="Microsoft YaHei" w:hAnsi="Microsoft YaHei" w:eastAsia="微软雅黑"/>
+                <w:b/>
+                <w:color w:val="1F3864"/>
+                <w:sz w:val="21"/>
+              </w:rPr>
               <w:t>主要需求</w:t>
             </w:r>
           </w:p>
@@ -216,30 +386,57 @@
       <w:tr>
         <w:tc>
           <w:tcPr>
-            <w:tcW w:type="dxa" w:w="2880"/>
+            <w:tcW w:type="dxa" w:w="3135"/>
+            <w:vAlign w:val="center"/>
           </w:tcPr>
           <w:p>
+            <w:pPr>
+              <w:spacing w:before="40" w:after="40"/>
+            </w:pPr>
+            <w:r/>
             <w:r>
+              <w:rPr>
+                <w:rFonts w:ascii="Microsoft YaHei" w:hAnsi="Microsoft YaHei" w:eastAsia="微软雅黑"/>
+                <w:sz w:val="21"/>
+              </w:rPr>
               <w:t>玩家（游客）</w:t>
             </w:r>
           </w:p>
         </w:tc>
         <w:tc>
           <w:tcPr>
-            <w:tcW w:type="dxa" w:w="2880"/>
+            <w:tcW w:type="dxa" w:w="3135"/>
+            <w:vAlign w:val="center"/>
           </w:tcPr>
           <w:p>
+            <w:pPr>
+              <w:spacing w:before="40" w:after="40"/>
+            </w:pPr>
+            <w:r/>
             <w:r>
+              <w:rPr>
+                <w:rFonts w:ascii="Microsoft YaHei" w:hAnsi="Microsoft YaHei" w:eastAsia="微软雅黑"/>
+                <w:sz w:val="21"/>
+              </w:rPr>
               <w:t>不登录直接玩</w:t>
             </w:r>
           </w:p>
         </w:tc>
         <w:tc>
           <w:tcPr>
-            <w:tcW w:type="dxa" w:w="2880"/>
+            <w:tcW w:type="dxa" w:w="3135"/>
+            <w:vAlign w:val="center"/>
           </w:tcPr>
           <w:p>
+            <w:pPr>
+              <w:spacing w:before="40" w:after="40"/>
+            </w:pPr>
+            <w:r/>
             <w:r>
+              <w:rPr>
+                <w:rFonts w:ascii="Microsoft YaHei" w:hAnsi="Microsoft YaHei" w:eastAsia="微软雅黑"/>
+                <w:sz w:val="21"/>
+              </w:rPr>
               <w:t>玩通教学关，本地存档</w:t>
             </w:r>
           </w:p>
@@ -248,30 +445,57 @@
       <w:tr>
         <w:tc>
           <w:tcPr>
-            <w:tcW w:type="dxa" w:w="2880"/>
+            <w:tcW w:type="dxa" w:w="3135"/>
+            <w:vAlign w:val="center"/>
           </w:tcPr>
           <w:p>
+            <w:pPr>
+              <w:spacing w:before="40" w:after="40"/>
+            </w:pPr>
+            <w:r/>
             <w:r>
+              <w:rPr>
+                <w:rFonts w:ascii="Microsoft YaHei" w:hAnsi="Microsoft YaHei" w:eastAsia="微软雅黑"/>
+                <w:sz w:val="21"/>
+              </w:rPr>
               <w:t>玩家（账号）</w:t>
             </w:r>
           </w:p>
         </w:tc>
         <w:tc>
           <w:tcPr>
-            <w:tcW w:type="dxa" w:w="2880"/>
+            <w:tcW w:type="dxa" w:w="3135"/>
+            <w:vAlign w:val="center"/>
           </w:tcPr>
           <w:p>
+            <w:pPr>
+              <w:spacing w:before="40" w:after="40"/>
+            </w:pPr>
+            <w:r/>
             <w:r>
+              <w:rPr>
+                <w:rFonts w:ascii="Microsoft YaHei" w:hAnsi="Microsoft YaHei" w:eastAsia="微软雅黑"/>
+                <w:sz w:val="21"/>
+              </w:rPr>
               <w:t>注册登录后</w:t>
             </w:r>
           </w:p>
         </w:tc>
         <w:tc>
           <w:tcPr>
-            <w:tcW w:type="dxa" w:w="2880"/>
+            <w:tcW w:type="dxa" w:w="3135"/>
+            <w:vAlign w:val="center"/>
           </w:tcPr>
           <w:p>
+            <w:pPr>
+              <w:spacing w:before="40" w:after="40"/>
+            </w:pPr>
+            <w:r/>
             <w:r>
+              <w:rPr>
+                <w:rFonts w:ascii="Microsoft YaHei" w:hAnsi="Microsoft YaHei" w:eastAsia="微软雅黑"/>
+                <w:sz w:val="21"/>
+              </w:rPr>
               <w:t>远程存档同步、统计上报</w:t>
             </w:r>
           </w:p>
@@ -280,37 +504,68 @@
       <w:tr>
         <w:tc>
           <w:tcPr>
-            <w:tcW w:type="dxa" w:w="2880"/>
+            <w:tcW w:type="dxa" w:w="3135"/>
+            <w:vAlign w:val="center"/>
           </w:tcPr>
           <w:p>
+            <w:pPr>
+              <w:spacing w:before="40" w:after="40"/>
+            </w:pPr>
+            <w:r/>
             <w:r>
+              <w:rPr>
+                <w:rFonts w:ascii="Microsoft YaHei" w:hAnsi="Microsoft YaHei" w:eastAsia="微软雅黑"/>
+                <w:sz w:val="21"/>
+              </w:rPr>
               <w:t>组员/维护者</w:t>
             </w:r>
           </w:p>
         </w:tc>
         <w:tc>
           <w:tcPr>
-            <w:tcW w:type="dxa" w:w="2880"/>
+            <w:tcW w:type="dxa" w:w="3135"/>
+            <w:vAlign w:val="center"/>
           </w:tcPr>
           <w:p>
+            <w:pPr>
+              <w:spacing w:before="40" w:after="40"/>
+            </w:pPr>
+            <w:r/>
             <w:r>
+              <w:rPr>
+                <w:rFonts w:ascii="Microsoft YaHei" w:hAnsi="Microsoft YaHei" w:eastAsia="微软雅黑"/>
+                <w:sz w:val="21"/>
+              </w:rPr>
               <w:t>管理数据、部署</w:t>
             </w:r>
           </w:p>
         </w:tc>
         <w:tc>
           <w:tcPr>
-            <w:tcW w:type="dxa" w:w="2880"/>
+            <w:tcW w:type="dxa" w:w="3135"/>
+            <w:vAlign w:val="center"/>
           </w:tcPr>
           <w:p>
+            <w:pPr>
+              <w:spacing w:before="40" w:after="40"/>
+            </w:pPr>
+            <w:r/>
             <w:r>
+              <w:rPr>
+                <w:rFonts w:ascii="Microsoft YaHei" w:hAnsi="Microsoft YaHei" w:eastAsia="微软雅黑"/>
+                <w:sz w:val="21"/>
+              </w:rPr>
               <w:t>改数据（SQL）、起服务（docker）、看后端探针</w:t>
             </w:r>
           </w:p>
         </w:tc>
       </w:tr>
     </w:tbl>
-    <w:p/>
+    <w:p>
+      <w:pPr>
+        <w:spacing w:before="40" w:after="40"/>
+      </w:pPr>
+    </w:p>
     <w:p>
       <w:pPr>
         <w:pStyle w:val="Heading2"/>
@@ -331,51 +586,105 @@
       <w:tblPr>
         <w:tblStyle w:val="TableGrid"/>
         <w:tblW w:type="auto" w:w="0"/>
+        <w:jc w:val="center"/>
+        <w:tblLayout w:type="autofit"/>
         <w:tblLook w:firstColumn="1" w:firstRow="1" w:lastColumn="0" w:lastRow="0" w:noHBand="0" w:noVBand="1" w:val="04A0"/>
       </w:tblPr>
       <w:tblGrid>
-        <w:gridCol w:w="2160"/>
-        <w:gridCol w:w="2160"/>
-        <w:gridCol w:w="2160"/>
-        <w:gridCol w:w="2160"/>
+        <w:gridCol w:w="2351"/>
+        <w:gridCol w:w="2351"/>
+        <w:gridCol w:w="2351"/>
+        <w:gridCol w:w="2351"/>
       </w:tblGrid>
       <w:tr>
         <w:tc>
           <w:tcPr>
-            <w:tcW w:type="dxa" w:w="2160"/>
+            <w:tcW w:type="dxa" w:w="2351"/>
+            <w:vAlign w:val="center"/>
+            <w:shd w:val="clear" w:color="auto" w:fill="D9E2F3"/>
           </w:tcPr>
           <w:p>
+            <w:pPr>
+              <w:spacing w:before="40" w:after="40"/>
+              <w:jc w:val="center"/>
+            </w:pPr>
+            <w:r/>
             <w:r>
+              <w:rPr>
+                <w:rFonts w:ascii="Microsoft YaHei" w:hAnsi="Microsoft YaHei" w:eastAsia="微软雅黑"/>
+                <w:b/>
+                <w:color w:val="1F3864"/>
+                <w:sz w:val="21"/>
+              </w:rPr>
               <w:t>编号</w:t>
             </w:r>
           </w:p>
         </w:tc>
         <w:tc>
           <w:tcPr>
-            <w:tcW w:type="dxa" w:w="2160"/>
+            <w:tcW w:type="dxa" w:w="2351"/>
+            <w:vAlign w:val="center"/>
+            <w:shd w:val="clear" w:color="auto" w:fill="D9E2F3"/>
           </w:tcPr>
           <w:p>
+            <w:pPr>
+              <w:spacing w:before="40" w:after="40"/>
+              <w:jc w:val="center"/>
+            </w:pPr>
+            <w:r/>
             <w:r>
+              <w:rPr>
+                <w:rFonts w:ascii="Microsoft YaHei" w:hAnsi="Microsoft YaHei" w:eastAsia="微软雅黑"/>
+                <w:b/>
+                <w:color w:val="1F3864"/>
+                <w:sz w:val="21"/>
+              </w:rPr>
               <w:t>需求</w:t>
             </w:r>
           </w:p>
         </w:tc>
         <w:tc>
           <w:tcPr>
-            <w:tcW w:type="dxa" w:w="2160"/>
+            <w:tcW w:type="dxa" w:w="2351"/>
+            <w:vAlign w:val="center"/>
+            <w:shd w:val="clear" w:color="auto" w:fill="D9E2F3"/>
           </w:tcPr>
           <w:p>
+            <w:pPr>
+              <w:spacing w:before="40" w:after="40"/>
+              <w:jc w:val="center"/>
+            </w:pPr>
+            <w:r/>
             <w:r>
+              <w:rPr>
+                <w:rFonts w:ascii="Microsoft YaHei" w:hAnsi="Microsoft YaHei" w:eastAsia="微软雅黑"/>
+                <w:b/>
+                <w:color w:val="1F3864"/>
+                <w:sz w:val="21"/>
+              </w:rPr>
               <w:t>说明</w:t>
             </w:r>
           </w:p>
         </w:tc>
         <w:tc>
           <w:tcPr>
-            <w:tcW w:type="dxa" w:w="2160"/>
+            <w:tcW w:type="dxa" w:w="2351"/>
+            <w:vAlign w:val="center"/>
+            <w:shd w:val="clear" w:color="auto" w:fill="D9E2F3"/>
           </w:tcPr>
           <w:p>
+            <w:pPr>
+              <w:spacing w:before="40" w:after="40"/>
+              <w:jc w:val="center"/>
+            </w:pPr>
+            <w:r/>
             <w:r>
+              <w:rPr>
+                <w:rFonts w:ascii="Microsoft YaHei" w:hAnsi="Microsoft YaHei" w:eastAsia="微软雅黑"/>
+                <w:b/>
+                <w:color w:val="1F3864"/>
+                <w:sz w:val="21"/>
+              </w:rPr>
               <w:t>状态</w:t>
             </w:r>
           </w:p>
@@ -384,40 +693,76 @@
       <w:tr>
         <w:tc>
           <w:tcPr>
-            <w:tcW w:type="dxa" w:w="2160"/>
+            <w:tcW w:type="dxa" w:w="2351"/>
+            <w:vAlign w:val="center"/>
           </w:tcPr>
           <w:p>
+            <w:pPr>
+              <w:spacing w:before="40" w:after="40"/>
+            </w:pPr>
+            <w:r/>
             <w:r>
+              <w:rPr>
+                <w:rFonts w:ascii="Microsoft YaHei" w:hAnsi="Microsoft YaHei" w:eastAsia="微软雅黑"/>
+                <w:sz w:val="21"/>
+              </w:rPr>
               <w:t>F-01</w:t>
             </w:r>
           </w:p>
         </w:tc>
         <w:tc>
           <w:tcPr>
-            <w:tcW w:type="dxa" w:w="2160"/>
+            <w:tcW w:type="dxa" w:w="2351"/>
+            <w:vAlign w:val="center"/>
           </w:tcPr>
           <w:p>
+            <w:pPr>
+              <w:spacing w:before="40" w:after="40"/>
+            </w:pPr>
+            <w:r/>
             <w:r>
+              <w:rPr>
+                <w:rFonts w:ascii="Microsoft YaHei" w:hAnsi="Microsoft YaHei" w:eastAsia="微软雅黑"/>
+                <w:sz w:val="21"/>
+              </w:rPr>
               <w:t>角色移动与操控</w:t>
             </w:r>
           </w:p>
         </w:tc>
         <w:tc>
           <w:tcPr>
-            <w:tcW w:type="dxa" w:w="2160"/>
+            <w:tcW w:type="dxa" w:w="2351"/>
+            <w:vAlign w:val="center"/>
           </w:tcPr>
           <w:p>
+            <w:pPr>
+              <w:spacing w:before="40" w:after="40"/>
+            </w:pPr>
+            <w:r/>
             <w:r>
+              <w:rPr>
+                <w:rFonts w:ascii="Microsoft YaHei" w:hAnsi="Microsoft YaHei" w:eastAsia="微软雅黑"/>
+                <w:sz w:val="21"/>
+              </w:rPr>
               <w:t>移动、跳跃（3.7 倍身高）、攻击、下劈反弹</w:t>
             </w:r>
           </w:p>
         </w:tc>
         <w:tc>
           <w:tcPr>
-            <w:tcW w:type="dxa" w:w="2160"/>
+            <w:tcW w:type="dxa" w:w="2351"/>
+            <w:vAlign w:val="center"/>
           </w:tcPr>
           <w:p>
+            <w:pPr>
+              <w:spacing w:before="40" w:after="40"/>
+            </w:pPr>
+            <w:r/>
             <w:r>
+              <w:rPr>
+                <w:rFonts w:ascii="Microsoft YaHei" w:hAnsi="Microsoft YaHei" w:eastAsia="微软雅黑"/>
+                <w:sz w:val="21"/>
+              </w:rPr>
               <w:t>✅</w:t>
             </w:r>
           </w:p>
@@ -426,40 +771,76 @@
       <w:tr>
         <w:tc>
           <w:tcPr>
-            <w:tcW w:type="dxa" w:w="2160"/>
+            <w:tcW w:type="dxa" w:w="2351"/>
+            <w:vAlign w:val="center"/>
           </w:tcPr>
           <w:p>
+            <w:pPr>
+              <w:spacing w:before="40" w:after="40"/>
+            </w:pPr>
+            <w:r/>
             <w:r>
+              <w:rPr>
+                <w:rFonts w:ascii="Microsoft YaHei" w:hAnsi="Microsoft YaHei" w:eastAsia="微软雅黑"/>
+                <w:sz w:val="21"/>
+              </w:rPr>
               <w:t>F-02</w:t>
             </w:r>
           </w:p>
         </w:tc>
         <w:tc>
           <w:tcPr>
-            <w:tcW w:type="dxa" w:w="2160"/>
+            <w:tcW w:type="dxa" w:w="2351"/>
+            <w:vAlign w:val="center"/>
           </w:tcPr>
           <w:p>
+            <w:pPr>
+              <w:spacing w:before="40" w:after="40"/>
+            </w:pPr>
+            <w:r/>
             <w:r>
+              <w:rPr>
+                <w:rFonts w:ascii="Microsoft YaHei" w:hAnsi="Microsoft YaHei" w:eastAsia="微软雅黑"/>
+                <w:sz w:val="21"/>
+              </w:rPr>
               <w:t>新手教学</w:t>
             </w:r>
           </w:p>
         </w:tc>
         <w:tc>
           <w:tcPr>
-            <w:tcW w:type="dxa" w:w="2160"/>
+            <w:tcW w:type="dxa" w:w="2351"/>
+            <w:vAlign w:val="center"/>
           </w:tcPr>
           <w:p>
+            <w:pPr>
+              <w:spacing w:before="40" w:after="40"/>
+            </w:pPr>
+            <w:r/>
             <w:r>
+              <w:rPr>
+                <w:rFonts w:ascii="Microsoft YaHei" w:hAnsi="Microsoft YaHei" w:eastAsia="微软雅黑"/>
+                <w:sz w:val="21"/>
+              </w:rPr>
               <w:t>气泡提示、引导光点、分区教学、武器剧情</w:t>
             </w:r>
           </w:p>
         </w:tc>
         <w:tc>
           <w:tcPr>
-            <w:tcW w:type="dxa" w:w="2160"/>
+            <w:tcW w:type="dxa" w:w="2351"/>
+            <w:vAlign w:val="center"/>
           </w:tcPr>
           <w:p>
+            <w:pPr>
+              <w:spacing w:before="40" w:after="40"/>
+            </w:pPr>
+            <w:r/>
             <w:r>
+              <w:rPr>
+                <w:rFonts w:ascii="Microsoft YaHei" w:hAnsi="Microsoft YaHei" w:eastAsia="微软雅黑"/>
+                <w:sz w:val="21"/>
+              </w:rPr>
               <w:t>✅</w:t>
             </w:r>
           </w:p>
@@ -468,40 +849,76 @@
       <w:tr>
         <w:tc>
           <w:tcPr>
-            <w:tcW w:type="dxa" w:w="2160"/>
+            <w:tcW w:type="dxa" w:w="2351"/>
+            <w:vAlign w:val="center"/>
           </w:tcPr>
           <w:p>
+            <w:pPr>
+              <w:spacing w:before="40" w:after="40"/>
+            </w:pPr>
+            <w:r/>
             <w:r>
+              <w:rPr>
+                <w:rFonts w:ascii="Microsoft YaHei" w:hAnsi="Microsoft YaHei" w:eastAsia="微软雅黑"/>
+                <w:sz w:val="21"/>
+              </w:rPr>
               <w:t>F-03</w:t>
             </w:r>
           </w:p>
         </w:tc>
         <w:tc>
           <w:tcPr>
-            <w:tcW w:type="dxa" w:w="2160"/>
+            <w:tcW w:type="dxa" w:w="2351"/>
+            <w:vAlign w:val="center"/>
           </w:tcPr>
           <w:p>
+            <w:pPr>
+              <w:spacing w:before="40" w:after="40"/>
+            </w:pPr>
+            <w:r/>
             <w:r>
+              <w:rPr>
+                <w:rFonts w:ascii="Microsoft YaHei" w:hAnsi="Microsoft YaHei" w:eastAsia="微软雅黑"/>
+                <w:sz w:val="21"/>
+              </w:rPr>
               <w:t>敌人</w:t>
             </w:r>
           </w:p>
         </w:tc>
         <w:tc>
           <w:tcPr>
-            <w:tcW w:type="dxa" w:w="2160"/>
+            <w:tcW w:type="dxa" w:w="2351"/>
+            <w:vAlign w:val="center"/>
           </w:tcPr>
           <w:p>
+            <w:pPr>
+              <w:spacing w:before="40" w:after="40"/>
+            </w:pPr>
+            <w:r/>
             <w:r>
+              <w:rPr>
+                <w:rFonts w:ascii="Microsoft YaHei" w:hAnsi="Microsoft YaHei" w:eastAsia="微软雅黑"/>
+                <w:sz w:val="21"/>
+              </w:rPr>
               <w:t>巡逻史莱姆（巡逻/追击/接触伤害/掉肢体）</w:t>
             </w:r>
           </w:p>
         </w:tc>
         <w:tc>
           <w:tcPr>
-            <w:tcW w:type="dxa" w:w="2160"/>
+            <w:tcW w:type="dxa" w:w="2351"/>
+            <w:vAlign w:val="center"/>
           </w:tcPr>
           <w:p>
+            <w:pPr>
+              <w:spacing w:before="40" w:after="40"/>
+            </w:pPr>
+            <w:r/>
             <w:r>
+              <w:rPr>
+                <w:rFonts w:ascii="Microsoft YaHei" w:hAnsi="Microsoft YaHei" w:eastAsia="微软雅黑"/>
+                <w:sz w:val="21"/>
+              </w:rPr>
               <w:t>✅</w:t>
             </w:r>
           </w:p>
@@ -510,40 +927,76 @@
       <w:tr>
         <w:tc>
           <w:tcPr>
-            <w:tcW w:type="dxa" w:w="2160"/>
+            <w:tcW w:type="dxa" w:w="2351"/>
+            <w:vAlign w:val="center"/>
           </w:tcPr>
           <w:p>
+            <w:pPr>
+              <w:spacing w:before="40" w:after="40"/>
+            </w:pPr>
+            <w:r/>
             <w:r>
+              <w:rPr>
+                <w:rFonts w:ascii="Microsoft YaHei" w:hAnsi="Microsoft YaHei" w:eastAsia="微软雅黑"/>
+                <w:sz w:val="21"/>
+              </w:rPr>
               <w:t>F-04</w:t>
             </w:r>
           </w:p>
         </w:tc>
         <w:tc>
           <w:tcPr>
-            <w:tcW w:type="dxa" w:w="2160"/>
+            <w:tcW w:type="dxa" w:w="2351"/>
+            <w:vAlign w:val="center"/>
           </w:tcPr>
           <w:p>
+            <w:pPr>
+              <w:spacing w:before="40" w:after="40"/>
+            </w:pPr>
+            <w:r/>
             <w:r>
+              <w:rPr>
+                <w:rFonts w:ascii="Microsoft YaHei" w:hAnsi="Microsoft YaHei" w:eastAsia="微软雅黑"/>
+                <w:sz w:val="21"/>
+              </w:rPr>
               <w:t>对话与剧情</w:t>
             </w:r>
           </w:p>
         </w:tc>
         <w:tc>
           <w:tcPr>
-            <w:tcW w:type="dxa" w:w="2160"/>
+            <w:tcW w:type="dxa" w:w="2351"/>
+            <w:vAlign w:val="center"/>
           </w:tcPr>
           <w:p>
+            <w:pPr>
+              <w:spacing w:before="40" w:after="40"/>
+            </w:pPr>
+            <w:r/>
             <w:r>
+              <w:rPr>
+                <w:rFonts w:ascii="Microsoft YaHei" w:hAnsi="Microsoft YaHei" w:eastAsia="微软雅黑"/>
+                <w:sz w:val="21"/>
+              </w:rPr>
               <w:t>寄生体低语、打字机、对话锁输入</w:t>
             </w:r>
           </w:p>
         </w:tc>
         <w:tc>
           <w:tcPr>
-            <w:tcW w:type="dxa" w:w="2160"/>
+            <w:tcW w:type="dxa" w:w="2351"/>
+            <w:vAlign w:val="center"/>
           </w:tcPr>
           <w:p>
+            <w:pPr>
+              <w:spacing w:before="40" w:after="40"/>
+            </w:pPr>
+            <w:r/>
             <w:r>
+              <w:rPr>
+                <w:rFonts w:ascii="Microsoft YaHei" w:hAnsi="Microsoft YaHei" w:eastAsia="微软雅黑"/>
+                <w:sz w:val="21"/>
+              </w:rPr>
               <w:t>✅</w:t>
             </w:r>
           </w:p>
@@ -552,40 +1005,76 @@
       <w:tr>
         <w:tc>
           <w:tcPr>
-            <w:tcW w:type="dxa" w:w="2160"/>
+            <w:tcW w:type="dxa" w:w="2351"/>
+            <w:vAlign w:val="center"/>
           </w:tcPr>
           <w:p>
+            <w:pPr>
+              <w:spacing w:before="40" w:after="40"/>
+            </w:pPr>
+            <w:r/>
             <w:r>
+              <w:rPr>
+                <w:rFonts w:ascii="Microsoft YaHei" w:hAnsi="Microsoft YaHei" w:eastAsia="微软雅黑"/>
+                <w:sz w:val="21"/>
+              </w:rPr>
               <w:t>F-05</w:t>
             </w:r>
           </w:p>
         </w:tc>
         <w:tc>
           <w:tcPr>
-            <w:tcW w:type="dxa" w:w="2160"/>
+            <w:tcW w:type="dxa" w:w="2351"/>
+            <w:vAlign w:val="center"/>
           </w:tcPr>
           <w:p>
+            <w:pPr>
+              <w:spacing w:before="40" w:after="40"/>
+            </w:pPr>
+            <w:r/>
             <w:r>
+              <w:rPr>
+                <w:rFonts w:ascii="Microsoft YaHei" w:hAnsi="Microsoft YaHei" w:eastAsia="微软雅黑"/>
+                <w:sz w:val="21"/>
+              </w:rPr>
               <w:t>物品与献祭</w:t>
             </w:r>
           </w:p>
         </w:tc>
         <w:tc>
           <w:tcPr>
-            <w:tcW w:type="dxa" w:w="2160"/>
+            <w:tcW w:type="dxa" w:w="2351"/>
+            <w:vAlign w:val="center"/>
           </w:tcPr>
           <w:p>
+            <w:pPr>
+              <w:spacing w:before="40" w:after="40"/>
+            </w:pPr>
+            <w:r/>
             <w:r>
+              <w:rPr>
+                <w:rFonts w:ascii="Microsoft YaHei" w:hAnsi="Microsoft YaHei" w:eastAsia="微软雅黑"/>
+                <w:sz w:val="21"/>
+              </w:rPr>
               <w:t>肢体拾取计数、祭坛献祭计数</w:t>
             </w:r>
           </w:p>
         </w:tc>
         <w:tc>
           <w:tcPr>
-            <w:tcW w:type="dxa" w:w="2160"/>
+            <w:tcW w:type="dxa" w:w="2351"/>
+            <w:vAlign w:val="center"/>
           </w:tcPr>
           <w:p>
+            <w:pPr>
+              <w:spacing w:before="40" w:after="40"/>
+            </w:pPr>
+            <w:r/>
             <w:r>
+              <w:rPr>
+                <w:rFonts w:ascii="Microsoft YaHei" w:hAnsi="Microsoft YaHei" w:eastAsia="微软雅黑"/>
+                <w:sz w:val="21"/>
+              </w:rPr>
               <w:t>✅</w:t>
             </w:r>
           </w:p>
@@ -594,40 +1083,76 @@
       <w:tr>
         <w:tc>
           <w:tcPr>
-            <w:tcW w:type="dxa" w:w="2160"/>
+            <w:tcW w:type="dxa" w:w="2351"/>
+            <w:vAlign w:val="center"/>
           </w:tcPr>
           <w:p>
+            <w:pPr>
+              <w:spacing w:before="40" w:after="40"/>
+            </w:pPr>
+            <w:r/>
             <w:r>
+              <w:rPr>
+                <w:rFonts w:ascii="Microsoft YaHei" w:hAnsi="Microsoft YaHei" w:eastAsia="微软雅黑"/>
+                <w:sz w:val="21"/>
+              </w:rPr>
               <w:t>F-06</w:t>
             </w:r>
           </w:p>
         </w:tc>
         <w:tc>
           <w:tcPr>
-            <w:tcW w:type="dxa" w:w="2160"/>
+            <w:tcW w:type="dxa" w:w="2351"/>
+            <w:vAlign w:val="center"/>
           </w:tcPr>
           <w:p>
+            <w:pPr>
+              <w:spacing w:before="40" w:after="40"/>
+            </w:pPr>
+            <w:r/>
             <w:r>
+              <w:rPr>
+                <w:rFonts w:ascii="Microsoft YaHei" w:hAnsi="Microsoft YaHei" w:eastAsia="微软雅黑"/>
+                <w:sz w:val="21"/>
+              </w:rPr>
               <w:t>摄像机</w:t>
             </w:r>
           </w:p>
         </w:tc>
         <w:tc>
           <w:tcPr>
-            <w:tcW w:type="dxa" w:w="2160"/>
+            <w:tcW w:type="dxa" w:w="2351"/>
+            <w:vAlign w:val="center"/>
           </w:tcPr>
           <w:p>
+            <w:pPr>
+              <w:spacing w:before="40" w:after="40"/>
+            </w:pPr>
+            <w:r/>
             <w:r>
+              <w:rPr>
+                <w:rFonts w:ascii="Microsoft YaHei" w:hAnsi="Microsoft YaHei" w:eastAsia="微软雅黑"/>
+                <w:sz w:val="21"/>
+              </w:rPr>
               <w:t>水平跟随 + 垂直死区</w:t>
             </w:r>
           </w:p>
         </w:tc>
         <w:tc>
           <w:tcPr>
-            <w:tcW w:type="dxa" w:w="2160"/>
+            <w:tcW w:type="dxa" w:w="2351"/>
+            <w:vAlign w:val="center"/>
           </w:tcPr>
           <w:p>
+            <w:pPr>
+              <w:spacing w:before="40" w:after="40"/>
+            </w:pPr>
+            <w:r/>
             <w:r>
+              <w:rPr>
+                <w:rFonts w:ascii="Microsoft YaHei" w:hAnsi="Microsoft YaHei" w:eastAsia="微软雅黑"/>
+                <w:sz w:val="21"/>
+              </w:rPr>
               <w:t>✅</w:t>
             </w:r>
           </w:p>
@@ -636,40 +1161,76 @@
       <w:tr>
         <w:tc>
           <w:tcPr>
-            <w:tcW w:type="dxa" w:w="2160"/>
+            <w:tcW w:type="dxa" w:w="2351"/>
+            <w:vAlign w:val="center"/>
           </w:tcPr>
           <w:p>
+            <w:pPr>
+              <w:spacing w:before="40" w:after="40"/>
+            </w:pPr>
+            <w:r/>
             <w:r>
+              <w:rPr>
+                <w:rFonts w:ascii="Microsoft YaHei" w:hAnsi="Microsoft YaHei" w:eastAsia="微软雅黑"/>
+                <w:sz w:val="21"/>
+              </w:rPr>
               <w:t>F-07</w:t>
             </w:r>
           </w:p>
         </w:tc>
         <w:tc>
           <w:tcPr>
-            <w:tcW w:type="dxa" w:w="2160"/>
+            <w:tcW w:type="dxa" w:w="2351"/>
+            <w:vAlign w:val="center"/>
           </w:tcPr>
           <w:p>
+            <w:pPr>
+              <w:spacing w:before="40" w:after="40"/>
+            </w:pPr>
+            <w:r/>
             <w:r>
+              <w:rPr>
+                <w:rFonts w:ascii="Microsoft YaHei" w:hAnsi="Microsoft YaHei" w:eastAsia="微软雅黑"/>
+                <w:sz w:val="21"/>
+              </w:rPr>
               <w:t>任务光点组件</w:t>
             </w:r>
           </w:p>
         </w:tc>
         <w:tc>
           <w:tcPr>
-            <w:tcW w:type="dxa" w:w="2160"/>
+            <w:tcW w:type="dxa" w:w="2351"/>
+            <w:vAlign w:val="center"/>
           </w:tcPr>
           <w:p>
+            <w:pPr>
+              <w:spacing w:before="40" w:after="40"/>
+            </w:pPr>
+            <w:r/>
             <w:r>
+              <w:rPr>
+                <w:rFonts w:ascii="Microsoft YaHei" w:hAnsi="Microsoft YaHei" w:eastAsia="微软雅黑"/>
+                <w:sz w:val="21"/>
+              </w:rPr>
               <w:t>通用引导光点，供后续复用</w:t>
             </w:r>
           </w:p>
         </w:tc>
         <w:tc>
           <w:tcPr>
-            <w:tcW w:type="dxa" w:w="2160"/>
+            <w:tcW w:type="dxa" w:w="2351"/>
+            <w:vAlign w:val="center"/>
           </w:tcPr>
           <w:p>
+            <w:pPr>
+              <w:spacing w:before="40" w:after="40"/>
+            </w:pPr>
+            <w:r/>
             <w:r>
+              <w:rPr>
+                <w:rFonts w:ascii="Microsoft YaHei" w:hAnsi="Microsoft YaHei" w:eastAsia="微软雅黑"/>
+                <w:sz w:val="21"/>
+              </w:rPr>
               <w:t>✅</w:t>
             </w:r>
           </w:p>
@@ -678,40 +1239,76 @@
       <w:tr>
         <w:tc>
           <w:tcPr>
-            <w:tcW w:type="dxa" w:w="2160"/>
+            <w:tcW w:type="dxa" w:w="2351"/>
+            <w:vAlign w:val="center"/>
           </w:tcPr>
           <w:p>
+            <w:pPr>
+              <w:spacing w:before="40" w:after="40"/>
+            </w:pPr>
+            <w:r/>
             <w:r>
+              <w:rPr>
+                <w:rFonts w:ascii="Microsoft YaHei" w:hAnsi="Microsoft YaHei" w:eastAsia="微软雅黑"/>
+                <w:sz w:val="21"/>
+              </w:rPr>
               <w:t>F-08</w:t>
             </w:r>
           </w:p>
         </w:tc>
         <w:tc>
           <w:tcPr>
-            <w:tcW w:type="dxa" w:w="2160"/>
+            <w:tcW w:type="dxa" w:w="2351"/>
+            <w:vAlign w:val="center"/>
           </w:tcPr>
           <w:p>
+            <w:pPr>
+              <w:spacing w:before="40" w:after="40"/>
+            </w:pPr>
+            <w:r/>
             <w:r>
+              <w:rPr>
+                <w:rFonts w:ascii="Microsoft YaHei" w:hAnsi="Microsoft YaHei" w:eastAsia="微软雅黑"/>
+                <w:sz w:val="21"/>
+              </w:rPr>
               <w:t>教学关卡</w:t>
             </w:r>
           </w:p>
         </w:tc>
         <w:tc>
           <w:tcPr>
-            <w:tcW w:type="dxa" w:w="2160"/>
+            <w:tcW w:type="dxa" w:w="2351"/>
+            <w:vAlign w:val="center"/>
           </w:tcPr>
           <w:p>
+            <w:pPr>
+              <w:spacing w:before="40" w:after="40"/>
+            </w:pPr>
+            <w:r/>
             <w:r>
+              <w:rPr>
+                <w:rFonts w:ascii="Microsoft YaHei" w:hAnsi="Microsoft YaHei" w:eastAsia="微软雅黑"/>
+                <w:sz w:val="21"/>
+              </w:rPr>
               <w:t>平台/下劈高台/浅坑/祭坛</w:t>
             </w:r>
           </w:p>
         </w:tc>
         <w:tc>
           <w:tcPr>
-            <w:tcW w:type="dxa" w:w="2160"/>
+            <w:tcW w:type="dxa" w:w="2351"/>
+            <w:vAlign w:val="center"/>
           </w:tcPr>
           <w:p>
+            <w:pPr>
+              <w:spacing w:before="40" w:after="40"/>
+            </w:pPr>
+            <w:r/>
             <w:r>
+              <w:rPr>
+                <w:rFonts w:ascii="Microsoft YaHei" w:hAnsi="Microsoft YaHei" w:eastAsia="微软雅黑"/>
+                <w:sz w:val="21"/>
+              </w:rPr>
               <w:t>✅</w:t>
             </w:r>
           </w:p>
@@ -720,40 +1317,76 @@
       <w:tr>
         <w:tc>
           <w:tcPr>
-            <w:tcW w:type="dxa" w:w="2160"/>
+            <w:tcW w:type="dxa" w:w="2351"/>
+            <w:vAlign w:val="center"/>
           </w:tcPr>
           <w:p>
+            <w:pPr>
+              <w:spacing w:before="40" w:after="40"/>
+            </w:pPr>
+            <w:r/>
             <w:r>
+              <w:rPr>
+                <w:rFonts w:ascii="Microsoft YaHei" w:hAnsi="Microsoft YaHei" w:eastAsia="微软雅黑"/>
+                <w:sz w:val="21"/>
+              </w:rPr>
               <w:t>F-09</w:t>
             </w:r>
           </w:p>
         </w:tc>
         <w:tc>
           <w:tcPr>
-            <w:tcW w:type="dxa" w:w="2160"/>
+            <w:tcW w:type="dxa" w:w="2351"/>
+            <w:vAlign w:val="center"/>
           </w:tcPr>
           <w:p>
+            <w:pPr>
+              <w:spacing w:before="40" w:after="40"/>
+            </w:pPr>
+            <w:r/>
             <w:r>
+              <w:rPr>
+                <w:rFonts w:ascii="Microsoft YaHei" w:hAnsi="Microsoft YaHei" w:eastAsia="微软雅黑"/>
+                <w:sz w:val="21"/>
+              </w:rPr>
               <w:t>存档/读档</w:t>
             </w:r>
           </w:p>
         </w:tc>
         <w:tc>
           <w:tcPr>
-            <w:tcW w:type="dxa" w:w="2160"/>
+            <w:tcW w:type="dxa" w:w="2351"/>
+            <w:vAlign w:val="center"/>
           </w:tcPr>
           <w:p>
+            <w:pPr>
+              <w:spacing w:before="40" w:after="40"/>
+            </w:pPr>
+            <w:r/>
             <w:r>
+              <w:rPr>
+                <w:rFonts w:ascii="Microsoft YaHei" w:hAnsi="Microsoft YaHei" w:eastAsia="微软雅黑"/>
+                <w:sz w:val="21"/>
+              </w:rPr>
               <w:t>本地 JSON，恢复玩家状态</w:t>
             </w:r>
           </w:p>
         </w:tc>
         <w:tc>
           <w:tcPr>
-            <w:tcW w:type="dxa" w:w="2160"/>
+            <w:tcW w:type="dxa" w:w="2351"/>
+            <w:vAlign w:val="center"/>
           </w:tcPr>
           <w:p>
+            <w:pPr>
+              <w:spacing w:before="40" w:after="40"/>
+            </w:pPr>
+            <w:r/>
             <w:r>
+              <w:rPr>
+                <w:rFonts w:ascii="Microsoft YaHei" w:hAnsi="Microsoft YaHei" w:eastAsia="微软雅黑"/>
+                <w:sz w:val="21"/>
+              </w:rPr>
               <w:t>⏳ M1</w:t>
             </w:r>
           </w:p>
@@ -762,40 +1395,76 @@
       <w:tr>
         <w:tc>
           <w:tcPr>
-            <w:tcW w:type="dxa" w:w="2160"/>
+            <w:tcW w:type="dxa" w:w="2351"/>
+            <w:vAlign w:val="center"/>
           </w:tcPr>
           <w:p>
+            <w:pPr>
+              <w:spacing w:before="40" w:after="40"/>
+            </w:pPr>
+            <w:r/>
             <w:r>
+              <w:rPr>
+                <w:rFonts w:ascii="Microsoft YaHei" w:hAnsi="Microsoft YaHei" w:eastAsia="微软雅黑"/>
+                <w:sz w:val="21"/>
+              </w:rPr>
               <w:t>F-10</w:t>
             </w:r>
           </w:p>
         </w:tc>
         <w:tc>
           <w:tcPr>
-            <w:tcW w:type="dxa" w:w="2160"/>
+            <w:tcW w:type="dxa" w:w="2351"/>
+            <w:vAlign w:val="center"/>
           </w:tcPr>
           <w:p>
+            <w:pPr>
+              <w:spacing w:before="40" w:after="40"/>
+            </w:pPr>
+            <w:r/>
             <w:r>
+              <w:rPr>
+                <w:rFonts w:ascii="Microsoft YaHei" w:hAnsi="Microsoft YaHei" w:eastAsia="微软雅黑"/>
+                <w:sz w:val="21"/>
+              </w:rPr>
               <w:t>主菜单 + HUD</w:t>
             </w:r>
           </w:p>
         </w:tc>
         <w:tc>
           <w:tcPr>
-            <w:tcW w:type="dxa" w:w="2160"/>
+            <w:tcW w:type="dxa" w:w="2351"/>
+            <w:vAlign w:val="center"/>
           </w:tcPr>
           <w:p>
+            <w:pPr>
+              <w:spacing w:before="40" w:after="40"/>
+            </w:pPr>
+            <w:r/>
             <w:r>
+              <w:rPr>
+                <w:rFonts w:ascii="Microsoft YaHei" w:hAnsi="Microsoft YaHei" w:eastAsia="微软雅黑"/>
+                <w:sz w:val="21"/>
+              </w:rPr>
               <w:t>开始/继续/设置、血量/献祭显示</w:t>
             </w:r>
           </w:p>
         </w:tc>
         <w:tc>
           <w:tcPr>
-            <w:tcW w:type="dxa" w:w="2160"/>
+            <w:tcW w:type="dxa" w:w="2351"/>
+            <w:vAlign w:val="center"/>
           </w:tcPr>
           <w:p>
+            <w:pPr>
+              <w:spacing w:before="40" w:after="40"/>
+            </w:pPr>
+            <w:r/>
             <w:r>
+              <w:rPr>
+                <w:rFonts w:ascii="Microsoft YaHei" w:hAnsi="Microsoft YaHei" w:eastAsia="微软雅黑"/>
+                <w:sz w:val="21"/>
+              </w:rPr>
               <w:t>⏳ M1</w:t>
             </w:r>
           </w:p>
@@ -804,40 +1473,76 @@
       <w:tr>
         <w:tc>
           <w:tcPr>
-            <w:tcW w:type="dxa" w:w="2160"/>
+            <w:tcW w:type="dxa" w:w="2351"/>
+            <w:vAlign w:val="center"/>
           </w:tcPr>
           <w:p>
+            <w:pPr>
+              <w:spacing w:before="40" w:after="40"/>
+            </w:pPr>
+            <w:r/>
             <w:r>
+              <w:rPr>
+                <w:rFonts w:ascii="Microsoft YaHei" w:hAnsi="Microsoft YaHei" w:eastAsia="微软雅黑"/>
+                <w:sz w:val="21"/>
+              </w:rPr>
               <w:t>F-11</w:t>
             </w:r>
           </w:p>
         </w:tc>
         <w:tc>
           <w:tcPr>
-            <w:tcW w:type="dxa" w:w="2160"/>
+            <w:tcW w:type="dxa" w:w="2351"/>
+            <w:vAlign w:val="center"/>
           </w:tcPr>
           <w:p>
+            <w:pPr>
+              <w:spacing w:before="40" w:after="40"/>
+            </w:pPr>
+            <w:r/>
             <w:r>
+              <w:rPr>
+                <w:rFonts w:ascii="Microsoft YaHei" w:hAnsi="Microsoft YaHei" w:eastAsia="微软雅黑"/>
+                <w:sz w:val="21"/>
+              </w:rPr>
               <w:t>拒绝献祭结局</w:t>
             </w:r>
           </w:p>
         </w:tc>
         <w:tc>
           <w:tcPr>
-            <w:tcW w:type="dxa" w:w="2160"/>
+            <w:tcW w:type="dxa" w:w="2351"/>
+            <w:vAlign w:val="center"/>
           </w:tcPr>
           <w:p>
+            <w:pPr>
+              <w:spacing w:before="40" w:after="40"/>
+            </w:pPr>
+            <w:r/>
             <w:r>
+              <w:rPr>
+                <w:rFonts w:ascii="Microsoft YaHei" w:hAnsi="Microsoft YaHei" w:eastAsia="微软雅黑"/>
+                <w:sz w:val="21"/>
+              </w:rPr>
               <w:t>"宁死不屈"死亡结局</w:t>
             </w:r>
           </w:p>
         </w:tc>
         <w:tc>
           <w:tcPr>
-            <w:tcW w:type="dxa" w:w="2160"/>
+            <w:tcW w:type="dxa" w:w="2351"/>
+            <w:vAlign w:val="center"/>
           </w:tcPr>
           <w:p>
+            <w:pPr>
+              <w:spacing w:before="40" w:after="40"/>
+            </w:pPr>
+            <w:r/>
             <w:r>
+              <w:rPr>
+                <w:rFonts w:ascii="Microsoft YaHei" w:hAnsi="Microsoft YaHei" w:eastAsia="微软雅黑"/>
+                <w:sz w:val="21"/>
+              </w:rPr>
               <w:t>⏳ M1</w:t>
             </w:r>
           </w:p>
@@ -846,40 +1551,76 @@
       <w:tr>
         <w:tc>
           <w:tcPr>
-            <w:tcW w:type="dxa" w:w="2160"/>
+            <w:tcW w:type="dxa" w:w="2351"/>
+            <w:vAlign w:val="center"/>
           </w:tcPr>
           <w:p>
+            <w:pPr>
+              <w:spacing w:before="40" w:after="40"/>
+            </w:pPr>
+            <w:r/>
             <w:r>
+              <w:rPr>
+                <w:rFonts w:ascii="Microsoft YaHei" w:hAnsi="Microsoft YaHei" w:eastAsia="微软雅黑"/>
+                <w:sz w:val="21"/>
+              </w:rPr>
               <w:t>F-12</w:t>
             </w:r>
           </w:p>
         </w:tc>
         <w:tc>
           <w:tcPr>
-            <w:tcW w:type="dxa" w:w="2160"/>
+            <w:tcW w:type="dxa" w:w="2351"/>
+            <w:vAlign w:val="center"/>
           </w:tcPr>
           <w:p>
+            <w:pPr>
+              <w:spacing w:before="40" w:after="40"/>
+            </w:pPr>
+            <w:r/>
             <w:r>
+              <w:rPr>
+                <w:rFonts w:ascii="Microsoft YaHei" w:hAnsi="Microsoft YaHei" w:eastAsia="微软雅黑"/>
+                <w:sz w:val="21"/>
+              </w:rPr>
               <w:t>战斗扩展</w:t>
             </w:r>
           </w:p>
         </w:tc>
         <w:tc>
           <w:tcPr>
-            <w:tcW w:type="dxa" w:w="2160"/>
+            <w:tcW w:type="dxa" w:w="2351"/>
+            <w:vAlign w:val="center"/>
           </w:tcPr>
           <w:p>
+            <w:pPr>
+              <w:spacing w:before="40" w:after="40"/>
+            </w:pPr>
+            <w:r/>
             <w:r>
+              <w:rPr>
+                <w:rFonts w:ascii="Microsoft YaHei" w:hAnsi="Microsoft YaHei" w:eastAsia="微软雅黑"/>
+                <w:sz w:val="21"/>
+              </w:rPr>
               <w:t>钩锁、二段跳/大跳、武器成长、更多敌人</w:t>
             </w:r>
           </w:p>
         </w:tc>
         <w:tc>
           <w:tcPr>
-            <w:tcW w:type="dxa" w:w="2160"/>
+            <w:tcW w:type="dxa" w:w="2351"/>
+            <w:vAlign w:val="center"/>
           </w:tcPr>
           <w:p>
+            <w:pPr>
+              <w:spacing w:before="40" w:after="40"/>
+            </w:pPr>
+            <w:r/>
             <w:r>
+              <w:rPr>
+                <w:rFonts w:ascii="Microsoft YaHei" w:hAnsi="Microsoft YaHei" w:eastAsia="微软雅黑"/>
+                <w:sz w:val="21"/>
+              </w:rPr>
               <w:t>⏳ M2</w:t>
             </w:r>
           </w:p>
@@ -888,40 +1629,76 @@
       <w:tr>
         <w:tc>
           <w:tcPr>
-            <w:tcW w:type="dxa" w:w="2160"/>
+            <w:tcW w:type="dxa" w:w="2351"/>
+            <w:vAlign w:val="center"/>
           </w:tcPr>
           <w:p>
+            <w:pPr>
+              <w:spacing w:before="40" w:after="40"/>
+            </w:pPr>
+            <w:r/>
             <w:r>
+              <w:rPr>
+                <w:rFonts w:ascii="Microsoft YaHei" w:hAnsi="Microsoft YaHei" w:eastAsia="微软雅黑"/>
+                <w:sz w:val="21"/>
+              </w:rPr>
               <w:t>F-13</w:t>
             </w:r>
           </w:p>
         </w:tc>
         <w:tc>
           <w:tcPr>
-            <w:tcW w:type="dxa" w:w="2160"/>
+            <w:tcW w:type="dxa" w:w="2351"/>
+            <w:vAlign w:val="center"/>
           </w:tcPr>
           <w:p>
+            <w:pPr>
+              <w:spacing w:before="40" w:after="40"/>
+            </w:pPr>
+            <w:r/>
             <w:r>
+              <w:rPr>
+                <w:rFonts w:ascii="Microsoft YaHei" w:hAnsi="Microsoft YaHei" w:eastAsia="微软雅黑"/>
+                <w:sz w:val="21"/>
+              </w:rPr>
               <w:t>完整地图</w:t>
             </w:r>
           </w:p>
         </w:tc>
         <w:tc>
           <w:tcPr>
-            <w:tcW w:type="dxa" w:w="2160"/>
+            <w:tcW w:type="dxa" w:w="2351"/>
+            <w:vAlign w:val="center"/>
           </w:tcPr>
           <w:p>
+            <w:pPr>
+              <w:spacing w:before="40" w:after="40"/>
+            </w:pPr>
+            <w:r/>
             <w:r>
+              <w:rPr>
+                <w:rFonts w:ascii="Microsoft YaHei" w:hAnsi="Microsoft YaHei" w:eastAsia="微软雅黑"/>
+                <w:sz w:val="21"/>
+              </w:rPr>
               <w:t>三层地牢、阵营分支</w:t>
             </w:r>
           </w:p>
         </w:tc>
         <w:tc>
           <w:tcPr>
-            <w:tcW w:type="dxa" w:w="2160"/>
+            <w:tcW w:type="dxa" w:w="2351"/>
+            <w:vAlign w:val="center"/>
           </w:tcPr>
           <w:p>
+            <w:pPr>
+              <w:spacing w:before="40" w:after="40"/>
+            </w:pPr>
+            <w:r/>
             <w:r>
+              <w:rPr>
+                <w:rFonts w:ascii="Microsoft YaHei" w:hAnsi="Microsoft YaHei" w:eastAsia="微软雅黑"/>
+                <w:sz w:val="21"/>
+              </w:rPr>
               <w:t>⏳ M3</w:t>
             </w:r>
           </w:p>
@@ -930,47 +1707,87 @@
       <w:tr>
         <w:tc>
           <w:tcPr>
-            <w:tcW w:type="dxa" w:w="2160"/>
+            <w:tcW w:type="dxa" w:w="2351"/>
+            <w:vAlign w:val="center"/>
           </w:tcPr>
           <w:p>
+            <w:pPr>
+              <w:spacing w:before="40" w:after="40"/>
+            </w:pPr>
+            <w:r/>
             <w:r>
+              <w:rPr>
+                <w:rFonts w:ascii="Microsoft YaHei" w:hAnsi="Microsoft YaHei" w:eastAsia="微软雅黑"/>
+                <w:sz w:val="21"/>
+              </w:rPr>
               <w:t>F-14</w:t>
             </w:r>
           </w:p>
         </w:tc>
         <w:tc>
           <w:tcPr>
-            <w:tcW w:type="dxa" w:w="2160"/>
+            <w:tcW w:type="dxa" w:w="2351"/>
+            <w:vAlign w:val="center"/>
           </w:tcPr>
           <w:p>
+            <w:pPr>
+              <w:spacing w:before="40" w:after="40"/>
+            </w:pPr>
+            <w:r/>
             <w:r>
+              <w:rPr>
+                <w:rFonts w:ascii="Microsoft YaHei" w:hAnsi="Microsoft YaHei" w:eastAsia="微软雅黑"/>
+                <w:sz w:val="21"/>
+              </w:rPr>
               <w:t>三结局结算</w:t>
             </w:r>
           </w:p>
         </w:tc>
         <w:tc>
           <w:tcPr>
-            <w:tcW w:type="dxa" w:w="2160"/>
+            <w:tcW w:type="dxa" w:w="2351"/>
+            <w:vAlign w:val="center"/>
           </w:tcPr>
           <w:p>
+            <w:pPr>
+              <w:spacing w:before="40" w:after="40"/>
+            </w:pPr>
+            <w:r/>
             <w:r>
+              <w:rPr>
+                <w:rFonts w:ascii="Microsoft YaHei" w:hAnsi="Microsoft YaHei" w:eastAsia="微软雅黑"/>
+                <w:sz w:val="21"/>
+              </w:rPr>
               <w:t>人类/异化/真 HE</w:t>
             </w:r>
           </w:p>
         </w:tc>
         <w:tc>
           <w:tcPr>
-            <w:tcW w:type="dxa" w:w="2160"/>
+            <w:tcW w:type="dxa" w:w="2351"/>
+            <w:vAlign w:val="center"/>
           </w:tcPr>
           <w:p>
+            <w:pPr>
+              <w:spacing w:before="40" w:after="40"/>
+            </w:pPr>
+            <w:r/>
             <w:r>
+              <w:rPr>
+                <w:rFonts w:ascii="Microsoft YaHei" w:hAnsi="Microsoft YaHei" w:eastAsia="微软雅黑"/>
+                <w:sz w:val="21"/>
+              </w:rPr>
               <w:t>⏳ M3</w:t>
             </w:r>
           </w:p>
         </w:tc>
       </w:tr>
     </w:tbl>
-    <w:p/>
+    <w:p>
+      <w:pPr>
+        <w:spacing w:before="40" w:after="40"/>
+      </w:pPr>
+    </w:p>
     <w:p>
       <w:pPr>
         <w:pStyle w:val="Heading3"/>
@@ -983,51 +1800,105 @@
       <w:tblPr>
         <w:tblStyle w:val="TableGrid"/>
         <w:tblW w:type="auto" w:w="0"/>
+        <w:jc w:val="center"/>
+        <w:tblLayout w:type="autofit"/>
         <w:tblLook w:firstColumn="1" w:firstRow="1" w:lastColumn="0" w:lastRow="0" w:noHBand="0" w:noVBand="1" w:val="04A0"/>
       </w:tblPr>
       <w:tblGrid>
-        <w:gridCol w:w="2160"/>
-        <w:gridCol w:w="2160"/>
-        <w:gridCol w:w="2160"/>
-        <w:gridCol w:w="2160"/>
+        <w:gridCol w:w="2351"/>
+        <w:gridCol w:w="2351"/>
+        <w:gridCol w:w="2351"/>
+        <w:gridCol w:w="2351"/>
       </w:tblGrid>
       <w:tr>
         <w:tc>
           <w:tcPr>
-            <w:tcW w:type="dxa" w:w="2160"/>
+            <w:tcW w:type="dxa" w:w="2351"/>
+            <w:vAlign w:val="center"/>
+            <w:shd w:val="clear" w:color="auto" w:fill="D9E2F3"/>
           </w:tcPr>
           <w:p>
+            <w:pPr>
+              <w:spacing w:before="40" w:after="40"/>
+              <w:jc w:val="center"/>
+            </w:pPr>
+            <w:r/>
             <w:r>
+              <w:rPr>
+                <w:rFonts w:ascii="Microsoft YaHei" w:hAnsi="Microsoft YaHei" w:eastAsia="微软雅黑"/>
+                <w:b/>
+                <w:color w:val="1F3864"/>
+                <w:sz w:val="21"/>
+              </w:rPr>
               <w:t>编号</w:t>
             </w:r>
           </w:p>
         </w:tc>
         <w:tc>
           <w:tcPr>
-            <w:tcW w:type="dxa" w:w="2160"/>
+            <w:tcW w:type="dxa" w:w="2351"/>
+            <w:vAlign w:val="center"/>
+            <w:shd w:val="clear" w:color="auto" w:fill="D9E2F3"/>
           </w:tcPr>
           <w:p>
+            <w:pPr>
+              <w:spacing w:before="40" w:after="40"/>
+              <w:jc w:val="center"/>
+            </w:pPr>
+            <w:r/>
             <w:r>
+              <w:rPr>
+                <w:rFonts w:ascii="Microsoft YaHei" w:hAnsi="Microsoft YaHei" w:eastAsia="微软雅黑"/>
+                <w:b/>
+                <w:color w:val="1F3864"/>
+                <w:sz w:val="21"/>
+              </w:rPr>
               <w:t>需求</w:t>
             </w:r>
           </w:p>
         </w:tc>
         <w:tc>
           <w:tcPr>
-            <w:tcW w:type="dxa" w:w="2160"/>
+            <w:tcW w:type="dxa" w:w="2351"/>
+            <w:vAlign w:val="center"/>
+            <w:shd w:val="clear" w:color="auto" w:fill="D9E2F3"/>
           </w:tcPr>
           <w:p>
+            <w:pPr>
+              <w:spacing w:before="40" w:after="40"/>
+              <w:jc w:val="center"/>
+            </w:pPr>
+            <w:r/>
             <w:r>
+              <w:rPr>
+                <w:rFonts w:ascii="Microsoft YaHei" w:hAnsi="Microsoft YaHei" w:eastAsia="微软雅黑"/>
+                <w:b/>
+                <w:color w:val="1F3864"/>
+                <w:sz w:val="21"/>
+              </w:rPr>
               <w:t>说明</w:t>
             </w:r>
           </w:p>
         </w:tc>
         <w:tc>
           <w:tcPr>
-            <w:tcW w:type="dxa" w:w="2160"/>
+            <w:tcW w:type="dxa" w:w="2351"/>
+            <w:vAlign w:val="center"/>
+            <w:shd w:val="clear" w:color="auto" w:fill="D9E2F3"/>
           </w:tcPr>
           <w:p>
+            <w:pPr>
+              <w:spacing w:before="40" w:after="40"/>
+              <w:jc w:val="center"/>
+            </w:pPr>
+            <w:r/>
             <w:r>
+              <w:rPr>
+                <w:rFonts w:ascii="Microsoft YaHei" w:hAnsi="Microsoft YaHei" w:eastAsia="微软雅黑"/>
+                <w:b/>
+                <w:color w:val="1F3864"/>
+                <w:sz w:val="21"/>
+              </w:rPr>
               <w:t>状态</w:t>
             </w:r>
           </w:p>
@@ -1036,40 +1907,76 @@
       <w:tr>
         <w:tc>
           <w:tcPr>
-            <w:tcW w:type="dxa" w:w="2160"/>
+            <w:tcW w:type="dxa" w:w="2351"/>
+            <w:vAlign w:val="center"/>
           </w:tcPr>
           <w:p>
+            <w:pPr>
+              <w:spacing w:before="40" w:after="40"/>
+            </w:pPr>
+            <w:r/>
             <w:r>
+              <w:rPr>
+                <w:rFonts w:ascii="Microsoft YaHei" w:hAnsi="Microsoft YaHei" w:eastAsia="微软雅黑"/>
+                <w:sz w:val="21"/>
+              </w:rPr>
               <w:t>F-15</w:t>
             </w:r>
           </w:p>
         </w:tc>
         <w:tc>
           <w:tcPr>
-            <w:tcW w:type="dxa" w:w="2160"/>
+            <w:tcW w:type="dxa" w:w="2351"/>
+            <w:vAlign w:val="center"/>
           </w:tcPr>
           <w:p>
+            <w:pPr>
+              <w:spacing w:before="40" w:after="40"/>
+            </w:pPr>
+            <w:r/>
             <w:r>
+              <w:rPr>
+                <w:rFonts w:ascii="Microsoft YaHei" w:hAnsi="Microsoft YaHei" w:eastAsia="微软雅黑"/>
+                <w:sz w:val="21"/>
+              </w:rPr>
               <w:t>健康探针</w:t>
             </w:r>
           </w:p>
         </w:tc>
         <w:tc>
           <w:tcPr>
-            <w:tcW w:type="dxa" w:w="2160"/>
+            <w:tcW w:type="dxa" w:w="2351"/>
+            <w:vAlign w:val="center"/>
           </w:tcPr>
           <w:p>
+            <w:pPr>
+              <w:spacing w:before="40" w:after="40"/>
+            </w:pPr>
+            <w:r/>
             <w:r>
+              <w:rPr>
+                <w:rFonts w:ascii="Microsoft YaHei" w:hAnsi="Microsoft YaHei" w:eastAsia="微软雅黑"/>
+                <w:sz w:val="21"/>
+              </w:rPr>
               <w:t>GET /api/v1/health</w:t>
             </w:r>
           </w:p>
         </w:tc>
         <w:tc>
           <w:tcPr>
-            <w:tcW w:type="dxa" w:w="2160"/>
+            <w:tcW w:type="dxa" w:w="2351"/>
+            <w:vAlign w:val="center"/>
           </w:tcPr>
           <w:p>
+            <w:pPr>
+              <w:spacing w:before="40" w:after="40"/>
+            </w:pPr>
+            <w:r/>
             <w:r>
+              <w:rPr>
+                <w:rFonts w:ascii="Microsoft YaHei" w:hAnsi="Microsoft YaHei" w:eastAsia="微软雅黑"/>
+                <w:sz w:val="21"/>
+              </w:rPr>
               <w:t>✅</w:t>
             </w:r>
           </w:p>
@@ -1078,40 +1985,76 @@
       <w:tr>
         <w:tc>
           <w:tcPr>
-            <w:tcW w:type="dxa" w:w="2160"/>
+            <w:tcW w:type="dxa" w:w="2351"/>
+            <w:vAlign w:val="center"/>
           </w:tcPr>
           <w:p>
+            <w:pPr>
+              <w:spacing w:before="40" w:after="40"/>
+            </w:pPr>
+            <w:r/>
             <w:r>
+              <w:rPr>
+                <w:rFonts w:ascii="Microsoft YaHei" w:hAnsi="Microsoft YaHei" w:eastAsia="微软雅黑"/>
+                <w:sz w:val="21"/>
+              </w:rPr>
               <w:t>F-16</w:t>
             </w:r>
           </w:p>
         </w:tc>
         <w:tc>
           <w:tcPr>
-            <w:tcW w:type="dxa" w:w="2160"/>
+            <w:tcW w:type="dxa" w:w="2351"/>
+            <w:vAlign w:val="center"/>
           </w:tcPr>
           <w:p>
+            <w:pPr>
+              <w:spacing w:before="40" w:after="40"/>
+            </w:pPr>
+            <w:r/>
             <w:r>
+              <w:rPr>
+                <w:rFonts w:ascii="Microsoft YaHei" w:hAnsi="Microsoft YaHei" w:eastAsia="微软雅黑"/>
+                <w:sz w:val="21"/>
+              </w:rPr>
               <w:t>账号</w:t>
             </w:r>
           </w:p>
         </w:tc>
         <w:tc>
           <w:tcPr>
-            <w:tcW w:type="dxa" w:w="2160"/>
+            <w:tcW w:type="dxa" w:w="2351"/>
+            <w:vAlign w:val="center"/>
           </w:tcPr>
           <w:p>
+            <w:pPr>
+              <w:spacing w:before="40" w:after="40"/>
+            </w:pPr>
+            <w:r/>
             <w:r>
+              <w:rPr>
+                <w:rFonts w:ascii="Microsoft YaHei" w:hAnsi="Microsoft YaHei" w:eastAsia="微软雅黑"/>
+                <w:sz w:val="21"/>
+              </w:rPr>
               <w:t>注册/登录/token</w:t>
             </w:r>
           </w:p>
         </w:tc>
         <w:tc>
           <w:tcPr>
-            <w:tcW w:type="dxa" w:w="2160"/>
+            <w:tcW w:type="dxa" w:w="2351"/>
+            <w:vAlign w:val="center"/>
           </w:tcPr>
           <w:p>
+            <w:pPr>
+              <w:spacing w:before="40" w:after="40"/>
+            </w:pPr>
+            <w:r/>
             <w:r>
+              <w:rPr>
+                <w:rFonts w:ascii="Microsoft YaHei" w:hAnsi="Microsoft YaHei" w:eastAsia="微软雅黑"/>
+                <w:sz w:val="21"/>
+              </w:rPr>
               <w:t>⏳ M2</w:t>
             </w:r>
           </w:p>
@@ -1120,40 +2063,76 @@
       <w:tr>
         <w:tc>
           <w:tcPr>
-            <w:tcW w:type="dxa" w:w="2160"/>
+            <w:tcW w:type="dxa" w:w="2351"/>
+            <w:vAlign w:val="center"/>
           </w:tcPr>
           <w:p>
+            <w:pPr>
+              <w:spacing w:before="40" w:after="40"/>
+            </w:pPr>
+            <w:r/>
             <w:r>
+              <w:rPr>
+                <w:rFonts w:ascii="Microsoft YaHei" w:hAnsi="Microsoft YaHei" w:eastAsia="微软雅黑"/>
+                <w:sz w:val="21"/>
+              </w:rPr>
               <w:t>F-17</w:t>
             </w:r>
           </w:p>
         </w:tc>
         <w:tc>
           <w:tcPr>
-            <w:tcW w:type="dxa" w:w="2160"/>
+            <w:tcW w:type="dxa" w:w="2351"/>
+            <w:vAlign w:val="center"/>
           </w:tcPr>
           <w:p>
+            <w:pPr>
+              <w:spacing w:before="40" w:after="40"/>
+            </w:pPr>
+            <w:r/>
             <w:r>
+              <w:rPr>
+                <w:rFonts w:ascii="Microsoft YaHei" w:hAnsi="Microsoft YaHei" w:eastAsia="微软雅黑"/>
+                <w:sz w:val="21"/>
+              </w:rPr>
               <w:t>远程存档</w:t>
             </w:r>
           </w:p>
         </w:tc>
         <w:tc>
           <w:tcPr>
-            <w:tcW w:type="dxa" w:w="2160"/>
+            <w:tcW w:type="dxa" w:w="2351"/>
+            <w:vAlign w:val="center"/>
           </w:tcPr>
           <w:p>
+            <w:pPr>
+              <w:spacing w:before="40" w:after="40"/>
+            </w:pPr>
+            <w:r/>
             <w:r>
+              <w:rPr>
+                <w:rFonts w:ascii="Microsoft YaHei" w:hAnsi="Microsoft YaHei" w:eastAsia="微软雅黑"/>
+                <w:sz w:val="21"/>
+              </w:rPr>
               <w:t>GET/PUT /api/v1/saves/{slot}</w:t>
             </w:r>
           </w:p>
         </w:tc>
         <w:tc>
           <w:tcPr>
-            <w:tcW w:type="dxa" w:w="2160"/>
+            <w:tcW w:type="dxa" w:w="2351"/>
+            <w:vAlign w:val="center"/>
           </w:tcPr>
           <w:p>
+            <w:pPr>
+              <w:spacing w:before="40" w:after="40"/>
+            </w:pPr>
+            <w:r/>
             <w:r>
+              <w:rPr>
+                <w:rFonts w:ascii="Microsoft YaHei" w:hAnsi="Microsoft YaHei" w:eastAsia="微软雅黑"/>
+                <w:sz w:val="21"/>
+              </w:rPr>
               <w:t>⏳ M2</w:t>
             </w:r>
           </w:p>
@@ -1162,40 +2141,76 @@
       <w:tr>
         <w:tc>
           <w:tcPr>
-            <w:tcW w:type="dxa" w:w="2160"/>
+            <w:tcW w:type="dxa" w:w="2351"/>
+            <w:vAlign w:val="center"/>
           </w:tcPr>
           <w:p>
+            <w:pPr>
+              <w:spacing w:before="40" w:after="40"/>
+            </w:pPr>
+            <w:r/>
             <w:r>
+              <w:rPr>
+                <w:rFonts w:ascii="Microsoft YaHei" w:hAnsi="Microsoft YaHei" w:eastAsia="微软雅黑"/>
+                <w:sz w:val="21"/>
+              </w:rPr>
               <w:t>F-18</w:t>
             </w:r>
           </w:p>
         </w:tc>
         <w:tc>
           <w:tcPr>
-            <w:tcW w:type="dxa" w:w="2160"/>
+            <w:tcW w:type="dxa" w:w="2351"/>
+            <w:vAlign w:val="center"/>
           </w:tcPr>
           <w:p>
+            <w:pPr>
+              <w:spacing w:before="40" w:after="40"/>
+            </w:pPr>
+            <w:r/>
             <w:r>
+              <w:rPr>
+                <w:rFonts w:ascii="Microsoft YaHei" w:hAnsi="Microsoft YaHei" w:eastAsia="微软雅黑"/>
+                <w:sz w:val="21"/>
+              </w:rPr>
               <w:t>统计埋点</w:t>
             </w:r>
           </w:p>
         </w:tc>
         <w:tc>
           <w:tcPr>
-            <w:tcW w:type="dxa" w:w="2160"/>
+            <w:tcW w:type="dxa" w:w="2351"/>
+            <w:vAlign w:val="center"/>
           </w:tcPr>
           <w:p>
+            <w:pPr>
+              <w:spacing w:before="40" w:after="40"/>
+            </w:pPr>
+            <w:r/>
             <w:r>
+              <w:rPr>
+                <w:rFonts w:ascii="Microsoft YaHei" w:hAnsi="Microsoft YaHei" w:eastAsia="微软雅黑"/>
+                <w:sz w:val="21"/>
+              </w:rPr>
               <w:t>POST /api/v1/events</w:t>
             </w:r>
           </w:p>
         </w:tc>
         <w:tc>
           <w:tcPr>
-            <w:tcW w:type="dxa" w:w="2160"/>
+            <w:tcW w:type="dxa" w:w="2351"/>
+            <w:vAlign w:val="center"/>
           </w:tcPr>
           <w:p>
+            <w:pPr>
+              <w:spacing w:before="40" w:after="40"/>
+            </w:pPr>
+            <w:r/>
             <w:r>
+              <w:rPr>
+                <w:rFonts w:ascii="Microsoft YaHei" w:hAnsi="Microsoft YaHei" w:eastAsia="微软雅黑"/>
+                <w:sz w:val="21"/>
+              </w:rPr>
               <w:t>⏳ M2</w:t>
             </w:r>
           </w:p>
@@ -1204,47 +2219,87 @@
       <w:tr>
         <w:tc>
           <w:tcPr>
-            <w:tcW w:type="dxa" w:w="2160"/>
+            <w:tcW w:type="dxa" w:w="2351"/>
+            <w:vAlign w:val="center"/>
           </w:tcPr>
           <w:p>
+            <w:pPr>
+              <w:spacing w:before="40" w:after="40"/>
+            </w:pPr>
+            <w:r/>
             <w:r>
+              <w:rPr>
+                <w:rFonts w:ascii="Microsoft YaHei" w:hAnsi="Microsoft YaHei" w:eastAsia="微软雅黑"/>
+                <w:sz w:val="21"/>
+              </w:rPr>
               <w:t>F-19</w:t>
             </w:r>
           </w:p>
         </w:tc>
         <w:tc>
           <w:tcPr>
-            <w:tcW w:type="dxa" w:w="2160"/>
+            <w:tcW w:type="dxa" w:w="2351"/>
+            <w:vAlign w:val="center"/>
           </w:tcPr>
           <w:p>
+            <w:pPr>
+              <w:spacing w:before="40" w:after="40"/>
+            </w:pPr>
+            <w:r/>
             <w:r>
+              <w:rPr>
+                <w:rFonts w:ascii="Microsoft YaHei" w:hAnsi="Microsoft YaHei" w:eastAsia="微软雅黑"/>
+                <w:sz w:val="21"/>
+              </w:rPr>
               <w:t>排行榜</w:t>
             </w:r>
           </w:p>
         </w:tc>
         <w:tc>
           <w:tcPr>
-            <w:tcW w:type="dxa" w:w="2160"/>
+            <w:tcW w:type="dxa" w:w="2351"/>
+            <w:vAlign w:val="center"/>
           </w:tcPr>
           <w:p>
+            <w:pPr>
+              <w:spacing w:before="40" w:after="40"/>
+            </w:pPr>
+            <w:r/>
             <w:r>
+              <w:rPr>
+                <w:rFonts w:ascii="Microsoft YaHei" w:hAnsi="Microsoft YaHei" w:eastAsia="微软雅黑"/>
+                <w:sz w:val="21"/>
+              </w:rPr>
               <w:t>GET /api/v1/leaderboard</w:t>
             </w:r>
           </w:p>
         </w:tc>
         <w:tc>
           <w:tcPr>
-            <w:tcW w:type="dxa" w:w="2160"/>
+            <w:tcW w:type="dxa" w:w="2351"/>
+            <w:vAlign w:val="center"/>
           </w:tcPr>
           <w:p>
+            <w:pPr>
+              <w:spacing w:before="40" w:after="40"/>
+            </w:pPr>
+            <w:r/>
             <w:r>
+              <w:rPr>
+                <w:rFonts w:ascii="Microsoft YaHei" w:hAnsi="Microsoft YaHei" w:eastAsia="微软雅黑"/>
+                <w:sz w:val="21"/>
+              </w:rPr>
               <w:t>⏳ M2</w:t>
             </w:r>
           </w:p>
         </w:tc>
       </w:tr>
     </w:tbl>
-    <w:p/>
+    <w:p>
+      <w:pPr>
+        <w:spacing w:before="40" w:after="40"/>
+      </w:pPr>
+    </w:p>
     <w:p>
       <w:pPr>
         <w:pStyle w:val="Heading3"/>
@@ -1257,51 +2312,105 @@
       <w:tblPr>
         <w:tblStyle w:val="TableGrid"/>
         <w:tblW w:type="auto" w:w="0"/>
+        <w:jc w:val="center"/>
+        <w:tblLayout w:type="autofit"/>
         <w:tblLook w:firstColumn="1" w:firstRow="1" w:lastColumn="0" w:lastRow="0" w:noHBand="0" w:noVBand="1" w:val="04A0"/>
       </w:tblPr>
       <w:tblGrid>
-        <w:gridCol w:w="2160"/>
-        <w:gridCol w:w="2160"/>
-        <w:gridCol w:w="2160"/>
-        <w:gridCol w:w="2160"/>
+        <w:gridCol w:w="2351"/>
+        <w:gridCol w:w="2351"/>
+        <w:gridCol w:w="2351"/>
+        <w:gridCol w:w="2351"/>
       </w:tblGrid>
       <w:tr>
         <w:tc>
           <w:tcPr>
-            <w:tcW w:type="dxa" w:w="2160"/>
+            <w:tcW w:type="dxa" w:w="2351"/>
+            <w:vAlign w:val="center"/>
+            <w:shd w:val="clear" w:color="auto" w:fill="D9E2F3"/>
           </w:tcPr>
           <w:p>
+            <w:pPr>
+              <w:spacing w:before="40" w:after="40"/>
+              <w:jc w:val="center"/>
+            </w:pPr>
+            <w:r/>
             <w:r>
+              <w:rPr>
+                <w:rFonts w:ascii="Microsoft YaHei" w:hAnsi="Microsoft YaHei" w:eastAsia="微软雅黑"/>
+                <w:b/>
+                <w:color w:val="1F3864"/>
+                <w:sz w:val="21"/>
+              </w:rPr>
               <w:t>编号</w:t>
             </w:r>
           </w:p>
         </w:tc>
         <w:tc>
           <w:tcPr>
-            <w:tcW w:type="dxa" w:w="2160"/>
+            <w:tcW w:type="dxa" w:w="2351"/>
+            <w:vAlign w:val="center"/>
+            <w:shd w:val="clear" w:color="auto" w:fill="D9E2F3"/>
           </w:tcPr>
           <w:p>
+            <w:pPr>
+              <w:spacing w:before="40" w:after="40"/>
+              <w:jc w:val="center"/>
+            </w:pPr>
+            <w:r/>
             <w:r>
+              <w:rPr>
+                <w:rFonts w:ascii="Microsoft YaHei" w:hAnsi="Microsoft YaHei" w:eastAsia="微软雅黑"/>
+                <w:b/>
+                <w:color w:val="1F3864"/>
+                <w:sz w:val="21"/>
+              </w:rPr>
               <w:t>需求</w:t>
             </w:r>
           </w:p>
         </w:tc>
         <w:tc>
           <w:tcPr>
-            <w:tcW w:type="dxa" w:w="2160"/>
+            <w:tcW w:type="dxa" w:w="2351"/>
+            <w:vAlign w:val="center"/>
+            <w:shd w:val="clear" w:color="auto" w:fill="D9E2F3"/>
           </w:tcPr>
           <w:p>
+            <w:pPr>
+              <w:spacing w:before="40" w:after="40"/>
+              <w:jc w:val="center"/>
+            </w:pPr>
+            <w:r/>
             <w:r>
+              <w:rPr>
+                <w:rFonts w:ascii="Microsoft YaHei" w:hAnsi="Microsoft YaHei" w:eastAsia="微软雅黑"/>
+                <w:b/>
+                <w:color w:val="1F3864"/>
+                <w:sz w:val="21"/>
+              </w:rPr>
               <w:t>说明</w:t>
             </w:r>
           </w:p>
         </w:tc>
         <w:tc>
           <w:tcPr>
-            <w:tcW w:type="dxa" w:w="2160"/>
+            <w:tcW w:type="dxa" w:w="2351"/>
+            <w:vAlign w:val="center"/>
+            <w:shd w:val="clear" w:color="auto" w:fill="D9E2F3"/>
           </w:tcPr>
           <w:p>
+            <w:pPr>
+              <w:spacing w:before="40" w:after="40"/>
+              <w:jc w:val="center"/>
+            </w:pPr>
+            <w:r/>
             <w:r>
+              <w:rPr>
+                <w:rFonts w:ascii="Microsoft YaHei" w:hAnsi="Microsoft YaHei" w:eastAsia="微软雅黑"/>
+                <w:b/>
+                <w:color w:val="1F3864"/>
+                <w:sz w:val="21"/>
+              </w:rPr>
               <w:t>状态</w:t>
             </w:r>
           </w:p>
@@ -1310,40 +2419,76 @@
       <w:tr>
         <w:tc>
           <w:tcPr>
-            <w:tcW w:type="dxa" w:w="2160"/>
+            <w:tcW w:type="dxa" w:w="2351"/>
+            <w:vAlign w:val="center"/>
           </w:tcPr>
           <w:p>
+            <w:pPr>
+              <w:spacing w:before="40" w:after="40"/>
+            </w:pPr>
+            <w:r/>
             <w:r>
+              <w:rPr>
+                <w:rFonts w:ascii="Microsoft YaHei" w:hAnsi="Microsoft YaHei" w:eastAsia="微软雅黑"/>
+                <w:sz w:val="21"/>
+              </w:rPr>
               <w:t>F-20</w:t>
             </w:r>
           </w:p>
         </w:tc>
         <w:tc>
           <w:tcPr>
-            <w:tcW w:type="dxa" w:w="2160"/>
+            <w:tcW w:type="dxa" w:w="2351"/>
+            <w:vAlign w:val="center"/>
           </w:tcPr>
           <w:p>
+            <w:pPr>
+              <w:spacing w:before="40" w:after="40"/>
+            </w:pPr>
+            <w:r/>
             <w:r>
+              <w:rPr>
+                <w:rFonts w:ascii="Microsoft YaHei" w:hAnsi="Microsoft YaHei" w:eastAsia="微软雅黑"/>
+                <w:sz w:val="21"/>
+              </w:rPr>
               <w:t>数据管道</w:t>
             </w:r>
           </w:p>
         </w:tc>
         <w:tc>
           <w:tcPr>
-            <w:tcW w:type="dxa" w:w="2160"/>
+            <w:tcW w:type="dxa" w:w="2351"/>
+            <w:vAlign w:val="center"/>
           </w:tcPr>
           <w:p>
+            <w:pPr>
+              <w:spacing w:before="40" w:after="40"/>
+            </w:pPr>
+            <w:r/>
             <w:r>
+              <w:rPr>
+                <w:rFonts w:ascii="Microsoft YaHei" w:hAnsi="Microsoft YaHei" w:eastAsia="微软雅黑"/>
+                <w:sz w:val="21"/>
+              </w:rPr>
               <w:t>SQL → SQLite → JSON，运行时加载</w:t>
             </w:r>
           </w:p>
         </w:tc>
         <w:tc>
           <w:tcPr>
-            <w:tcW w:type="dxa" w:w="2160"/>
+            <w:tcW w:type="dxa" w:w="2351"/>
+            <w:vAlign w:val="center"/>
           </w:tcPr>
           <w:p>
+            <w:pPr>
+              <w:spacing w:before="40" w:after="40"/>
+            </w:pPr>
+            <w:r/>
             <w:r>
+              <w:rPr>
+                <w:rFonts w:ascii="Microsoft YaHei" w:hAnsi="Microsoft YaHei" w:eastAsia="微软雅黑"/>
+                <w:sz w:val="21"/>
+              </w:rPr>
               <w:t>✅</w:t>
             </w:r>
           </w:p>
@@ -1352,40 +2497,76 @@
       <w:tr>
         <w:tc>
           <w:tcPr>
-            <w:tcW w:type="dxa" w:w="2160"/>
+            <w:tcW w:type="dxa" w:w="2351"/>
+            <w:vAlign w:val="center"/>
           </w:tcPr>
           <w:p>
+            <w:pPr>
+              <w:spacing w:before="40" w:after="40"/>
+            </w:pPr>
+            <w:r/>
             <w:r>
+              <w:rPr>
+                <w:rFonts w:ascii="Microsoft YaHei" w:hAnsi="Microsoft YaHei" w:eastAsia="微软雅黑"/>
+                <w:sz w:val="21"/>
+              </w:rPr>
               <w:t>F-21</w:t>
             </w:r>
           </w:p>
         </w:tc>
         <w:tc>
           <w:tcPr>
-            <w:tcW w:type="dxa" w:w="2160"/>
+            <w:tcW w:type="dxa" w:w="2351"/>
+            <w:vAlign w:val="center"/>
           </w:tcPr>
           <w:p>
+            <w:pPr>
+              <w:spacing w:before="40" w:after="40"/>
+            </w:pPr>
+            <w:r/>
             <w:r>
+              <w:rPr>
+                <w:rFonts w:ascii="Microsoft YaHei" w:hAnsi="Microsoft YaHei" w:eastAsia="微软雅黑"/>
+                <w:sz w:val="21"/>
+              </w:rPr>
               <w:t>docker 全栈</w:t>
             </w:r>
           </w:p>
         </w:tc>
         <w:tc>
           <w:tcPr>
-            <w:tcW w:type="dxa" w:w="2160"/>
+            <w:tcW w:type="dxa" w:w="2351"/>
+            <w:vAlign w:val="center"/>
           </w:tcPr>
           <w:p>
+            <w:pPr>
+              <w:spacing w:before="40" w:after="40"/>
+            </w:pPr>
+            <w:r/>
             <w:r>
+              <w:rPr>
+                <w:rFonts w:ascii="Microsoft YaHei" w:hAnsi="Microsoft YaHei" w:eastAsia="微软雅黑"/>
+                <w:sz w:val="21"/>
+              </w:rPr>
               <w:t>mysql8 + server + nginx 一键拉起</w:t>
             </w:r>
           </w:p>
         </w:tc>
         <w:tc>
           <w:tcPr>
-            <w:tcW w:type="dxa" w:w="2160"/>
+            <w:tcW w:type="dxa" w:w="2351"/>
+            <w:vAlign w:val="center"/>
           </w:tcPr>
           <w:p>
+            <w:pPr>
+              <w:spacing w:before="40" w:after="40"/>
+            </w:pPr>
+            <w:r/>
             <w:r>
+              <w:rPr>
+                <w:rFonts w:ascii="Microsoft YaHei" w:hAnsi="Microsoft YaHei" w:eastAsia="微软雅黑"/>
+                <w:sz w:val="21"/>
+              </w:rPr>
               <w:t>⏳ M2</w:t>
             </w:r>
           </w:p>
@@ -1394,40 +2575,76 @@
       <w:tr>
         <w:tc>
           <w:tcPr>
-            <w:tcW w:type="dxa" w:w="2160"/>
+            <w:tcW w:type="dxa" w:w="2351"/>
+            <w:vAlign w:val="center"/>
           </w:tcPr>
           <w:p>
+            <w:pPr>
+              <w:spacing w:before="40" w:after="40"/>
+            </w:pPr>
+            <w:r/>
             <w:r>
+              <w:rPr>
+                <w:rFonts w:ascii="Microsoft YaHei" w:hAnsi="Microsoft YaHei" w:eastAsia="微软雅黑"/>
+                <w:sz w:val="21"/>
+              </w:rPr>
               <w:t>F-22</w:t>
             </w:r>
           </w:p>
         </w:tc>
         <w:tc>
           <w:tcPr>
-            <w:tcW w:type="dxa" w:w="2160"/>
+            <w:tcW w:type="dxa" w:w="2351"/>
+            <w:vAlign w:val="center"/>
           </w:tcPr>
           <w:p>
+            <w:pPr>
+              <w:spacing w:before="40" w:after="40"/>
+            </w:pPr>
+            <w:r/>
             <w:r>
+              <w:rPr>
+                <w:rFonts w:ascii="Microsoft YaHei" w:hAnsi="Microsoft YaHei" w:eastAsia="微软雅黑"/>
+                <w:sz w:val="21"/>
+              </w:rPr>
               <w:t>Web 导出</w:t>
             </w:r>
           </w:p>
         </w:tc>
         <w:tc>
           <w:tcPr>
-            <w:tcW w:type="dxa" w:w="2160"/>
+            <w:tcW w:type="dxa" w:w="2351"/>
+            <w:vAlign w:val="center"/>
           </w:tcPr>
           <w:p>
+            <w:pPr>
+              <w:spacing w:before="40" w:after="40"/>
+            </w:pPr>
+            <w:r/>
             <w:r>
+              <w:rPr>
+                <w:rFonts w:ascii="Microsoft YaHei" w:hAnsi="Microsoft YaHei" w:eastAsia="微软雅黑"/>
+                <w:sz w:val="21"/>
+              </w:rPr>
               <w:t>浏览器可玩</w:t>
             </w:r>
           </w:p>
         </w:tc>
         <w:tc>
           <w:tcPr>
-            <w:tcW w:type="dxa" w:w="2160"/>
+            <w:tcW w:type="dxa" w:w="2351"/>
+            <w:vAlign w:val="center"/>
           </w:tcPr>
           <w:p>
+            <w:pPr>
+              <w:spacing w:before="40" w:after="40"/>
+            </w:pPr>
+            <w:r/>
             <w:r>
+              <w:rPr>
+                <w:rFonts w:ascii="Microsoft YaHei" w:hAnsi="Microsoft YaHei" w:eastAsia="微软雅黑"/>
+                <w:sz w:val="21"/>
+              </w:rPr>
               <w:t>⏳ M2</w:t>
             </w:r>
           </w:p>
@@ -1436,47 +2653,87 @@
       <w:tr>
         <w:tc>
           <w:tcPr>
-            <w:tcW w:type="dxa" w:w="2160"/>
+            <w:tcW w:type="dxa" w:w="2351"/>
+            <w:vAlign w:val="center"/>
           </w:tcPr>
           <w:p>
+            <w:pPr>
+              <w:spacing w:before="40" w:after="40"/>
+            </w:pPr>
+            <w:r/>
             <w:r>
+              <w:rPr>
+                <w:rFonts w:ascii="Microsoft YaHei" w:hAnsi="Microsoft YaHei" w:eastAsia="微软雅黑"/>
+                <w:sz w:val="21"/>
+              </w:rPr>
               <w:t>F-23</w:t>
             </w:r>
           </w:p>
         </w:tc>
         <w:tc>
           <w:tcPr>
-            <w:tcW w:type="dxa" w:w="2160"/>
+            <w:tcW w:type="dxa" w:w="2351"/>
+            <w:vAlign w:val="center"/>
           </w:tcPr>
           <w:p>
+            <w:pPr>
+              <w:spacing w:before="40" w:after="40"/>
+            </w:pPr>
+            <w:r/>
             <w:r>
+              <w:rPr>
+                <w:rFonts w:ascii="Microsoft YaHei" w:hAnsi="Microsoft YaHei" w:eastAsia="微软雅黑"/>
+                <w:sz w:val="21"/>
+              </w:rPr>
               <w:t>数据看板</w:t>
             </w:r>
           </w:p>
         </w:tc>
         <w:tc>
           <w:tcPr>
-            <w:tcW w:type="dxa" w:w="2160"/>
+            <w:tcW w:type="dxa" w:w="2351"/>
+            <w:vAlign w:val="center"/>
           </w:tcPr>
           <w:p>
+            <w:pPr>
+              <w:spacing w:before="40" w:after="40"/>
+            </w:pPr>
+            <w:r/>
             <w:r>
+              <w:rPr>
+                <w:rFonts w:ascii="Microsoft YaHei" w:hAnsi="Microsoft YaHei" w:eastAsia="微软雅黑"/>
+                <w:sz w:val="21"/>
+              </w:rPr>
               <w:t>玩家数/事件/结局分布</w:t>
             </w:r>
           </w:p>
         </w:tc>
         <w:tc>
           <w:tcPr>
-            <w:tcW w:type="dxa" w:w="2160"/>
+            <w:tcW w:type="dxa" w:w="2351"/>
+            <w:vAlign w:val="center"/>
           </w:tcPr>
           <w:p>
+            <w:pPr>
+              <w:spacing w:before="40" w:after="40"/>
+            </w:pPr>
+            <w:r/>
             <w:r>
+              <w:rPr>
+                <w:rFonts w:ascii="Microsoft YaHei" w:hAnsi="Microsoft YaHei" w:eastAsia="微软雅黑"/>
+                <w:sz w:val="21"/>
+              </w:rPr>
               <w:t>⏳ 有余力</w:t>
             </w:r>
           </w:p>
         </w:tc>
       </w:tr>
     </w:tbl>
-    <w:p/>
+    <w:p>
+      <w:pPr>
+        <w:spacing w:before="40" w:after="40"/>
+      </w:pPr>
+    </w:p>
     <w:p>
       <w:pPr>
         <w:pStyle w:val="Heading2"/>
@@ -1495,12 +2752,19 @@
     </w:p>
     <w:p>
       <w:pPr>
+        <w:spacing w:before="80" w:after="40"/>
         <w:jc w:val="center"/>
+        <w:pBdr>
+          <w:top w:val="single" w:sz="4" w:space="4" w:color="BFBFBF"/>
+          <w:left w:val="single" w:sz="4" w:space="4" w:color="BFBFBF"/>
+          <w:bottom w:val="single" w:sz="4" w:space="4" w:color="BFBFBF"/>
+          <w:right w:val="single" w:sz="4" w:space="4" w:color="BFBFBF"/>
+        </w:pBdr>
       </w:pPr>
       <w:r>
         <w:drawing>
           <wp:inline xmlns:a="http://schemas.openxmlformats.org/drawingml/2006/main" xmlns:pic="http://schemas.openxmlformats.org/drawingml/2006/picture">
-            <wp:extent cx="5400000" cy="4572125"/>
+            <wp:extent cx="5220000" cy="4419721"/>
             <wp:docPr id="1" name="Picture 1"/>
             <wp:cNvGraphicFramePr>
               <a:graphicFrameLocks noChangeAspect="1"/>
@@ -1513,7 +2777,7 @@
                     <pic:cNvPicPr/>
                   </pic:nvPicPr>
                   <pic:blipFill>
-                    <a:blip r:embed="rId9"/>
+                    <a:blip r:embed="rId10"/>
                     <a:stretch>
                       <a:fillRect/>
                     </a:stretch>
@@ -1521,7 +2785,7 @@
                   <pic:spPr>
                     <a:xfrm>
                       <a:off x="0" y="0"/>
-                      <a:ext cx="5400000" cy="4572125"/>
+                      <a:ext cx="5220000" cy="4419721"/>
                     </a:xfrm>
                     <a:prstGeom prst="rect"/>
                   </pic:spPr>
@@ -1538,6 +2802,8 @@
       </w:pPr>
       <w:r>
         <w:rPr>
+          <w:rFonts w:ascii="Microsoft YaHei" w:hAnsi="Microsoft YaHei" w:eastAsia="微软雅黑"/>
+          <w:color w:val="595959"/>
           <w:sz w:val="18"/>
         </w:rPr>
         <w:t>共生之缚系统用例图</w:t>
@@ -1546,32 +2812,52 @@
     <w:p>
       <w:pPr>
         <w:pStyle w:val="ListBullet"/>
+        <w:spacing w:after="40"/>
       </w:pPr>
       <w:r>
+        <w:rPr>
+          <w:rFonts w:ascii="Microsoft YaHei" w:hAnsi="Microsoft YaHei" w:eastAsia="微软雅黑"/>
+          <w:sz w:val="21"/>
+        </w:rPr>
         <w:t>参与者：玩家（游客/账号）、组员。</w:t>
       </w:r>
     </w:p>
     <w:p>
       <w:pPr>
         <w:pStyle w:val="ListBullet"/>
+        <w:spacing w:after="40"/>
       </w:pPr>
       <w:r>
+        <w:rPr>
+          <w:rFonts w:ascii="Microsoft YaHei" w:hAnsi="Microsoft YaHei" w:eastAsia="微软雅黑"/>
+          <w:sz w:val="21"/>
+        </w:rPr>
         <w:t>客户端用例：开始游戏与教学、移动/跳跃/攻击/下劈、拾取肢体与祭坛献祭、本地存档/读档。</w:t>
       </w:r>
     </w:p>
     <w:p>
       <w:pPr>
         <w:pStyle w:val="ListBullet"/>
+        <w:spacing w:after="40"/>
       </w:pPr>
       <w:r>
+        <w:rPr>
+          <w:rFonts w:ascii="Microsoft YaHei" w:hAnsi="Microsoft YaHei" w:eastAsia="微软雅黑"/>
+          <w:sz w:val="21"/>
+        </w:rPr>
         <w:t>后端用例：注册/登录、远程存档同步、统计埋点上报、排行榜。</w:t>
       </w:r>
     </w:p>
     <w:p>
       <w:pPr>
         <w:pStyle w:val="ListBullet"/>
+        <w:spacing w:after="40"/>
       </w:pPr>
       <w:r>
+        <w:rPr>
+          <w:rFonts w:ascii="Microsoft YaHei" w:hAnsi="Microsoft YaHei" w:eastAsia="微软雅黑"/>
+          <w:sz w:val="21"/>
+        </w:rPr>
         <w:t>账号玩家泛化自游客：可做游客全部操作，另加联网功能。</w:t>
       </w:r>
     </w:p>
@@ -1585,12 +2871,19 @@
     </w:p>
     <w:p>
       <w:pPr>
+        <w:spacing w:before="80" w:after="40"/>
         <w:jc w:val="center"/>
+        <w:pBdr>
+          <w:top w:val="single" w:sz="4" w:space="4" w:color="BFBFBF"/>
+          <w:left w:val="single" w:sz="4" w:space="4" w:color="BFBFBF"/>
+          <w:bottom w:val="single" w:sz="4" w:space="4" w:color="BFBFBF"/>
+          <w:right w:val="single" w:sz="4" w:space="4" w:color="BFBFBF"/>
+        </w:pBdr>
       </w:pPr>
       <w:r>
         <w:drawing>
           <wp:inline xmlns:a="http://schemas.openxmlformats.org/drawingml/2006/main" xmlns:pic="http://schemas.openxmlformats.org/drawingml/2006/picture">
-            <wp:extent cx="5400000" cy="3827848"/>
+            <wp:extent cx="5220000" cy="3700253"/>
             <wp:docPr id="2" name="Picture 2"/>
             <wp:cNvGraphicFramePr>
               <a:graphicFrameLocks noChangeAspect="1"/>
@@ -1603,7 +2896,7 @@
                     <pic:cNvPicPr/>
                   </pic:nvPicPr>
                   <pic:blipFill>
-                    <a:blip r:embed="rId10"/>
+                    <a:blip r:embed="rId11"/>
                     <a:stretch>
                       <a:fillRect/>
                     </a:stretch>
@@ -1611,7 +2904,7 @@
                   <pic:spPr>
                     <a:xfrm>
                       <a:off x="0" y="0"/>
-                      <a:ext cx="5400000" cy="3827848"/>
+                      <a:ext cx="5220000" cy="3700253"/>
                     </a:xfrm>
                     <a:prstGeom prst="rect"/>
                   </pic:spPr>
@@ -1628,6 +2921,8 @@
       </w:pPr>
       <w:r>
         <w:rPr>
+          <w:rFonts w:ascii="Microsoft YaHei" w:hAnsi="Microsoft YaHei" w:eastAsia="微软雅黑"/>
+          <w:color w:val="595959"/>
           <w:sz w:val="18"/>
         </w:rPr>
         <w:t>登录推档时序图</w:t>
@@ -1635,6 +2930,10 @@
     </w:p>
     <w:p>
       <w:r>
+        <w:rPr>
+          <w:rFonts w:ascii="Microsoft YaHei" w:hAnsi="Microsoft YaHei" w:eastAsia="微软雅黑"/>
+          <w:sz w:val="21"/>
+        </w:rPr>
         <w:t>登录 → 推档 → 埋点 → 排行榜的完整链路。</w:t>
       </w:r>
     </w:p>
@@ -1648,12 +2947,19 @@
     </w:p>
     <w:p>
       <w:pPr>
+        <w:spacing w:before="80" w:after="40"/>
         <w:jc w:val="center"/>
+        <w:pBdr>
+          <w:top w:val="single" w:sz="4" w:space="4" w:color="BFBFBF"/>
+          <w:left w:val="single" w:sz="4" w:space="4" w:color="BFBFBF"/>
+          <w:bottom w:val="single" w:sz="4" w:space="4" w:color="BFBFBF"/>
+          <w:right w:val="single" w:sz="4" w:space="4" w:color="BFBFBF"/>
+        </w:pBdr>
       </w:pPr>
       <w:r>
         <w:drawing>
           <wp:inline xmlns:a="http://schemas.openxmlformats.org/drawingml/2006/main" xmlns:pic="http://schemas.openxmlformats.org/drawingml/2006/picture">
-            <wp:extent cx="5400000" cy="3018987"/>
+            <wp:extent cx="5220000" cy="2918354"/>
             <wp:docPr id="3" name="Picture 3"/>
             <wp:cNvGraphicFramePr>
               <a:graphicFrameLocks noChangeAspect="1"/>
@@ -1666,7 +2972,7 @@
                     <pic:cNvPicPr/>
                   </pic:nvPicPr>
                   <pic:blipFill>
-                    <a:blip r:embed="rId11"/>
+                    <a:blip r:embed="rId12"/>
                     <a:stretch>
                       <a:fillRect/>
                     </a:stretch>
@@ -1674,7 +2980,7 @@
                   <pic:spPr>
                     <a:xfrm>
                       <a:off x="0" y="0"/>
-                      <a:ext cx="5400000" cy="3018987"/>
+                      <a:ext cx="5220000" cy="2918354"/>
                     </a:xfrm>
                     <a:prstGeom prst="rect"/>
                   </pic:spPr>
@@ -1691,6 +2997,8 @@
       </w:pPr>
       <w:r>
         <w:rPr>
+          <w:rFonts w:ascii="Microsoft YaHei" w:hAnsi="Microsoft YaHei" w:eastAsia="微软雅黑"/>
+          <w:color w:val="595959"/>
           <w:sz w:val="18"/>
         </w:rPr>
         <w:t>共生之缚功能模块图</w:t>
@@ -1698,6 +3006,10 @@
     </w:p>
     <w:p>
       <w:r>
+        <w:rPr>
+          <w:rFonts w:ascii="Microsoft YaHei" w:hAnsi="Microsoft YaHei" w:eastAsia="微软雅黑"/>
+          <w:sz w:val="21"/>
+        </w:rPr>
         <w:t>模块 A–I：玩家操控、战斗与敌人、物品献祭成长、对话剧情、教程引导、地图摄像机、全局状态、数据管道、后端。</w:t>
       </w:r>
     </w:p>
@@ -1711,17 +3023,28 @@
     </w:p>
     <w:p>
       <w:r>
+        <w:rPr>
+          <w:rFonts w:ascii="Microsoft YaHei" w:hAnsi="Microsoft YaHei" w:eastAsia="微软雅黑"/>
+          <w:sz w:val="21"/>
+        </w:rPr>
         <w:t>后端子图（组件分层、部署拓扑、类结构）：</w:t>
       </w:r>
     </w:p>
     <w:p>
       <w:pPr>
+        <w:spacing w:before="80" w:after="40"/>
         <w:jc w:val="center"/>
+        <w:pBdr>
+          <w:top w:val="single" w:sz="4" w:space="4" w:color="BFBFBF"/>
+          <w:left w:val="single" w:sz="4" w:space="4" w:color="BFBFBF"/>
+          <w:bottom w:val="single" w:sz="4" w:space="4" w:color="BFBFBF"/>
+          <w:right w:val="single" w:sz="4" w:space="4" w:color="BFBFBF"/>
+        </w:pBdr>
       </w:pPr>
       <w:r>
         <w:drawing>
           <wp:inline xmlns:a="http://schemas.openxmlformats.org/drawingml/2006/main" xmlns:pic="http://schemas.openxmlformats.org/drawingml/2006/picture">
-            <wp:extent cx="5400000" cy="3018987"/>
+            <wp:extent cx="5220000" cy="2918354"/>
             <wp:docPr id="4" name="Picture 4"/>
             <wp:cNvGraphicFramePr>
               <a:graphicFrameLocks noChangeAspect="1"/>
@@ -1734,7 +3057,7 @@
                     <pic:cNvPicPr/>
                   </pic:nvPicPr>
                   <pic:blipFill>
-                    <a:blip r:embed="rId12"/>
+                    <a:blip r:embed="rId13"/>
                     <a:stretch>
                       <a:fillRect/>
                     </a:stretch>
@@ -1742,7 +3065,7 @@
                   <pic:spPr>
                     <a:xfrm>
                       <a:off x="0" y="0"/>
-                      <a:ext cx="5400000" cy="3018987"/>
+                      <a:ext cx="5220000" cy="2918354"/>
                     </a:xfrm>
                     <a:prstGeom prst="rect"/>
                   </pic:spPr>
@@ -1759,6 +3082,8 @@
       </w:pPr>
       <w:r>
         <w:rPr>
+          <w:rFonts w:ascii="Microsoft YaHei" w:hAnsi="Microsoft YaHei" w:eastAsia="微软雅黑"/>
+          <w:color w:val="595959"/>
           <w:sz w:val="18"/>
         </w:rPr>
         <w:t>后端组件图</w:t>
@@ -1766,12 +3091,19 @@
     </w:p>
     <w:p>
       <w:pPr>
+        <w:spacing w:before="80" w:after="40"/>
         <w:jc w:val="center"/>
+        <w:pBdr>
+          <w:top w:val="single" w:sz="4" w:space="4" w:color="BFBFBF"/>
+          <w:left w:val="single" w:sz="4" w:space="4" w:color="BFBFBF"/>
+          <w:bottom w:val="single" w:sz="4" w:space="4" w:color="BFBFBF"/>
+          <w:right w:val="single" w:sz="4" w:space="4" w:color="BFBFBF"/>
+        </w:pBdr>
       </w:pPr>
       <w:r>
         <w:drawing>
           <wp:inline xmlns:a="http://schemas.openxmlformats.org/drawingml/2006/main" xmlns:pic="http://schemas.openxmlformats.org/drawingml/2006/picture">
-            <wp:extent cx="5400000" cy="3018987"/>
+            <wp:extent cx="5220000" cy="2918354"/>
             <wp:docPr id="5" name="Picture 5"/>
             <wp:cNvGraphicFramePr>
               <a:graphicFrameLocks noChangeAspect="1"/>
@@ -1784,7 +3116,7 @@
                     <pic:cNvPicPr/>
                   </pic:nvPicPr>
                   <pic:blipFill>
-                    <a:blip r:embed="rId13"/>
+                    <a:blip r:embed="rId14"/>
                     <a:stretch>
                       <a:fillRect/>
                     </a:stretch>
@@ -1792,7 +3124,7 @@
                   <pic:spPr>
                     <a:xfrm>
                       <a:off x="0" y="0"/>
-                      <a:ext cx="5400000" cy="3018987"/>
+                      <a:ext cx="5220000" cy="2918354"/>
                     </a:xfrm>
                     <a:prstGeom prst="rect"/>
                   </pic:spPr>
@@ -1809,6 +3141,8 @@
       </w:pPr>
       <w:r>
         <w:rPr>
+          <w:rFonts w:ascii="Microsoft YaHei" w:hAnsi="Microsoft YaHei" w:eastAsia="微软雅黑"/>
+          <w:color w:val="595959"/>
           <w:sz w:val="18"/>
         </w:rPr>
         <w:t>部署图</w:t>
@@ -1816,12 +3150,19 @@
     </w:p>
     <w:p>
       <w:pPr>
+        <w:spacing w:before="80" w:after="40"/>
         <w:jc w:val="center"/>
+        <w:pBdr>
+          <w:top w:val="single" w:sz="4" w:space="4" w:color="BFBFBF"/>
+          <w:left w:val="single" w:sz="4" w:space="4" w:color="BFBFBF"/>
+          <w:bottom w:val="single" w:sz="4" w:space="4" w:color="BFBFBF"/>
+          <w:right w:val="single" w:sz="4" w:space="4" w:color="BFBFBF"/>
+        </w:pBdr>
       </w:pPr>
       <w:r>
         <w:drawing>
           <wp:inline xmlns:a="http://schemas.openxmlformats.org/drawingml/2006/main" xmlns:pic="http://schemas.openxmlformats.org/drawingml/2006/picture">
-            <wp:extent cx="5400000" cy="3302479"/>
+            <wp:extent cx="5220000" cy="3192396"/>
             <wp:docPr id="6" name="Picture 6"/>
             <wp:cNvGraphicFramePr>
               <a:graphicFrameLocks noChangeAspect="1"/>
@@ -1834,7 +3175,7 @@
                     <pic:cNvPicPr/>
                   </pic:nvPicPr>
                   <pic:blipFill>
-                    <a:blip r:embed="rId14"/>
+                    <a:blip r:embed="rId15"/>
                     <a:stretch>
                       <a:fillRect/>
                     </a:stretch>
@@ -1842,7 +3183,7 @@
                   <pic:spPr>
                     <a:xfrm>
                       <a:off x="0" y="0"/>
-                      <a:ext cx="5400000" cy="3302479"/>
+                      <a:ext cx="5220000" cy="3192396"/>
                     </a:xfrm>
                     <a:prstGeom prst="rect"/>
                   </pic:spPr>
@@ -1859,6 +3200,8 @@
       </w:pPr>
       <w:r>
         <w:rPr>
+          <w:rFonts w:ascii="Microsoft YaHei" w:hAnsi="Microsoft YaHei" w:eastAsia="微软雅黑"/>
+          <w:color w:val="595959"/>
           <w:sz w:val="18"/>
         </w:rPr>
         <w:t>后端类图</w:t>
@@ -1866,17 +3209,28 @@
     </w:p>
     <w:p>
       <w:r>
+        <w:rPr>
+          <w:rFonts w:ascii="Microsoft YaHei" w:hAnsi="Microsoft YaHei" w:eastAsia="微软雅黑"/>
+          <w:sz w:val="21"/>
+        </w:rPr>
         <w:t>行为子图（存档流程、教程状态、游戏状态）：</w:t>
       </w:r>
     </w:p>
     <w:p>
       <w:pPr>
+        <w:spacing w:before="80" w:after="40"/>
         <w:jc w:val="center"/>
+        <w:pBdr>
+          <w:top w:val="single" w:sz="4" w:space="4" w:color="BFBFBF"/>
+          <w:left w:val="single" w:sz="4" w:space="4" w:color="BFBFBF"/>
+          <w:bottom w:val="single" w:sz="4" w:space="4" w:color="BFBFBF"/>
+          <w:right w:val="single" w:sz="4" w:space="4" w:color="BFBFBF"/>
+        </w:pBdr>
       </w:pPr>
       <w:r>
         <w:drawing>
           <wp:inline xmlns:a="http://schemas.openxmlformats.org/drawingml/2006/main" xmlns:pic="http://schemas.openxmlformats.org/drawingml/2006/picture">
-            <wp:extent cx="5400000" cy="2798381"/>
+            <wp:extent cx="5220000" cy="2705101"/>
             <wp:docPr id="7" name="Picture 7"/>
             <wp:cNvGraphicFramePr>
               <a:graphicFrameLocks noChangeAspect="1"/>
@@ -1889,7 +3243,7 @@
                     <pic:cNvPicPr/>
                   </pic:nvPicPr>
                   <pic:blipFill>
-                    <a:blip r:embed="rId15"/>
+                    <a:blip r:embed="rId16"/>
                     <a:stretch>
                       <a:fillRect/>
                     </a:stretch>
@@ -1897,7 +3251,7 @@
                   <pic:spPr>
                     <a:xfrm>
                       <a:off x="0" y="0"/>
-                      <a:ext cx="5400000" cy="2798381"/>
+                      <a:ext cx="5220000" cy="2705101"/>
                     </a:xfrm>
                     <a:prstGeom prst="rect"/>
                   </pic:spPr>
@@ -1914,6 +3268,8 @@
       </w:pPr>
       <w:r>
         <w:rPr>
+          <w:rFonts w:ascii="Microsoft YaHei" w:hAnsi="Microsoft YaHei" w:eastAsia="微软雅黑"/>
+          <w:color w:val="595959"/>
           <w:sz w:val="18"/>
         </w:rPr>
         <w:t>存档流程活动图</w:t>
@@ -1921,12 +3277,19 @@
     </w:p>
     <w:p>
       <w:pPr>
+        <w:spacing w:before="80" w:after="40"/>
         <w:jc w:val="center"/>
+        <w:pBdr>
+          <w:top w:val="single" w:sz="4" w:space="4" w:color="BFBFBF"/>
+          <w:left w:val="single" w:sz="4" w:space="4" w:color="BFBFBF"/>
+          <w:bottom w:val="single" w:sz="4" w:space="4" w:color="BFBFBF"/>
+          <w:right w:val="single" w:sz="4" w:space="4" w:color="BFBFBF"/>
+        </w:pBdr>
       </w:pPr>
       <w:r>
         <w:drawing>
           <wp:inline xmlns:a="http://schemas.openxmlformats.org/drawingml/2006/main" xmlns:pic="http://schemas.openxmlformats.org/drawingml/2006/picture">
-            <wp:extent cx="5400000" cy="2856198"/>
+            <wp:extent cx="5220000" cy="2760992"/>
             <wp:docPr id="8" name="Picture 8"/>
             <wp:cNvGraphicFramePr>
               <a:graphicFrameLocks noChangeAspect="1"/>
@@ -1939,7 +3302,7 @@
                     <pic:cNvPicPr/>
                   </pic:nvPicPr>
                   <pic:blipFill>
-                    <a:blip r:embed="rId16"/>
+                    <a:blip r:embed="rId17"/>
                     <a:stretch>
                       <a:fillRect/>
                     </a:stretch>
@@ -1947,7 +3310,7 @@
                   <pic:spPr>
                     <a:xfrm>
                       <a:off x="0" y="0"/>
-                      <a:ext cx="5400000" cy="2856198"/>
+                      <a:ext cx="5220000" cy="2760992"/>
                     </a:xfrm>
                     <a:prstGeom prst="rect"/>
                   </pic:spPr>
@@ -1964,6 +3327,8 @@
       </w:pPr>
       <w:r>
         <w:rPr>
+          <w:rFonts w:ascii="Microsoft YaHei" w:hAnsi="Microsoft YaHei" w:eastAsia="微软雅黑"/>
+          <w:color w:val="595959"/>
           <w:sz w:val="18"/>
         </w:rPr>
         <w:t>教程状态图</w:t>
@@ -1971,12 +3336,19 @@
     </w:p>
     <w:p>
       <w:pPr>
+        <w:spacing w:before="80" w:after="40"/>
         <w:jc w:val="center"/>
+        <w:pBdr>
+          <w:top w:val="single" w:sz="4" w:space="4" w:color="BFBFBF"/>
+          <w:left w:val="single" w:sz="4" w:space="4" w:color="BFBFBF"/>
+          <w:bottom w:val="single" w:sz="4" w:space="4" w:color="BFBFBF"/>
+          <w:right w:val="single" w:sz="4" w:space="4" w:color="BFBFBF"/>
+        </w:pBdr>
       </w:pPr>
       <w:r>
         <w:drawing>
           <wp:inline xmlns:a="http://schemas.openxmlformats.org/drawingml/2006/main" xmlns:pic="http://schemas.openxmlformats.org/drawingml/2006/picture">
-            <wp:extent cx="5400000" cy="2346835"/>
+            <wp:extent cx="5220000" cy="2268608"/>
             <wp:docPr id="9" name="Picture 9"/>
             <wp:cNvGraphicFramePr>
               <a:graphicFrameLocks noChangeAspect="1"/>
@@ -1989,7 +3361,7 @@
                     <pic:cNvPicPr/>
                   </pic:nvPicPr>
                   <pic:blipFill>
-                    <a:blip r:embed="rId17"/>
+                    <a:blip r:embed="rId18"/>
                     <a:stretch>
                       <a:fillRect/>
                     </a:stretch>
@@ -1997,7 +3369,7 @@
                   <pic:spPr>
                     <a:xfrm>
                       <a:off x="0" y="0"/>
-                      <a:ext cx="5400000" cy="2346835"/>
+                      <a:ext cx="5220000" cy="2268608"/>
                     </a:xfrm>
                     <a:prstGeom prst="rect"/>
                   </pic:spPr>
@@ -2014,6 +3386,8 @@
       </w:pPr>
       <w:r>
         <w:rPr>
+          <w:rFonts w:ascii="Microsoft YaHei" w:hAnsi="Microsoft YaHei" w:eastAsia="微软雅黑"/>
+          <w:color w:val="595959"/>
           <w:sz w:val="18"/>
         </w:rPr>
         <w:t>游戏状态图</w:t>
@@ -2031,29 +3405,57 @@
       <w:tblPr>
         <w:tblStyle w:val="TableGrid"/>
         <w:tblW w:type="auto" w:w="0"/>
+        <w:jc w:val="center"/>
+        <w:tblLayout w:type="autofit"/>
         <w:tblLook w:firstColumn="1" w:firstRow="1" w:lastColumn="0" w:lastRow="0" w:noHBand="0" w:noVBand="1" w:val="04A0"/>
       </w:tblPr>
       <w:tblGrid>
-        <w:gridCol w:w="4320"/>
-        <w:gridCol w:w="4320"/>
+        <w:gridCol w:w="4703"/>
+        <w:gridCol w:w="4703"/>
       </w:tblGrid>
       <w:tr>
         <w:tc>
           <w:tcPr>
-            <w:tcW w:type="dxa" w:w="4320"/>
+            <w:tcW w:type="dxa" w:w="4703"/>
+            <w:vAlign w:val="center"/>
+            <w:shd w:val="clear" w:color="auto" w:fill="D9E2F3"/>
           </w:tcPr>
           <w:p>
+            <w:pPr>
+              <w:spacing w:before="40" w:after="40"/>
+              <w:jc w:val="center"/>
+            </w:pPr>
+            <w:r/>
             <w:r>
+              <w:rPr>
+                <w:rFonts w:ascii="Microsoft YaHei" w:hAnsi="Microsoft YaHei" w:eastAsia="微软雅黑"/>
+                <w:b/>
+                <w:color w:val="1F3864"/>
+                <w:sz w:val="21"/>
+              </w:rPr>
               <w:t>类别</w:t>
             </w:r>
           </w:p>
         </w:tc>
         <w:tc>
           <w:tcPr>
-            <w:tcW w:type="dxa" w:w="4320"/>
+            <w:tcW w:type="dxa" w:w="4703"/>
+            <w:vAlign w:val="center"/>
+            <w:shd w:val="clear" w:color="auto" w:fill="D9E2F3"/>
           </w:tcPr>
           <w:p>
+            <w:pPr>
+              <w:spacing w:before="40" w:after="40"/>
+              <w:jc w:val="center"/>
+            </w:pPr>
+            <w:r/>
             <w:r>
+              <w:rPr>
+                <w:rFonts w:ascii="Microsoft YaHei" w:hAnsi="Microsoft YaHei" w:eastAsia="微软雅黑"/>
+                <w:b/>
+                <w:color w:val="1F3864"/>
+                <w:sz w:val="21"/>
+              </w:rPr>
               <w:t>要求</w:t>
             </w:r>
           </w:p>
@@ -2062,20 +3464,38 @@
       <w:tr>
         <w:tc>
           <w:tcPr>
-            <w:tcW w:type="dxa" w:w="4320"/>
+            <w:tcW w:type="dxa" w:w="4703"/>
+            <w:vAlign w:val="center"/>
           </w:tcPr>
           <w:p>
+            <w:pPr>
+              <w:spacing w:before="40" w:after="40"/>
+            </w:pPr>
+            <w:r/>
             <w:r>
+              <w:rPr>
+                <w:rFonts w:ascii="Microsoft YaHei" w:hAnsi="Microsoft YaHei" w:eastAsia="微软雅黑"/>
+                <w:sz w:val="21"/>
+              </w:rPr>
               <w:t>性能</w:t>
             </w:r>
           </w:p>
         </w:tc>
         <w:tc>
           <w:tcPr>
-            <w:tcW w:type="dxa" w:w="4320"/>
+            <w:tcW w:type="dxa" w:w="4703"/>
+            <w:vAlign w:val="center"/>
           </w:tcPr>
           <w:p>
+            <w:pPr>
+              <w:spacing w:before="40" w:after="40"/>
+            </w:pPr>
+            <w:r/>
             <w:r>
+              <w:rPr>
+                <w:rFonts w:ascii="Microsoft YaHei" w:hAnsi="Microsoft YaHei" w:eastAsia="微软雅黑"/>
+                <w:sz w:val="21"/>
+              </w:rPr>
               <w:t>60FPS，GL Compatibility，资源占用低</w:t>
             </w:r>
           </w:p>
@@ -2084,20 +3504,38 @@
       <w:tr>
         <w:tc>
           <w:tcPr>
-            <w:tcW w:type="dxa" w:w="4320"/>
+            <w:tcW w:type="dxa" w:w="4703"/>
+            <w:vAlign w:val="center"/>
           </w:tcPr>
           <w:p>
+            <w:pPr>
+              <w:spacing w:before="40" w:after="40"/>
+            </w:pPr>
+            <w:r/>
             <w:r>
+              <w:rPr>
+                <w:rFonts w:ascii="Microsoft YaHei" w:hAnsi="Microsoft YaHei" w:eastAsia="微软雅黑"/>
+                <w:sz w:val="21"/>
+              </w:rPr>
               <w:t>可玩性</w:t>
             </w:r>
           </w:p>
         </w:tc>
         <w:tc>
           <w:tcPr>
-            <w:tcW w:type="dxa" w:w="4320"/>
+            <w:tcW w:type="dxa" w:w="4703"/>
+            <w:vAlign w:val="center"/>
           </w:tcPr>
           <w:p>
+            <w:pPr>
+              <w:spacing w:before="40" w:after="40"/>
+            </w:pPr>
+            <w:r/>
             <w:r>
+              <w:rPr>
+                <w:rFonts w:ascii="Microsoft YaHei" w:hAnsi="Microsoft YaHei" w:eastAsia="微软雅黑"/>
+                <w:sz w:val="21"/>
+              </w:rPr>
               <w:t>无致命 bug，教学关 5 分钟内通关，手感参数可调</w:t>
             </w:r>
           </w:p>
@@ -2106,20 +3544,38 @@
       <w:tr>
         <w:tc>
           <w:tcPr>
-            <w:tcW w:type="dxa" w:w="4320"/>
+            <w:tcW w:type="dxa" w:w="4703"/>
+            <w:vAlign w:val="center"/>
           </w:tcPr>
           <w:p>
+            <w:pPr>
+              <w:spacing w:before="40" w:after="40"/>
+            </w:pPr>
+            <w:r/>
             <w:r>
+              <w:rPr>
+                <w:rFonts w:ascii="Microsoft YaHei" w:hAnsi="Microsoft YaHei" w:eastAsia="微软雅黑"/>
+                <w:sz w:val="21"/>
+              </w:rPr>
               <w:t>兼容性</w:t>
             </w:r>
           </w:p>
         </w:tc>
         <w:tc>
           <w:tcPr>
-            <w:tcW w:type="dxa" w:w="4320"/>
+            <w:tcW w:type="dxa" w:w="4703"/>
+            <w:vAlign w:val="center"/>
           </w:tcPr>
           <w:p>
+            <w:pPr>
+              <w:spacing w:before="40" w:after="40"/>
+            </w:pPr>
+            <w:r/>
             <w:r>
+              <w:rPr>
+                <w:rFonts w:ascii="Microsoft YaHei" w:hAnsi="Microsoft YaHei" w:eastAsia="微软雅黑"/>
+                <w:sz w:val="21"/>
+              </w:rPr>
               <w:t>Windows + 浏览器，Godot 4.7 统一</w:t>
             </w:r>
           </w:p>
@@ -2128,20 +3584,38 @@
       <w:tr>
         <w:tc>
           <w:tcPr>
-            <w:tcW w:type="dxa" w:w="4320"/>
+            <w:tcW w:type="dxa" w:w="4703"/>
+            <w:vAlign w:val="center"/>
           </w:tcPr>
           <w:p>
+            <w:pPr>
+              <w:spacing w:before="40" w:after="40"/>
+            </w:pPr>
+            <w:r/>
             <w:r>
+              <w:rPr>
+                <w:rFonts w:ascii="Microsoft YaHei" w:hAnsi="Microsoft YaHei" w:eastAsia="微软雅黑"/>
+                <w:sz w:val="21"/>
+              </w:rPr>
               <w:t>网络</w:t>
             </w:r>
           </w:p>
         </w:tc>
         <w:tc>
           <w:tcPr>
-            <w:tcW w:type="dxa" w:w="4320"/>
+            <w:tcW w:type="dxa" w:w="4703"/>
+            <w:vAlign w:val="center"/>
           </w:tcPr>
           <w:p>
+            <w:pPr>
+              <w:spacing w:before="40" w:after="40"/>
+            </w:pPr>
+            <w:r/>
             <w:r>
+              <w:rPr>
+                <w:rFonts w:ascii="Microsoft YaHei" w:hAnsi="Microsoft YaHei" w:eastAsia="微软雅黑"/>
+                <w:sz w:val="21"/>
+              </w:rPr>
               <w:t>单机优先，离线入队、联网上报</w:t>
             </w:r>
           </w:p>
@@ -2150,20 +3624,38 @@
       <w:tr>
         <w:tc>
           <w:tcPr>
-            <w:tcW w:type="dxa" w:w="4320"/>
+            <w:tcW w:type="dxa" w:w="4703"/>
+            <w:vAlign w:val="center"/>
           </w:tcPr>
           <w:p>
+            <w:pPr>
+              <w:spacing w:before="40" w:after="40"/>
+            </w:pPr>
+            <w:r/>
             <w:r>
+              <w:rPr>
+                <w:rFonts w:ascii="Microsoft YaHei" w:hAnsi="Microsoft YaHei" w:eastAsia="微软雅黑"/>
+                <w:sz w:val="21"/>
+              </w:rPr>
               <w:t>数据</w:t>
             </w:r>
           </w:p>
         </w:tc>
         <w:tc>
           <w:tcPr>
-            <w:tcW w:type="dxa" w:w="4320"/>
+            <w:tcW w:type="dxa" w:w="4703"/>
+            <w:vAlign w:val="center"/>
           </w:tcPr>
           <w:p>
+            <w:pPr>
+              <w:spacing w:before="40" w:after="40"/>
+            </w:pPr>
+            <w:r/>
             <w:r>
+              <w:rPr>
+                <w:rFonts w:ascii="Microsoft YaHei" w:hAnsi="Microsoft YaHei" w:eastAsia="微软雅黑"/>
+                <w:sz w:val="21"/>
+              </w:rPr>
               <w:t>内容数据由 SQL 导出，存档 Schema v1</w:t>
             </w:r>
           </w:p>
@@ -2172,20 +3664,38 @@
       <w:tr>
         <w:tc>
           <w:tcPr>
-            <w:tcW w:type="dxa" w:w="4320"/>
+            <w:tcW w:type="dxa" w:w="4703"/>
+            <w:vAlign w:val="center"/>
           </w:tcPr>
           <w:p>
+            <w:pPr>
+              <w:spacing w:before="40" w:after="40"/>
+            </w:pPr>
+            <w:r/>
             <w:r>
+              <w:rPr>
+                <w:rFonts w:ascii="Microsoft YaHei" w:hAnsi="Microsoft YaHei" w:eastAsia="微软雅黑"/>
+                <w:sz w:val="21"/>
+              </w:rPr>
               <w:t>安全</w:t>
             </w:r>
           </w:p>
         </w:tc>
         <w:tc>
           <w:tcPr>
-            <w:tcW w:type="dxa" w:w="4320"/>
+            <w:tcW w:type="dxa" w:w="4703"/>
+            <w:vAlign w:val="center"/>
           </w:tcPr>
           <w:p>
+            <w:pPr>
+              <w:spacing w:before="40" w:after="40"/>
+            </w:pPr>
+            <w:r/>
             <w:r>
+              <w:rPr>
+                <w:rFonts w:ascii="Microsoft YaHei" w:hAnsi="Microsoft YaHei" w:eastAsia="微软雅黑"/>
+                <w:sz w:val="21"/>
+              </w:rPr>
               <w:t>密码哈希、token 鉴权</w:t>
             </w:r>
           </w:p>
@@ -2194,27 +3704,49 @@
       <w:tr>
         <w:tc>
           <w:tcPr>
-            <w:tcW w:type="dxa" w:w="4320"/>
+            <w:tcW w:type="dxa" w:w="4703"/>
+            <w:vAlign w:val="center"/>
           </w:tcPr>
           <w:p>
+            <w:pPr>
+              <w:spacing w:before="40" w:after="40"/>
+            </w:pPr>
+            <w:r/>
             <w:r>
+              <w:rPr>
+                <w:rFonts w:ascii="Microsoft YaHei" w:hAnsi="Microsoft YaHei" w:eastAsia="微软雅黑"/>
+                <w:sz w:val="21"/>
+              </w:rPr>
               <w:t>质量</w:t>
             </w:r>
           </w:p>
         </w:tc>
         <w:tc>
           <w:tcPr>
-            <w:tcW w:type="dxa" w:w="4320"/>
+            <w:tcW w:type="dxa" w:w="4703"/>
+            <w:vAlign w:val="center"/>
           </w:tcPr>
           <w:p>
+            <w:pPr>
+              <w:spacing w:before="40" w:after="40"/>
+            </w:pPr>
+            <w:r/>
             <w:r>
+              <w:rPr>
+                <w:rFonts w:ascii="Microsoft YaHei" w:hAnsi="Microsoft YaHei" w:eastAsia="微软雅黑"/>
+                <w:sz w:val="21"/>
+              </w:rPr>
               <w:t>CI 三 job 全绿、PR review、main 保护</w:t>
             </w:r>
           </w:p>
         </w:tc>
       </w:tr>
     </w:tbl>
-    <w:p/>
+    <w:p>
+      <w:pPr>
+        <w:spacing w:before="40" w:after="40"/>
+      </w:pPr>
+    </w:p>
     <w:p>
       <w:pPr>
         <w:pStyle w:val="Heading2"/>
@@ -2226,51 +3758,97 @@
     <w:p>
       <w:pPr>
         <w:pStyle w:val="ListNumber"/>
+        <w:spacing w:after="40"/>
       </w:pPr>
       <w:r>
+        <w:rPr>
+          <w:rFonts w:ascii="Microsoft YaHei" w:hAnsi="Microsoft YaHei" w:eastAsia="微软雅黑"/>
+          <w:sz w:val="21"/>
+        </w:rPr>
         <w:t>三层地牢、双流派、三结局、存档可用、无致命 bug；</w:t>
       </w:r>
     </w:p>
     <w:p>
       <w:pPr>
         <w:pStyle w:val="ListNumber"/>
+        <w:spacing w:after="40"/>
       </w:pPr>
       <w:r>
+        <w:rPr>
+          <w:rFonts w:ascii="Microsoft YaHei" w:hAnsi="Microsoft YaHei" w:eastAsia="微软雅黑"/>
+          <w:sz w:val="21"/>
+        </w:rPr>
         <w:t>后端 FastAPI + MySQL，OpenAPI、pytest 全绿、数据真实入库；</w:t>
       </w:r>
     </w:p>
     <w:p>
       <w:pPr>
         <w:pStyle w:val="ListNumber"/>
+        <w:spacing w:after="40"/>
       </w:pPr>
       <w:r>
+        <w:rPr>
+          <w:rFonts w:ascii="Microsoft YaHei" w:hAnsi="Microsoft YaHei" w:eastAsia="微软雅黑"/>
+          <w:sz w:val="21"/>
+        </w:rPr>
         <w:t>docker compose 一键拉起，浏览器可玩；</w:t>
       </w:r>
     </w:p>
     <w:p>
       <w:pPr>
         <w:pStyle w:val="ListNumber"/>
+        <w:spacing w:after="40"/>
       </w:pPr>
       <w:r>
+        <w:rPr>
+          <w:rFonts w:ascii="Microsoft YaHei" w:hAnsi="Microsoft YaHei" w:eastAsia="微软雅黑"/>
+          <w:sz w:val="21"/>
+        </w:rPr>
         <w:t>课程文档、数据库脚本、周报齐备；</w:t>
       </w:r>
     </w:p>
     <w:p>
       <w:pPr>
         <w:pStyle w:val="ListNumber"/>
+        <w:spacing w:after="40"/>
       </w:pPr>
       <w:r>
+        <w:rPr>
+          <w:rFonts w:ascii="Microsoft YaHei" w:hAnsi="Microsoft YaHei" w:eastAsia="微软雅黑"/>
+          <w:sz w:val="21"/>
+        </w:rPr>
         <w:t>CI 绿、main 保护、README 完整。</w:t>
       </w:r>
     </w:p>
     <w:sectPr>
+      <w:footerReference w:type="default" r:id="rId9"/>
       <w:pgSz w:w="12240" w:h="15840"/>
-      <w:pgMar w:top="1440" w:right="1800" w:bottom="1440" w:left="1800" w:header="720" w:footer="720" w:gutter="0"/>
+      <w:pgMar w:top="1247" w:right="1417" w:bottom="1247" w:left="1417" w:header="720" w:footer="720" w:gutter="0"/>
       <w:cols w:space="720"/>
       <w:docGrid w:linePitch="360"/>
     </w:sectPr>
   </w:body>
 </w:document>
+</file>
+
+<file path=word/footer1.xml><?xml version="1.0" encoding="utf-8"?>
+<w:ftr xmlns:m="http://schemas.openxmlformats.org/officeDocument/2006/math" xmlns:mc="http://schemas.openxmlformats.org/markup-compatibility/2006" xmlns:mo="http://schemas.microsoft.com/office/mac/office/2008/main" xmlns:mv="urn:schemas-microsoft-com:mac:vml" xmlns:o="urn:schemas-microsoft-com:office:office" xmlns:r="http://schemas.openxmlformats.org/officeDocument/2006/relationships" xmlns:v="urn:schemas-microsoft-com:vml" xmlns:w10="urn:schemas-microsoft-com:office:word" xmlns:w14="http://schemas.microsoft.com/office/word/2010/wordml" xmlns:w="http://schemas.openxmlformats.org/wordprocessingml/2006/main" xmlns:wne="http://schemas.microsoft.com/office/word/2006/wordml" xmlns:wp14="http://schemas.microsoft.com/office/word/2010/wordprocessingDrawing" xmlns:wp="http://schemas.openxmlformats.org/drawingml/2006/wordprocessingDrawing" xmlns:wpc="http://schemas.microsoft.com/office/word/2010/wordprocessingCanvas" xmlns:wpg="http://schemas.microsoft.com/office/word/2010/wordprocessingGroup" xmlns:wpi="http://schemas.microsoft.com/office/word/2010/wordprocessingInk" xmlns:wps="http://schemas.microsoft.com/office/word/2010/wordprocessingShape" mc:Ignorable="w14 wp14">
+  <w:p>
+    <w:pPr>
+      <w:pStyle w:val="Footer"/>
+      <w:jc w:val="center"/>
+    </w:pPr>
+    <w:r>
+      <w:rPr>
+        <w:color w:val="595959"/>
+        <w:sz w:val="18"/>
+      </w:rPr>
+      <w:fldChar w:fldCharType="begin"/>
+      <w:instrText xml:space="preserve">PAGE</w:instrText>
+      <w:fldChar w:fldCharType="end"/>
+    </w:r>
+  </w:p>
+</w:ftr>
 </file>
 
 <file path=word/numbering.xml><?xml version="1.0" encoding="utf-8"?>
@@ -2636,9 +4214,12 @@
     <w:name w:val="Normal"/>
     <w:qFormat/>
     <w:rsid w:val="00FC693F"/>
+    <w:pPr>
+      <w:spacing w:after="80" w:line="312" w:lineRule="auto"/>
+    </w:pPr>
     <w:rPr>
-      <w:rFonts w:ascii="Microsoft YaHei" w:hAnsi="Microsoft YaHei"/>
-      <w:sz w:val="22"/>
+      <w:rFonts w:ascii="Microsoft YaHei" w:hAnsi="Microsoft YaHei" w:eastAsia="微软雅黑"/>
+      <w:sz w:val="21"/>
     </w:rPr>
   </w:style>
   <w:style w:type="paragraph" w:styleId="Header">
@@ -2696,15 +4277,15 @@
     <w:pPr>
       <w:keepNext/>
       <w:keepLines/>
-      <w:spacing w:before="480" w:after="0"/>
+      <w:spacing w:before="120" w:after="120"/>
       <w:outlineLvl w:val="0"/>
     </w:pPr>
     <w:rPr>
-      <w:rFonts w:asciiTheme="majorHAnsi" w:eastAsiaTheme="majorEastAsia" w:hAnsiTheme="majorHAnsi" w:cstheme="majorBidi"/>
+      <w:rFonts w:asciiTheme="majorHAnsi" w:eastAsiaTheme="majorEastAsia" w:hAnsiTheme="majorHAnsi" w:cstheme="majorBidi" w:ascii="Microsoft YaHei" w:hAnsi="Microsoft YaHei" w:eastAsia="微软雅黑"/>
       <w:b/>
       <w:bCs/>
-      <w:color w:val="365F91" w:themeColor="accent1" w:themeShade="BF"/>
-      <w:sz w:val="28"/>
+      <w:color w:val="1F3864"/>
+      <w:sz w:val="40"/>
       <w:szCs w:val="28"/>
     </w:rPr>
   </w:style>
@@ -2720,15 +4301,15 @@
     <w:pPr>
       <w:keepNext/>
       <w:keepLines/>
-      <w:spacing w:before="200" w:after="0"/>
+      <w:spacing w:before="200" w:after="80"/>
       <w:outlineLvl w:val="1"/>
     </w:pPr>
     <w:rPr>
-      <w:rFonts w:asciiTheme="majorHAnsi" w:eastAsiaTheme="majorEastAsia" w:hAnsiTheme="majorHAnsi" w:cstheme="majorBidi"/>
+      <w:rFonts w:asciiTheme="majorHAnsi" w:eastAsiaTheme="majorEastAsia" w:hAnsiTheme="majorHAnsi" w:cstheme="majorBidi" w:ascii="Microsoft YaHei" w:hAnsi="Microsoft YaHei" w:eastAsia="微软雅黑"/>
       <w:b/>
       <w:bCs/>
-      <w:color w:val="4F81BD" w:themeColor="accent1"/>
-      <w:sz w:val="26"/>
+      <w:color w:val="1F3864"/>
+      <w:sz w:val="28"/>
       <w:szCs w:val="26"/>
     </w:rPr>
   </w:style>
@@ -2744,14 +4325,15 @@
     <w:pPr>
       <w:keepNext/>
       <w:keepLines/>
-      <w:spacing w:before="200" w:after="0"/>
+      <w:spacing w:before="120" w:after="40"/>
       <w:outlineLvl w:val="2"/>
     </w:pPr>
     <w:rPr>
-      <w:rFonts w:asciiTheme="majorHAnsi" w:eastAsiaTheme="majorEastAsia" w:hAnsiTheme="majorHAnsi" w:cstheme="majorBidi"/>
+      <w:rFonts w:asciiTheme="majorHAnsi" w:eastAsiaTheme="majorEastAsia" w:hAnsiTheme="majorHAnsi" w:cstheme="majorBidi" w:ascii="Microsoft YaHei" w:hAnsi="Microsoft YaHei" w:eastAsia="微软雅黑"/>
       <w:b/>
       <w:bCs/>
-      <w:color w:val="4F81BD" w:themeColor="accent1"/>
+      <w:color w:val="2E4E7E"/>
+      <w:sz w:val="24"/>
     </w:rPr>
   </w:style>
   <w:style w:type="paragraph" w:styleId="Heading4">

--- a/doc/2组_共生之缚——横版动作探索游戏系统.docx
+++ b/doc/2组_共生之缚——横版动作探索游戏系统.docx
@@ -9,13 +9,6 @@
       <w:r>
         <w:t>2组_共生之缚——横版动作探索游戏系统</w:t>
       </w:r>
-    </w:p>
-    <w:p>
-      <w:pPr>
-        <w:pBdr>
-          <w:bottom w:val="single" w:sz="8" w:space="1" w:color="1F3864"/>
-        </w:pBdr>
-      </w:pPr>
     </w:p>
     <w:p>
       <w:pPr>
@@ -42,7 +35,6 @@
           <w:tcPr>
             <w:tcW w:type="dxa" w:w="4703"/>
             <w:vAlign w:val="center"/>
-            <w:shd w:val="clear" w:color="auto" w:fill="D9E2F3"/>
           </w:tcPr>
           <w:p>
             <w:pPr>
@@ -52,9 +44,8 @@
             <w:r/>
             <w:r>
               <w:rPr>
-                <w:rFonts w:ascii="Microsoft YaHei" w:hAnsi="Microsoft YaHei" w:eastAsia="微软雅黑"/>
+                <w:rFonts w:ascii="宋体" w:hAnsi="宋体" w:eastAsia="宋体"/>
                 <w:b/>
-                <w:color w:val="1F3864"/>
                 <w:sz w:val="21"/>
               </w:rPr>
               <w:t>项</w:t>
@@ -65,7 +56,6 @@
           <w:tcPr>
             <w:tcW w:type="dxa" w:w="4703"/>
             <w:vAlign w:val="center"/>
-            <w:shd w:val="clear" w:color="auto" w:fill="D9E2F3"/>
           </w:tcPr>
           <w:p>
             <w:pPr>
@@ -75,9 +65,8 @@
             <w:r/>
             <w:r>
               <w:rPr>
-                <w:rFonts w:ascii="Microsoft YaHei" w:hAnsi="Microsoft YaHei" w:eastAsia="微软雅黑"/>
+                <w:rFonts w:ascii="宋体" w:hAnsi="宋体" w:eastAsia="宋体"/>
                 <w:b/>
-                <w:color w:val="1F3864"/>
                 <w:sz w:val="21"/>
               </w:rPr>
               <w:t>内容</w:t>
@@ -98,7 +87,7 @@
             <w:r/>
             <w:r>
               <w:rPr>
-                <w:rFonts w:ascii="Microsoft YaHei" w:hAnsi="Microsoft YaHei" w:eastAsia="微软雅黑"/>
+                <w:rFonts w:ascii="宋体" w:hAnsi="宋体" w:eastAsia="宋体"/>
                 <w:sz w:val="21"/>
               </w:rPr>
               <w:t>项目名称</w:t>
@@ -117,7 +106,7 @@
             <w:r/>
             <w:r>
               <w:rPr>
-                <w:rFonts w:ascii="Microsoft YaHei" w:hAnsi="Microsoft YaHei" w:eastAsia="微软雅黑"/>
+                <w:rFonts w:ascii="宋体" w:hAnsi="宋体" w:eastAsia="宋体"/>
                 <w:sz w:val="21"/>
               </w:rPr>
               <w:t>共生之缚——横版动作探索游戏系统</w:t>
@@ -138,7 +127,7 @@
             <w:r/>
             <w:r>
               <w:rPr>
-                <w:rFonts w:ascii="Microsoft YaHei" w:hAnsi="Microsoft YaHei" w:eastAsia="微软雅黑"/>
+                <w:rFonts w:ascii="宋体" w:hAnsi="宋体" w:eastAsia="宋体"/>
                 <w:sz w:val="21"/>
               </w:rPr>
               <w:t>一句话定位</w:t>
@@ -157,7 +146,7 @@
             <w:r/>
             <w:r>
               <w:rPr>
-                <w:rFonts w:ascii="Microsoft YaHei" w:hAnsi="Microsoft YaHei" w:eastAsia="微软雅黑"/>
+                <w:rFonts w:ascii="宋体" w:hAnsi="宋体" w:eastAsia="宋体"/>
                 <w:sz w:val="21"/>
               </w:rPr>
               <w:t>无魔法、蒸汽时代的深渊地牢里，一名骑士在"献祭获得力量"与"守住人性"之间做选择</w:t>
@@ -178,7 +167,7 @@
             <w:r/>
             <w:r>
               <w:rPr>
-                <w:rFonts w:ascii="Microsoft YaHei" w:hAnsi="Microsoft YaHei" w:eastAsia="微软雅黑"/>
+                <w:rFonts w:ascii="宋体" w:hAnsi="宋体" w:eastAsia="宋体"/>
                 <w:sz w:val="21"/>
               </w:rPr>
               <w:t>技术形态</w:t>
@@ -197,7 +186,7 @@
             <w:r/>
             <w:r>
               <w:rPr>
-                <w:rFonts w:ascii="Microsoft YaHei" w:hAnsi="Microsoft YaHei" w:eastAsia="微软雅黑"/>
+                <w:rFonts w:ascii="宋体" w:hAnsi="宋体" w:eastAsia="宋体"/>
                 <w:sz w:val="21"/>
               </w:rPr>
               <w:t>Godot 4.7 客户端（纯 GDScript）＋ FastAPI + MySQL ＋ docker 全栈</w:t>
@@ -218,7 +207,7 @@
             <w:r/>
             <w:r>
               <w:rPr>
-                <w:rFonts w:ascii="Microsoft YaHei" w:hAnsi="Microsoft YaHei" w:eastAsia="微软雅黑"/>
+                <w:rFonts w:ascii="宋体" w:hAnsi="宋体" w:eastAsia="宋体"/>
                 <w:sz w:val="21"/>
               </w:rPr>
               <w:t>运行环境</w:t>
@@ -237,7 +226,7 @@
             <w:r/>
             <w:r>
               <w:rPr>
-                <w:rFonts w:ascii="Microsoft YaHei" w:hAnsi="Microsoft YaHei" w:eastAsia="微软雅黑"/>
+                <w:rFonts w:ascii="宋体" w:hAnsi="宋体" w:eastAsia="宋体"/>
                 <w:sz w:val="21"/>
               </w:rPr>
               <w:t>Windows 桌面 + 浏览器，单机为主、联网可选</w:t>
@@ -258,7 +247,7 @@
             <w:r/>
             <w:r>
               <w:rPr>
-                <w:rFonts w:ascii="Microsoft YaHei" w:hAnsi="Microsoft YaHei" w:eastAsia="微软雅黑"/>
+                <w:rFonts w:ascii="宋体" w:hAnsi="宋体" w:eastAsia="宋体"/>
                 <w:sz w:val="21"/>
               </w:rPr>
               <w:t>玩法闭环</w:t>
@@ -277,7 +266,7 @@
             <w:r/>
             <w:r>
               <w:rPr>
-                <w:rFonts w:ascii="Microsoft YaHei" w:hAnsi="Microsoft YaHei" w:eastAsia="微软雅黑"/>
+                <w:rFonts w:ascii="宋体" w:hAnsi="宋体" w:eastAsia="宋体"/>
                 <w:sz w:val="21"/>
               </w:rPr>
               <w:t>醒来 → 教学 → 猎杀怪物 → 拾取肢体 → 祭坛献祭 → 获得力量 → 爬出深渊</w:t>
@@ -317,7 +306,6 @@
           <w:tcPr>
             <w:tcW w:type="dxa" w:w="3135"/>
             <w:vAlign w:val="center"/>
-            <w:shd w:val="clear" w:color="auto" w:fill="D9E2F3"/>
           </w:tcPr>
           <w:p>
             <w:pPr>
@@ -327,9 +315,8 @@
             <w:r/>
             <w:r>
               <w:rPr>
-                <w:rFonts w:ascii="Microsoft YaHei" w:hAnsi="Microsoft YaHei" w:eastAsia="微软雅黑"/>
+                <w:rFonts w:ascii="宋体" w:hAnsi="宋体" w:eastAsia="宋体"/>
                 <w:b/>
-                <w:color w:val="1F3864"/>
                 <w:sz w:val="21"/>
               </w:rPr>
               <w:t>角色</w:t>
@@ -340,7 +327,6 @@
           <w:tcPr>
             <w:tcW w:type="dxa" w:w="3135"/>
             <w:vAlign w:val="center"/>
-            <w:shd w:val="clear" w:color="auto" w:fill="D9E2F3"/>
           </w:tcPr>
           <w:p>
             <w:pPr>
@@ -350,9 +336,8 @@
             <w:r/>
             <w:r>
               <w:rPr>
-                <w:rFonts w:ascii="Microsoft YaHei" w:hAnsi="Microsoft YaHei" w:eastAsia="微软雅黑"/>
+                <w:rFonts w:ascii="宋体" w:hAnsi="宋体" w:eastAsia="宋体"/>
                 <w:b/>
-                <w:color w:val="1F3864"/>
                 <w:sz w:val="21"/>
               </w:rPr>
               <w:t>说明</w:t>
@@ -363,7 +348,6 @@
           <w:tcPr>
             <w:tcW w:type="dxa" w:w="3135"/>
             <w:vAlign w:val="center"/>
-            <w:shd w:val="clear" w:color="auto" w:fill="D9E2F3"/>
           </w:tcPr>
           <w:p>
             <w:pPr>
@@ -373,9 +357,8 @@
             <w:r/>
             <w:r>
               <w:rPr>
-                <w:rFonts w:ascii="Microsoft YaHei" w:hAnsi="Microsoft YaHei" w:eastAsia="微软雅黑"/>
+                <w:rFonts w:ascii="宋体" w:hAnsi="宋体" w:eastAsia="宋体"/>
                 <w:b/>
-                <w:color w:val="1F3864"/>
                 <w:sz w:val="21"/>
               </w:rPr>
               <w:t>主要需求</w:t>
@@ -396,7 +379,7 @@
             <w:r/>
             <w:r>
               <w:rPr>
-                <w:rFonts w:ascii="Microsoft YaHei" w:hAnsi="Microsoft YaHei" w:eastAsia="微软雅黑"/>
+                <w:rFonts w:ascii="宋体" w:hAnsi="宋体" w:eastAsia="宋体"/>
                 <w:sz w:val="21"/>
               </w:rPr>
               <w:t>玩家（游客）</w:t>
@@ -415,7 +398,7 @@
             <w:r/>
             <w:r>
               <w:rPr>
-                <w:rFonts w:ascii="Microsoft YaHei" w:hAnsi="Microsoft YaHei" w:eastAsia="微软雅黑"/>
+                <w:rFonts w:ascii="宋体" w:hAnsi="宋体" w:eastAsia="宋体"/>
                 <w:sz w:val="21"/>
               </w:rPr>
               <w:t>不登录直接玩</w:t>
@@ -434,7 +417,7 @@
             <w:r/>
             <w:r>
               <w:rPr>
-                <w:rFonts w:ascii="Microsoft YaHei" w:hAnsi="Microsoft YaHei" w:eastAsia="微软雅黑"/>
+                <w:rFonts w:ascii="宋体" w:hAnsi="宋体" w:eastAsia="宋体"/>
                 <w:sz w:val="21"/>
               </w:rPr>
               <w:t>玩通教学关，本地存档</w:t>
@@ -455,7 +438,7 @@
             <w:r/>
             <w:r>
               <w:rPr>
-                <w:rFonts w:ascii="Microsoft YaHei" w:hAnsi="Microsoft YaHei" w:eastAsia="微软雅黑"/>
+                <w:rFonts w:ascii="宋体" w:hAnsi="宋体" w:eastAsia="宋体"/>
                 <w:sz w:val="21"/>
               </w:rPr>
               <w:t>玩家（账号）</w:t>
@@ -474,7 +457,7 @@
             <w:r/>
             <w:r>
               <w:rPr>
-                <w:rFonts w:ascii="Microsoft YaHei" w:hAnsi="Microsoft YaHei" w:eastAsia="微软雅黑"/>
+                <w:rFonts w:ascii="宋体" w:hAnsi="宋体" w:eastAsia="宋体"/>
                 <w:sz w:val="21"/>
               </w:rPr>
               <w:t>注册登录后</w:t>
@@ -493,7 +476,7 @@
             <w:r/>
             <w:r>
               <w:rPr>
-                <w:rFonts w:ascii="Microsoft YaHei" w:hAnsi="Microsoft YaHei" w:eastAsia="微软雅黑"/>
+                <w:rFonts w:ascii="宋体" w:hAnsi="宋体" w:eastAsia="宋体"/>
                 <w:sz w:val="21"/>
               </w:rPr>
               <w:t>远程存档同步、统计上报</w:t>
@@ -514,7 +497,7 @@
             <w:r/>
             <w:r>
               <w:rPr>
-                <w:rFonts w:ascii="Microsoft YaHei" w:hAnsi="Microsoft YaHei" w:eastAsia="微软雅黑"/>
+                <w:rFonts w:ascii="宋体" w:hAnsi="宋体" w:eastAsia="宋体"/>
                 <w:sz w:val="21"/>
               </w:rPr>
               <w:t>组员/维护者</w:t>
@@ -533,7 +516,7 @@
             <w:r/>
             <w:r>
               <w:rPr>
-                <w:rFonts w:ascii="Microsoft YaHei" w:hAnsi="Microsoft YaHei" w:eastAsia="微软雅黑"/>
+                <w:rFonts w:ascii="宋体" w:hAnsi="宋体" w:eastAsia="宋体"/>
                 <w:sz w:val="21"/>
               </w:rPr>
               <w:t>管理数据、部署</w:t>
@@ -552,7 +535,7 @@
             <w:r/>
             <w:r>
               <w:rPr>
-                <w:rFonts w:ascii="Microsoft YaHei" w:hAnsi="Microsoft YaHei" w:eastAsia="微软雅黑"/>
+                <w:rFonts w:ascii="宋体" w:hAnsi="宋体" w:eastAsia="宋体"/>
                 <w:sz w:val="21"/>
               </w:rPr>
               <w:t>改数据（SQL）、起服务（docker）、看后端探针</w:t>
@@ -601,7 +584,6 @@
           <w:tcPr>
             <w:tcW w:type="dxa" w:w="2351"/>
             <w:vAlign w:val="center"/>
-            <w:shd w:val="clear" w:color="auto" w:fill="D9E2F3"/>
           </w:tcPr>
           <w:p>
             <w:pPr>
@@ -611,9 +593,8 @@
             <w:r/>
             <w:r>
               <w:rPr>
-                <w:rFonts w:ascii="Microsoft YaHei" w:hAnsi="Microsoft YaHei" w:eastAsia="微软雅黑"/>
+                <w:rFonts w:ascii="宋体" w:hAnsi="宋体" w:eastAsia="宋体"/>
                 <w:b/>
-                <w:color w:val="1F3864"/>
                 <w:sz w:val="21"/>
               </w:rPr>
               <w:t>编号</w:t>
@@ -624,7 +605,6 @@
           <w:tcPr>
             <w:tcW w:type="dxa" w:w="2351"/>
             <w:vAlign w:val="center"/>
-            <w:shd w:val="clear" w:color="auto" w:fill="D9E2F3"/>
           </w:tcPr>
           <w:p>
             <w:pPr>
@@ -634,9 +614,8 @@
             <w:r/>
             <w:r>
               <w:rPr>
-                <w:rFonts w:ascii="Microsoft YaHei" w:hAnsi="Microsoft YaHei" w:eastAsia="微软雅黑"/>
+                <w:rFonts w:ascii="宋体" w:hAnsi="宋体" w:eastAsia="宋体"/>
                 <w:b/>
-                <w:color w:val="1F3864"/>
                 <w:sz w:val="21"/>
               </w:rPr>
               <w:t>需求</w:t>
@@ -647,7 +626,6 @@
           <w:tcPr>
             <w:tcW w:type="dxa" w:w="2351"/>
             <w:vAlign w:val="center"/>
-            <w:shd w:val="clear" w:color="auto" w:fill="D9E2F3"/>
           </w:tcPr>
           <w:p>
             <w:pPr>
@@ -657,9 +635,8 @@
             <w:r/>
             <w:r>
               <w:rPr>
-                <w:rFonts w:ascii="Microsoft YaHei" w:hAnsi="Microsoft YaHei" w:eastAsia="微软雅黑"/>
+                <w:rFonts w:ascii="宋体" w:hAnsi="宋体" w:eastAsia="宋体"/>
                 <w:b/>
-                <w:color w:val="1F3864"/>
                 <w:sz w:val="21"/>
               </w:rPr>
               <w:t>说明</w:t>
@@ -670,7 +647,6 @@
           <w:tcPr>
             <w:tcW w:type="dxa" w:w="2351"/>
             <w:vAlign w:val="center"/>
-            <w:shd w:val="clear" w:color="auto" w:fill="D9E2F3"/>
           </w:tcPr>
           <w:p>
             <w:pPr>
@@ -680,9 +656,8 @@
             <w:r/>
             <w:r>
               <w:rPr>
-                <w:rFonts w:ascii="Microsoft YaHei" w:hAnsi="Microsoft YaHei" w:eastAsia="微软雅黑"/>
+                <w:rFonts w:ascii="宋体" w:hAnsi="宋体" w:eastAsia="宋体"/>
                 <w:b/>
-                <w:color w:val="1F3864"/>
                 <w:sz w:val="21"/>
               </w:rPr>
               <w:t>状态</w:t>
@@ -703,7 +678,7 @@
             <w:r/>
             <w:r>
               <w:rPr>
-                <w:rFonts w:ascii="Microsoft YaHei" w:hAnsi="Microsoft YaHei" w:eastAsia="微软雅黑"/>
+                <w:rFonts w:ascii="宋体" w:hAnsi="宋体" w:eastAsia="宋体"/>
                 <w:sz w:val="21"/>
               </w:rPr>
               <w:t>F-01</w:t>
@@ -722,7 +697,7 @@
             <w:r/>
             <w:r>
               <w:rPr>
-                <w:rFonts w:ascii="Microsoft YaHei" w:hAnsi="Microsoft YaHei" w:eastAsia="微软雅黑"/>
+                <w:rFonts w:ascii="宋体" w:hAnsi="宋体" w:eastAsia="宋体"/>
                 <w:sz w:val="21"/>
               </w:rPr>
               <w:t>角色移动与操控</w:t>
@@ -741,7 +716,7 @@
             <w:r/>
             <w:r>
               <w:rPr>
-                <w:rFonts w:ascii="Microsoft YaHei" w:hAnsi="Microsoft YaHei" w:eastAsia="微软雅黑"/>
+                <w:rFonts w:ascii="宋体" w:hAnsi="宋体" w:eastAsia="宋体"/>
                 <w:sz w:val="21"/>
               </w:rPr>
               <w:t>移动、跳跃（3.7 倍身高）、攻击、下劈反弹</w:t>
@@ -760,7 +735,7 @@
             <w:r/>
             <w:r>
               <w:rPr>
-                <w:rFonts w:ascii="Microsoft YaHei" w:hAnsi="Microsoft YaHei" w:eastAsia="微软雅黑"/>
+                <w:rFonts w:ascii="宋体" w:hAnsi="宋体" w:eastAsia="宋体"/>
                 <w:sz w:val="21"/>
               </w:rPr>
               <w:t>✅</w:t>
@@ -781,7 +756,7 @@
             <w:r/>
             <w:r>
               <w:rPr>
-                <w:rFonts w:ascii="Microsoft YaHei" w:hAnsi="Microsoft YaHei" w:eastAsia="微软雅黑"/>
+                <w:rFonts w:ascii="宋体" w:hAnsi="宋体" w:eastAsia="宋体"/>
                 <w:sz w:val="21"/>
               </w:rPr>
               <w:t>F-02</w:t>
@@ -800,7 +775,7 @@
             <w:r/>
             <w:r>
               <w:rPr>
-                <w:rFonts w:ascii="Microsoft YaHei" w:hAnsi="Microsoft YaHei" w:eastAsia="微软雅黑"/>
+                <w:rFonts w:ascii="宋体" w:hAnsi="宋体" w:eastAsia="宋体"/>
                 <w:sz w:val="21"/>
               </w:rPr>
               <w:t>新手教学</w:t>
@@ -819,7 +794,7 @@
             <w:r/>
             <w:r>
               <w:rPr>
-                <w:rFonts w:ascii="Microsoft YaHei" w:hAnsi="Microsoft YaHei" w:eastAsia="微软雅黑"/>
+                <w:rFonts w:ascii="宋体" w:hAnsi="宋体" w:eastAsia="宋体"/>
                 <w:sz w:val="21"/>
               </w:rPr>
               <w:t>气泡提示、引导光点、分区教学、武器剧情</w:t>
@@ -838,7 +813,7 @@
             <w:r/>
             <w:r>
               <w:rPr>
-                <w:rFonts w:ascii="Microsoft YaHei" w:hAnsi="Microsoft YaHei" w:eastAsia="微软雅黑"/>
+                <w:rFonts w:ascii="宋体" w:hAnsi="宋体" w:eastAsia="宋体"/>
                 <w:sz w:val="21"/>
               </w:rPr>
               <w:t>✅</w:t>
@@ -859,7 +834,7 @@
             <w:r/>
             <w:r>
               <w:rPr>
-                <w:rFonts w:ascii="Microsoft YaHei" w:hAnsi="Microsoft YaHei" w:eastAsia="微软雅黑"/>
+                <w:rFonts w:ascii="宋体" w:hAnsi="宋体" w:eastAsia="宋体"/>
                 <w:sz w:val="21"/>
               </w:rPr>
               <w:t>F-03</w:t>
@@ -878,7 +853,7 @@
             <w:r/>
             <w:r>
               <w:rPr>
-                <w:rFonts w:ascii="Microsoft YaHei" w:hAnsi="Microsoft YaHei" w:eastAsia="微软雅黑"/>
+                <w:rFonts w:ascii="宋体" w:hAnsi="宋体" w:eastAsia="宋体"/>
                 <w:sz w:val="21"/>
               </w:rPr>
               <w:t>敌人</w:t>
@@ -897,7 +872,7 @@
             <w:r/>
             <w:r>
               <w:rPr>
-                <w:rFonts w:ascii="Microsoft YaHei" w:hAnsi="Microsoft YaHei" w:eastAsia="微软雅黑"/>
+                <w:rFonts w:ascii="宋体" w:hAnsi="宋体" w:eastAsia="宋体"/>
                 <w:sz w:val="21"/>
               </w:rPr>
               <w:t>巡逻史莱姆（巡逻/追击/接触伤害/掉肢体）</w:t>
@@ -916,7 +891,7 @@
             <w:r/>
             <w:r>
               <w:rPr>
-                <w:rFonts w:ascii="Microsoft YaHei" w:hAnsi="Microsoft YaHei" w:eastAsia="微软雅黑"/>
+                <w:rFonts w:ascii="宋体" w:hAnsi="宋体" w:eastAsia="宋体"/>
                 <w:sz w:val="21"/>
               </w:rPr>
               <w:t>✅</w:t>
@@ -937,7 +912,7 @@
             <w:r/>
             <w:r>
               <w:rPr>
-                <w:rFonts w:ascii="Microsoft YaHei" w:hAnsi="Microsoft YaHei" w:eastAsia="微软雅黑"/>
+                <w:rFonts w:ascii="宋体" w:hAnsi="宋体" w:eastAsia="宋体"/>
                 <w:sz w:val="21"/>
               </w:rPr>
               <w:t>F-04</w:t>
@@ -956,7 +931,7 @@
             <w:r/>
             <w:r>
               <w:rPr>
-                <w:rFonts w:ascii="Microsoft YaHei" w:hAnsi="Microsoft YaHei" w:eastAsia="微软雅黑"/>
+                <w:rFonts w:ascii="宋体" w:hAnsi="宋体" w:eastAsia="宋体"/>
                 <w:sz w:val="21"/>
               </w:rPr>
               <w:t>对话与剧情</w:t>
@@ -975,7 +950,7 @@
             <w:r/>
             <w:r>
               <w:rPr>
-                <w:rFonts w:ascii="Microsoft YaHei" w:hAnsi="Microsoft YaHei" w:eastAsia="微软雅黑"/>
+                <w:rFonts w:ascii="宋体" w:hAnsi="宋体" w:eastAsia="宋体"/>
                 <w:sz w:val="21"/>
               </w:rPr>
               <w:t>寄生体低语、打字机、对话锁输入</w:t>
@@ -994,7 +969,7 @@
             <w:r/>
             <w:r>
               <w:rPr>
-                <w:rFonts w:ascii="Microsoft YaHei" w:hAnsi="Microsoft YaHei" w:eastAsia="微软雅黑"/>
+                <w:rFonts w:ascii="宋体" w:hAnsi="宋体" w:eastAsia="宋体"/>
                 <w:sz w:val="21"/>
               </w:rPr>
               <w:t>✅</w:t>
@@ -1015,7 +990,7 @@
             <w:r/>
             <w:r>
               <w:rPr>
-                <w:rFonts w:ascii="Microsoft YaHei" w:hAnsi="Microsoft YaHei" w:eastAsia="微软雅黑"/>
+                <w:rFonts w:ascii="宋体" w:hAnsi="宋体" w:eastAsia="宋体"/>
                 <w:sz w:val="21"/>
               </w:rPr>
               <w:t>F-05</w:t>
@@ -1034,7 +1009,7 @@
             <w:r/>
             <w:r>
               <w:rPr>
-                <w:rFonts w:ascii="Microsoft YaHei" w:hAnsi="Microsoft YaHei" w:eastAsia="微软雅黑"/>
+                <w:rFonts w:ascii="宋体" w:hAnsi="宋体" w:eastAsia="宋体"/>
                 <w:sz w:val="21"/>
               </w:rPr>
               <w:t>物品与献祭</w:t>
@@ -1053,7 +1028,7 @@
             <w:r/>
             <w:r>
               <w:rPr>
-                <w:rFonts w:ascii="Microsoft YaHei" w:hAnsi="Microsoft YaHei" w:eastAsia="微软雅黑"/>
+                <w:rFonts w:ascii="宋体" w:hAnsi="宋体" w:eastAsia="宋体"/>
                 <w:sz w:val="21"/>
               </w:rPr>
               <w:t>肢体拾取计数、祭坛献祭计数</w:t>
@@ -1072,7 +1047,7 @@
             <w:r/>
             <w:r>
               <w:rPr>
-                <w:rFonts w:ascii="Microsoft YaHei" w:hAnsi="Microsoft YaHei" w:eastAsia="微软雅黑"/>
+                <w:rFonts w:ascii="宋体" w:hAnsi="宋体" w:eastAsia="宋体"/>
                 <w:sz w:val="21"/>
               </w:rPr>
               <w:t>✅</w:t>
@@ -1093,7 +1068,7 @@
             <w:r/>
             <w:r>
               <w:rPr>
-                <w:rFonts w:ascii="Microsoft YaHei" w:hAnsi="Microsoft YaHei" w:eastAsia="微软雅黑"/>
+                <w:rFonts w:ascii="宋体" w:hAnsi="宋体" w:eastAsia="宋体"/>
                 <w:sz w:val="21"/>
               </w:rPr>
               <w:t>F-06</w:t>
@@ -1112,7 +1087,7 @@
             <w:r/>
             <w:r>
               <w:rPr>
-                <w:rFonts w:ascii="Microsoft YaHei" w:hAnsi="Microsoft YaHei" w:eastAsia="微软雅黑"/>
+                <w:rFonts w:ascii="宋体" w:hAnsi="宋体" w:eastAsia="宋体"/>
                 <w:sz w:val="21"/>
               </w:rPr>
               <w:t>摄像机</w:t>
@@ -1131,7 +1106,7 @@
             <w:r/>
             <w:r>
               <w:rPr>
-                <w:rFonts w:ascii="Microsoft YaHei" w:hAnsi="Microsoft YaHei" w:eastAsia="微软雅黑"/>
+                <w:rFonts w:ascii="宋体" w:hAnsi="宋体" w:eastAsia="宋体"/>
                 <w:sz w:val="21"/>
               </w:rPr>
               <w:t>水平跟随 + 垂直死区</w:t>
@@ -1150,7 +1125,7 @@
             <w:r/>
             <w:r>
               <w:rPr>
-                <w:rFonts w:ascii="Microsoft YaHei" w:hAnsi="Microsoft YaHei" w:eastAsia="微软雅黑"/>
+                <w:rFonts w:ascii="宋体" w:hAnsi="宋体" w:eastAsia="宋体"/>
                 <w:sz w:val="21"/>
               </w:rPr>
               <w:t>✅</w:t>
@@ -1171,7 +1146,7 @@
             <w:r/>
             <w:r>
               <w:rPr>
-                <w:rFonts w:ascii="Microsoft YaHei" w:hAnsi="Microsoft YaHei" w:eastAsia="微软雅黑"/>
+                <w:rFonts w:ascii="宋体" w:hAnsi="宋体" w:eastAsia="宋体"/>
                 <w:sz w:val="21"/>
               </w:rPr>
               <w:t>F-07</w:t>
@@ -1190,7 +1165,7 @@
             <w:r/>
             <w:r>
               <w:rPr>
-                <w:rFonts w:ascii="Microsoft YaHei" w:hAnsi="Microsoft YaHei" w:eastAsia="微软雅黑"/>
+                <w:rFonts w:ascii="宋体" w:hAnsi="宋体" w:eastAsia="宋体"/>
                 <w:sz w:val="21"/>
               </w:rPr>
               <w:t>任务光点组件</w:t>
@@ -1209,7 +1184,7 @@
             <w:r/>
             <w:r>
               <w:rPr>
-                <w:rFonts w:ascii="Microsoft YaHei" w:hAnsi="Microsoft YaHei" w:eastAsia="微软雅黑"/>
+                <w:rFonts w:ascii="宋体" w:hAnsi="宋体" w:eastAsia="宋体"/>
                 <w:sz w:val="21"/>
               </w:rPr>
               <w:t>通用引导光点，供后续复用</w:t>
@@ -1228,7 +1203,7 @@
             <w:r/>
             <w:r>
               <w:rPr>
-                <w:rFonts w:ascii="Microsoft YaHei" w:hAnsi="Microsoft YaHei" w:eastAsia="微软雅黑"/>
+                <w:rFonts w:ascii="宋体" w:hAnsi="宋体" w:eastAsia="宋体"/>
                 <w:sz w:val="21"/>
               </w:rPr>
               <w:t>✅</w:t>
@@ -1249,7 +1224,7 @@
             <w:r/>
             <w:r>
               <w:rPr>
-                <w:rFonts w:ascii="Microsoft YaHei" w:hAnsi="Microsoft YaHei" w:eastAsia="微软雅黑"/>
+                <w:rFonts w:ascii="宋体" w:hAnsi="宋体" w:eastAsia="宋体"/>
                 <w:sz w:val="21"/>
               </w:rPr>
               <w:t>F-08</w:t>
@@ -1268,7 +1243,7 @@
             <w:r/>
             <w:r>
               <w:rPr>
-                <w:rFonts w:ascii="Microsoft YaHei" w:hAnsi="Microsoft YaHei" w:eastAsia="微软雅黑"/>
+                <w:rFonts w:ascii="宋体" w:hAnsi="宋体" w:eastAsia="宋体"/>
                 <w:sz w:val="21"/>
               </w:rPr>
               <w:t>教学关卡</w:t>
@@ -1287,7 +1262,7 @@
             <w:r/>
             <w:r>
               <w:rPr>
-                <w:rFonts w:ascii="Microsoft YaHei" w:hAnsi="Microsoft YaHei" w:eastAsia="微软雅黑"/>
+                <w:rFonts w:ascii="宋体" w:hAnsi="宋体" w:eastAsia="宋体"/>
                 <w:sz w:val="21"/>
               </w:rPr>
               <w:t>平台/下劈高台/浅坑/祭坛</w:t>
@@ -1306,7 +1281,7 @@
             <w:r/>
             <w:r>
               <w:rPr>
-                <w:rFonts w:ascii="Microsoft YaHei" w:hAnsi="Microsoft YaHei" w:eastAsia="微软雅黑"/>
+                <w:rFonts w:ascii="宋体" w:hAnsi="宋体" w:eastAsia="宋体"/>
                 <w:sz w:val="21"/>
               </w:rPr>
               <w:t>✅</w:t>
@@ -1327,7 +1302,7 @@
             <w:r/>
             <w:r>
               <w:rPr>
-                <w:rFonts w:ascii="Microsoft YaHei" w:hAnsi="Microsoft YaHei" w:eastAsia="微软雅黑"/>
+                <w:rFonts w:ascii="宋体" w:hAnsi="宋体" w:eastAsia="宋体"/>
                 <w:sz w:val="21"/>
               </w:rPr>
               <w:t>F-09</w:t>
@@ -1346,7 +1321,7 @@
             <w:r/>
             <w:r>
               <w:rPr>
-                <w:rFonts w:ascii="Microsoft YaHei" w:hAnsi="Microsoft YaHei" w:eastAsia="微软雅黑"/>
+                <w:rFonts w:ascii="宋体" w:hAnsi="宋体" w:eastAsia="宋体"/>
                 <w:sz w:val="21"/>
               </w:rPr>
               <w:t>存档/读档</w:t>
@@ -1365,7 +1340,7 @@
             <w:r/>
             <w:r>
               <w:rPr>
-                <w:rFonts w:ascii="Microsoft YaHei" w:hAnsi="Microsoft YaHei" w:eastAsia="微软雅黑"/>
+                <w:rFonts w:ascii="宋体" w:hAnsi="宋体" w:eastAsia="宋体"/>
                 <w:sz w:val="21"/>
               </w:rPr>
               <w:t>本地 JSON，恢复玩家状态</w:t>
@@ -1384,7 +1359,7 @@
             <w:r/>
             <w:r>
               <w:rPr>
-                <w:rFonts w:ascii="Microsoft YaHei" w:hAnsi="Microsoft YaHei" w:eastAsia="微软雅黑"/>
+                <w:rFonts w:ascii="宋体" w:hAnsi="宋体" w:eastAsia="宋体"/>
                 <w:sz w:val="21"/>
               </w:rPr>
               <w:t>⏳ M1</w:t>
@@ -1405,7 +1380,7 @@
             <w:r/>
             <w:r>
               <w:rPr>
-                <w:rFonts w:ascii="Microsoft YaHei" w:hAnsi="Microsoft YaHei" w:eastAsia="微软雅黑"/>
+                <w:rFonts w:ascii="宋体" w:hAnsi="宋体" w:eastAsia="宋体"/>
                 <w:sz w:val="21"/>
               </w:rPr>
               <w:t>F-10</w:t>
@@ -1424,7 +1399,7 @@
             <w:r/>
             <w:r>
               <w:rPr>
-                <w:rFonts w:ascii="Microsoft YaHei" w:hAnsi="Microsoft YaHei" w:eastAsia="微软雅黑"/>
+                <w:rFonts w:ascii="宋体" w:hAnsi="宋体" w:eastAsia="宋体"/>
                 <w:sz w:val="21"/>
               </w:rPr>
               <w:t>主菜单 + HUD</w:t>
@@ -1443,7 +1418,7 @@
             <w:r/>
             <w:r>
               <w:rPr>
-                <w:rFonts w:ascii="Microsoft YaHei" w:hAnsi="Microsoft YaHei" w:eastAsia="微软雅黑"/>
+                <w:rFonts w:ascii="宋体" w:hAnsi="宋体" w:eastAsia="宋体"/>
                 <w:sz w:val="21"/>
               </w:rPr>
               <w:t>开始/继续/设置、血量/献祭显示</w:t>
@@ -1462,7 +1437,7 @@
             <w:r/>
             <w:r>
               <w:rPr>
-                <w:rFonts w:ascii="Microsoft YaHei" w:hAnsi="Microsoft YaHei" w:eastAsia="微软雅黑"/>
+                <w:rFonts w:ascii="宋体" w:hAnsi="宋体" w:eastAsia="宋体"/>
                 <w:sz w:val="21"/>
               </w:rPr>
               <w:t>⏳ M1</w:t>
@@ -1483,7 +1458,7 @@
             <w:r/>
             <w:r>
               <w:rPr>
-                <w:rFonts w:ascii="Microsoft YaHei" w:hAnsi="Microsoft YaHei" w:eastAsia="微软雅黑"/>
+                <w:rFonts w:ascii="宋体" w:hAnsi="宋体" w:eastAsia="宋体"/>
                 <w:sz w:val="21"/>
               </w:rPr>
               <w:t>F-11</w:t>
@@ -1502,7 +1477,7 @@
             <w:r/>
             <w:r>
               <w:rPr>
-                <w:rFonts w:ascii="Microsoft YaHei" w:hAnsi="Microsoft YaHei" w:eastAsia="微软雅黑"/>
+                <w:rFonts w:ascii="宋体" w:hAnsi="宋体" w:eastAsia="宋体"/>
                 <w:sz w:val="21"/>
               </w:rPr>
               <w:t>拒绝献祭结局</w:t>
@@ -1521,7 +1496,7 @@
             <w:r/>
             <w:r>
               <w:rPr>
-                <w:rFonts w:ascii="Microsoft YaHei" w:hAnsi="Microsoft YaHei" w:eastAsia="微软雅黑"/>
+                <w:rFonts w:ascii="宋体" w:hAnsi="宋体" w:eastAsia="宋体"/>
                 <w:sz w:val="21"/>
               </w:rPr>
               <w:t>"宁死不屈"死亡结局</w:t>
@@ -1540,7 +1515,7 @@
             <w:r/>
             <w:r>
               <w:rPr>
-                <w:rFonts w:ascii="Microsoft YaHei" w:hAnsi="Microsoft YaHei" w:eastAsia="微软雅黑"/>
+                <w:rFonts w:ascii="宋体" w:hAnsi="宋体" w:eastAsia="宋体"/>
                 <w:sz w:val="21"/>
               </w:rPr>
               <w:t>⏳ M1</w:t>
@@ -1561,7 +1536,7 @@
             <w:r/>
             <w:r>
               <w:rPr>
-                <w:rFonts w:ascii="Microsoft YaHei" w:hAnsi="Microsoft YaHei" w:eastAsia="微软雅黑"/>
+                <w:rFonts w:ascii="宋体" w:hAnsi="宋体" w:eastAsia="宋体"/>
                 <w:sz w:val="21"/>
               </w:rPr>
               <w:t>F-12</w:t>
@@ -1580,7 +1555,7 @@
             <w:r/>
             <w:r>
               <w:rPr>
-                <w:rFonts w:ascii="Microsoft YaHei" w:hAnsi="Microsoft YaHei" w:eastAsia="微软雅黑"/>
+                <w:rFonts w:ascii="宋体" w:hAnsi="宋体" w:eastAsia="宋体"/>
                 <w:sz w:val="21"/>
               </w:rPr>
               <w:t>战斗扩展</w:t>
@@ -1599,7 +1574,7 @@
             <w:r/>
             <w:r>
               <w:rPr>
-                <w:rFonts w:ascii="Microsoft YaHei" w:hAnsi="Microsoft YaHei" w:eastAsia="微软雅黑"/>
+                <w:rFonts w:ascii="宋体" w:hAnsi="宋体" w:eastAsia="宋体"/>
                 <w:sz w:val="21"/>
               </w:rPr>
               <w:t>钩锁、二段跳/大跳、武器成长、更多敌人</w:t>
@@ -1618,7 +1593,7 @@
             <w:r/>
             <w:r>
               <w:rPr>
-                <w:rFonts w:ascii="Microsoft YaHei" w:hAnsi="Microsoft YaHei" w:eastAsia="微软雅黑"/>
+                <w:rFonts w:ascii="宋体" w:hAnsi="宋体" w:eastAsia="宋体"/>
                 <w:sz w:val="21"/>
               </w:rPr>
               <w:t>⏳ M2</w:t>
@@ -1639,7 +1614,7 @@
             <w:r/>
             <w:r>
               <w:rPr>
-                <w:rFonts w:ascii="Microsoft YaHei" w:hAnsi="Microsoft YaHei" w:eastAsia="微软雅黑"/>
+                <w:rFonts w:ascii="宋体" w:hAnsi="宋体" w:eastAsia="宋体"/>
                 <w:sz w:val="21"/>
               </w:rPr>
               <w:t>F-13</w:t>
@@ -1658,7 +1633,7 @@
             <w:r/>
             <w:r>
               <w:rPr>
-                <w:rFonts w:ascii="Microsoft YaHei" w:hAnsi="Microsoft YaHei" w:eastAsia="微软雅黑"/>
+                <w:rFonts w:ascii="宋体" w:hAnsi="宋体" w:eastAsia="宋体"/>
                 <w:sz w:val="21"/>
               </w:rPr>
               <w:t>完整地图</w:t>
@@ -1677,7 +1652,7 @@
             <w:r/>
             <w:r>
               <w:rPr>
-                <w:rFonts w:ascii="Microsoft YaHei" w:hAnsi="Microsoft YaHei" w:eastAsia="微软雅黑"/>
+                <w:rFonts w:ascii="宋体" w:hAnsi="宋体" w:eastAsia="宋体"/>
                 <w:sz w:val="21"/>
               </w:rPr>
               <w:t>三层地牢、阵营分支</w:t>
@@ -1696,7 +1671,7 @@
             <w:r/>
             <w:r>
               <w:rPr>
-                <w:rFonts w:ascii="Microsoft YaHei" w:hAnsi="Microsoft YaHei" w:eastAsia="微软雅黑"/>
+                <w:rFonts w:ascii="宋体" w:hAnsi="宋体" w:eastAsia="宋体"/>
                 <w:sz w:val="21"/>
               </w:rPr>
               <w:t>⏳ M3</w:t>
@@ -1717,7 +1692,7 @@
             <w:r/>
             <w:r>
               <w:rPr>
-                <w:rFonts w:ascii="Microsoft YaHei" w:hAnsi="Microsoft YaHei" w:eastAsia="微软雅黑"/>
+                <w:rFonts w:ascii="宋体" w:hAnsi="宋体" w:eastAsia="宋体"/>
                 <w:sz w:val="21"/>
               </w:rPr>
               <w:t>F-14</w:t>
@@ -1736,7 +1711,7 @@
             <w:r/>
             <w:r>
               <w:rPr>
-                <w:rFonts w:ascii="Microsoft YaHei" w:hAnsi="Microsoft YaHei" w:eastAsia="微软雅黑"/>
+                <w:rFonts w:ascii="宋体" w:hAnsi="宋体" w:eastAsia="宋体"/>
                 <w:sz w:val="21"/>
               </w:rPr>
               <w:t>三结局结算</w:t>
@@ -1755,7 +1730,7 @@
             <w:r/>
             <w:r>
               <w:rPr>
-                <w:rFonts w:ascii="Microsoft YaHei" w:hAnsi="Microsoft YaHei" w:eastAsia="微软雅黑"/>
+                <w:rFonts w:ascii="宋体" w:hAnsi="宋体" w:eastAsia="宋体"/>
                 <w:sz w:val="21"/>
               </w:rPr>
               <w:t>人类/异化/真 HE</w:t>
@@ -1774,7 +1749,7 @@
             <w:r/>
             <w:r>
               <w:rPr>
-                <w:rFonts w:ascii="Microsoft YaHei" w:hAnsi="Microsoft YaHei" w:eastAsia="微软雅黑"/>
+                <w:rFonts w:ascii="宋体" w:hAnsi="宋体" w:eastAsia="宋体"/>
                 <w:sz w:val="21"/>
               </w:rPr>
               <w:t>⏳ M3</w:t>
@@ -1815,7 +1790,6 @@
           <w:tcPr>
             <w:tcW w:type="dxa" w:w="2351"/>
             <w:vAlign w:val="center"/>
-            <w:shd w:val="clear" w:color="auto" w:fill="D9E2F3"/>
           </w:tcPr>
           <w:p>
             <w:pPr>
@@ -1825,9 +1799,8 @@
             <w:r/>
             <w:r>
               <w:rPr>
-                <w:rFonts w:ascii="Microsoft YaHei" w:hAnsi="Microsoft YaHei" w:eastAsia="微软雅黑"/>
+                <w:rFonts w:ascii="宋体" w:hAnsi="宋体" w:eastAsia="宋体"/>
                 <w:b/>
-                <w:color w:val="1F3864"/>
                 <w:sz w:val="21"/>
               </w:rPr>
               <w:t>编号</w:t>
@@ -1838,7 +1811,6 @@
           <w:tcPr>
             <w:tcW w:type="dxa" w:w="2351"/>
             <w:vAlign w:val="center"/>
-            <w:shd w:val="clear" w:color="auto" w:fill="D9E2F3"/>
           </w:tcPr>
           <w:p>
             <w:pPr>
@@ -1848,9 +1820,8 @@
             <w:r/>
             <w:r>
               <w:rPr>
-                <w:rFonts w:ascii="Microsoft YaHei" w:hAnsi="Microsoft YaHei" w:eastAsia="微软雅黑"/>
+                <w:rFonts w:ascii="宋体" w:hAnsi="宋体" w:eastAsia="宋体"/>
                 <w:b/>
-                <w:color w:val="1F3864"/>
                 <w:sz w:val="21"/>
               </w:rPr>
               <w:t>需求</w:t>
@@ -1861,7 +1832,6 @@
           <w:tcPr>
             <w:tcW w:type="dxa" w:w="2351"/>
             <w:vAlign w:val="center"/>
-            <w:shd w:val="clear" w:color="auto" w:fill="D9E2F3"/>
           </w:tcPr>
           <w:p>
             <w:pPr>
@@ -1871,9 +1841,8 @@
             <w:r/>
             <w:r>
               <w:rPr>
-                <w:rFonts w:ascii="Microsoft YaHei" w:hAnsi="Microsoft YaHei" w:eastAsia="微软雅黑"/>
+                <w:rFonts w:ascii="宋体" w:hAnsi="宋体" w:eastAsia="宋体"/>
                 <w:b/>
-                <w:color w:val="1F3864"/>
                 <w:sz w:val="21"/>
               </w:rPr>
               <w:t>说明</w:t>
@@ -1884,7 +1853,6 @@
           <w:tcPr>
             <w:tcW w:type="dxa" w:w="2351"/>
             <w:vAlign w:val="center"/>
-            <w:shd w:val="clear" w:color="auto" w:fill="D9E2F3"/>
           </w:tcPr>
           <w:p>
             <w:pPr>
@@ -1894,9 +1862,8 @@
             <w:r/>
             <w:r>
               <w:rPr>
-                <w:rFonts w:ascii="Microsoft YaHei" w:hAnsi="Microsoft YaHei" w:eastAsia="微软雅黑"/>
+                <w:rFonts w:ascii="宋体" w:hAnsi="宋体" w:eastAsia="宋体"/>
                 <w:b/>
-                <w:color w:val="1F3864"/>
                 <w:sz w:val="21"/>
               </w:rPr>
               <w:t>状态</w:t>
@@ -1917,7 +1884,7 @@
             <w:r/>
             <w:r>
               <w:rPr>
-                <w:rFonts w:ascii="Microsoft YaHei" w:hAnsi="Microsoft YaHei" w:eastAsia="微软雅黑"/>
+                <w:rFonts w:ascii="宋体" w:hAnsi="宋体" w:eastAsia="宋体"/>
                 <w:sz w:val="21"/>
               </w:rPr>
               <w:t>F-15</w:t>
@@ -1936,7 +1903,7 @@
             <w:r/>
             <w:r>
               <w:rPr>
-                <w:rFonts w:ascii="Microsoft YaHei" w:hAnsi="Microsoft YaHei" w:eastAsia="微软雅黑"/>
+                <w:rFonts w:ascii="宋体" w:hAnsi="宋体" w:eastAsia="宋体"/>
                 <w:sz w:val="21"/>
               </w:rPr>
               <w:t>健康探针</w:t>
@@ -1955,7 +1922,7 @@
             <w:r/>
             <w:r>
               <w:rPr>
-                <w:rFonts w:ascii="Microsoft YaHei" w:hAnsi="Microsoft YaHei" w:eastAsia="微软雅黑"/>
+                <w:rFonts w:ascii="宋体" w:hAnsi="宋体" w:eastAsia="宋体"/>
                 <w:sz w:val="21"/>
               </w:rPr>
               <w:t>GET /api/v1/health</w:t>
@@ -1974,7 +1941,7 @@
             <w:r/>
             <w:r>
               <w:rPr>
-                <w:rFonts w:ascii="Microsoft YaHei" w:hAnsi="Microsoft YaHei" w:eastAsia="微软雅黑"/>
+                <w:rFonts w:ascii="宋体" w:hAnsi="宋体" w:eastAsia="宋体"/>
                 <w:sz w:val="21"/>
               </w:rPr>
               <w:t>✅</w:t>
@@ -1995,7 +1962,7 @@
             <w:r/>
             <w:r>
               <w:rPr>
-                <w:rFonts w:ascii="Microsoft YaHei" w:hAnsi="Microsoft YaHei" w:eastAsia="微软雅黑"/>
+                <w:rFonts w:ascii="宋体" w:hAnsi="宋体" w:eastAsia="宋体"/>
                 <w:sz w:val="21"/>
               </w:rPr>
               <w:t>F-16</w:t>
@@ -2014,7 +1981,7 @@
             <w:r/>
             <w:r>
               <w:rPr>
-                <w:rFonts w:ascii="Microsoft YaHei" w:hAnsi="Microsoft YaHei" w:eastAsia="微软雅黑"/>
+                <w:rFonts w:ascii="宋体" w:hAnsi="宋体" w:eastAsia="宋体"/>
                 <w:sz w:val="21"/>
               </w:rPr>
               <w:t>账号</w:t>
@@ -2033,7 +2000,7 @@
             <w:r/>
             <w:r>
               <w:rPr>
-                <w:rFonts w:ascii="Microsoft YaHei" w:hAnsi="Microsoft YaHei" w:eastAsia="微软雅黑"/>
+                <w:rFonts w:ascii="宋体" w:hAnsi="宋体" w:eastAsia="宋体"/>
                 <w:sz w:val="21"/>
               </w:rPr>
               <w:t>注册/登录/token</w:t>
@@ -2052,7 +2019,7 @@
             <w:r/>
             <w:r>
               <w:rPr>
-                <w:rFonts w:ascii="Microsoft YaHei" w:hAnsi="Microsoft YaHei" w:eastAsia="微软雅黑"/>
+                <w:rFonts w:ascii="宋体" w:hAnsi="宋体" w:eastAsia="宋体"/>
                 <w:sz w:val="21"/>
               </w:rPr>
               <w:t>⏳ M2</w:t>
@@ -2073,7 +2040,7 @@
             <w:r/>
             <w:r>
               <w:rPr>
-                <w:rFonts w:ascii="Microsoft YaHei" w:hAnsi="Microsoft YaHei" w:eastAsia="微软雅黑"/>
+                <w:rFonts w:ascii="宋体" w:hAnsi="宋体" w:eastAsia="宋体"/>
                 <w:sz w:val="21"/>
               </w:rPr>
               <w:t>F-17</w:t>
@@ -2092,7 +2059,7 @@
             <w:r/>
             <w:r>
               <w:rPr>
-                <w:rFonts w:ascii="Microsoft YaHei" w:hAnsi="Microsoft YaHei" w:eastAsia="微软雅黑"/>
+                <w:rFonts w:ascii="宋体" w:hAnsi="宋体" w:eastAsia="宋体"/>
                 <w:sz w:val="21"/>
               </w:rPr>
               <w:t>远程存档</w:t>
@@ -2111,7 +2078,7 @@
             <w:r/>
             <w:r>
               <w:rPr>
-                <w:rFonts w:ascii="Microsoft YaHei" w:hAnsi="Microsoft YaHei" w:eastAsia="微软雅黑"/>
+                <w:rFonts w:ascii="宋体" w:hAnsi="宋体" w:eastAsia="宋体"/>
                 <w:sz w:val="21"/>
               </w:rPr>
               <w:t>GET/PUT /api/v1/saves/{slot}</w:t>
@@ -2130,7 +2097,7 @@
             <w:r/>
             <w:r>
               <w:rPr>
-                <w:rFonts w:ascii="Microsoft YaHei" w:hAnsi="Microsoft YaHei" w:eastAsia="微软雅黑"/>
+                <w:rFonts w:ascii="宋体" w:hAnsi="宋体" w:eastAsia="宋体"/>
                 <w:sz w:val="21"/>
               </w:rPr>
               <w:t>⏳ M2</w:t>
@@ -2151,7 +2118,7 @@
             <w:r/>
             <w:r>
               <w:rPr>
-                <w:rFonts w:ascii="Microsoft YaHei" w:hAnsi="Microsoft YaHei" w:eastAsia="微软雅黑"/>
+                <w:rFonts w:ascii="宋体" w:hAnsi="宋体" w:eastAsia="宋体"/>
                 <w:sz w:val="21"/>
               </w:rPr>
               <w:t>F-18</w:t>
@@ -2170,7 +2137,7 @@
             <w:r/>
             <w:r>
               <w:rPr>
-                <w:rFonts w:ascii="Microsoft YaHei" w:hAnsi="Microsoft YaHei" w:eastAsia="微软雅黑"/>
+                <w:rFonts w:ascii="宋体" w:hAnsi="宋体" w:eastAsia="宋体"/>
                 <w:sz w:val="21"/>
               </w:rPr>
               <w:t>统计埋点</w:t>
@@ -2189,7 +2156,7 @@
             <w:r/>
             <w:r>
               <w:rPr>
-                <w:rFonts w:ascii="Microsoft YaHei" w:hAnsi="Microsoft YaHei" w:eastAsia="微软雅黑"/>
+                <w:rFonts w:ascii="宋体" w:hAnsi="宋体" w:eastAsia="宋体"/>
                 <w:sz w:val="21"/>
               </w:rPr>
               <w:t>POST /api/v1/events</w:t>
@@ -2208,7 +2175,7 @@
             <w:r/>
             <w:r>
               <w:rPr>
-                <w:rFonts w:ascii="Microsoft YaHei" w:hAnsi="Microsoft YaHei" w:eastAsia="微软雅黑"/>
+                <w:rFonts w:ascii="宋体" w:hAnsi="宋体" w:eastAsia="宋体"/>
                 <w:sz w:val="21"/>
               </w:rPr>
               <w:t>⏳ M2</w:t>
@@ -2229,7 +2196,7 @@
             <w:r/>
             <w:r>
               <w:rPr>
-                <w:rFonts w:ascii="Microsoft YaHei" w:hAnsi="Microsoft YaHei" w:eastAsia="微软雅黑"/>
+                <w:rFonts w:ascii="宋体" w:hAnsi="宋体" w:eastAsia="宋体"/>
                 <w:sz w:val="21"/>
               </w:rPr>
               <w:t>F-19</w:t>
@@ -2248,7 +2215,7 @@
             <w:r/>
             <w:r>
               <w:rPr>
-                <w:rFonts w:ascii="Microsoft YaHei" w:hAnsi="Microsoft YaHei" w:eastAsia="微软雅黑"/>
+                <w:rFonts w:ascii="宋体" w:hAnsi="宋体" w:eastAsia="宋体"/>
                 <w:sz w:val="21"/>
               </w:rPr>
               <w:t>排行榜</w:t>
@@ -2267,7 +2234,7 @@
             <w:r/>
             <w:r>
               <w:rPr>
-                <w:rFonts w:ascii="Microsoft YaHei" w:hAnsi="Microsoft YaHei" w:eastAsia="微软雅黑"/>
+                <w:rFonts w:ascii="宋体" w:hAnsi="宋体" w:eastAsia="宋体"/>
                 <w:sz w:val="21"/>
               </w:rPr>
               <w:t>GET /api/v1/leaderboard</w:t>
@@ -2286,7 +2253,7 @@
             <w:r/>
             <w:r>
               <w:rPr>
-                <w:rFonts w:ascii="Microsoft YaHei" w:hAnsi="Microsoft YaHei" w:eastAsia="微软雅黑"/>
+                <w:rFonts w:ascii="宋体" w:hAnsi="宋体" w:eastAsia="宋体"/>
                 <w:sz w:val="21"/>
               </w:rPr>
               <w:t>⏳ M2</w:t>
@@ -2327,7 +2294,6 @@
           <w:tcPr>
             <w:tcW w:type="dxa" w:w="2351"/>
             <w:vAlign w:val="center"/>
-            <w:shd w:val="clear" w:color="auto" w:fill="D9E2F3"/>
           </w:tcPr>
           <w:p>
             <w:pPr>
@@ -2337,9 +2303,8 @@
             <w:r/>
             <w:r>
               <w:rPr>
-                <w:rFonts w:ascii="Microsoft YaHei" w:hAnsi="Microsoft YaHei" w:eastAsia="微软雅黑"/>
+                <w:rFonts w:ascii="宋体" w:hAnsi="宋体" w:eastAsia="宋体"/>
                 <w:b/>
-                <w:color w:val="1F3864"/>
                 <w:sz w:val="21"/>
               </w:rPr>
               <w:t>编号</w:t>
@@ -2350,7 +2315,6 @@
           <w:tcPr>
             <w:tcW w:type="dxa" w:w="2351"/>
             <w:vAlign w:val="center"/>
-            <w:shd w:val="clear" w:color="auto" w:fill="D9E2F3"/>
           </w:tcPr>
           <w:p>
             <w:pPr>
@@ -2360,9 +2324,8 @@
             <w:r/>
             <w:r>
               <w:rPr>
-                <w:rFonts w:ascii="Microsoft YaHei" w:hAnsi="Microsoft YaHei" w:eastAsia="微软雅黑"/>
+                <w:rFonts w:ascii="宋体" w:hAnsi="宋体" w:eastAsia="宋体"/>
                 <w:b/>
-                <w:color w:val="1F3864"/>
                 <w:sz w:val="21"/>
               </w:rPr>
               <w:t>需求</w:t>
@@ -2373,7 +2336,6 @@
           <w:tcPr>
             <w:tcW w:type="dxa" w:w="2351"/>
             <w:vAlign w:val="center"/>
-            <w:shd w:val="clear" w:color="auto" w:fill="D9E2F3"/>
           </w:tcPr>
           <w:p>
             <w:pPr>
@@ -2383,9 +2345,8 @@
             <w:r/>
             <w:r>
               <w:rPr>
-                <w:rFonts w:ascii="Microsoft YaHei" w:hAnsi="Microsoft YaHei" w:eastAsia="微软雅黑"/>
+                <w:rFonts w:ascii="宋体" w:hAnsi="宋体" w:eastAsia="宋体"/>
                 <w:b/>
-                <w:color w:val="1F3864"/>
                 <w:sz w:val="21"/>
               </w:rPr>
               <w:t>说明</w:t>
@@ -2396,7 +2357,6 @@
           <w:tcPr>
             <w:tcW w:type="dxa" w:w="2351"/>
             <w:vAlign w:val="center"/>
-            <w:shd w:val="clear" w:color="auto" w:fill="D9E2F3"/>
           </w:tcPr>
           <w:p>
             <w:pPr>
@@ -2406,9 +2366,8 @@
             <w:r/>
             <w:r>
               <w:rPr>
-                <w:rFonts w:ascii="Microsoft YaHei" w:hAnsi="Microsoft YaHei" w:eastAsia="微软雅黑"/>
+                <w:rFonts w:ascii="宋体" w:hAnsi="宋体" w:eastAsia="宋体"/>
                 <w:b/>
-                <w:color w:val="1F3864"/>
                 <w:sz w:val="21"/>
               </w:rPr>
               <w:t>状态</w:t>
@@ -2429,7 +2388,7 @@
             <w:r/>
             <w:r>
               <w:rPr>
-                <w:rFonts w:ascii="Microsoft YaHei" w:hAnsi="Microsoft YaHei" w:eastAsia="微软雅黑"/>
+                <w:rFonts w:ascii="宋体" w:hAnsi="宋体" w:eastAsia="宋体"/>
                 <w:sz w:val="21"/>
               </w:rPr>
               <w:t>F-20</w:t>
@@ -2448,7 +2407,7 @@
             <w:r/>
             <w:r>
               <w:rPr>
-                <w:rFonts w:ascii="Microsoft YaHei" w:hAnsi="Microsoft YaHei" w:eastAsia="微软雅黑"/>
+                <w:rFonts w:ascii="宋体" w:hAnsi="宋体" w:eastAsia="宋体"/>
                 <w:sz w:val="21"/>
               </w:rPr>
               <w:t>数据管道</w:t>
@@ -2467,7 +2426,7 @@
             <w:r/>
             <w:r>
               <w:rPr>
-                <w:rFonts w:ascii="Microsoft YaHei" w:hAnsi="Microsoft YaHei" w:eastAsia="微软雅黑"/>
+                <w:rFonts w:ascii="宋体" w:hAnsi="宋体" w:eastAsia="宋体"/>
                 <w:sz w:val="21"/>
               </w:rPr>
               <w:t>SQL → SQLite → JSON，运行时加载</w:t>
@@ -2486,7 +2445,7 @@
             <w:r/>
             <w:r>
               <w:rPr>
-                <w:rFonts w:ascii="Microsoft YaHei" w:hAnsi="Microsoft YaHei" w:eastAsia="微软雅黑"/>
+                <w:rFonts w:ascii="宋体" w:hAnsi="宋体" w:eastAsia="宋体"/>
                 <w:sz w:val="21"/>
               </w:rPr>
               <w:t>✅</w:t>
@@ -2507,7 +2466,7 @@
             <w:r/>
             <w:r>
               <w:rPr>
-                <w:rFonts w:ascii="Microsoft YaHei" w:hAnsi="Microsoft YaHei" w:eastAsia="微软雅黑"/>
+                <w:rFonts w:ascii="宋体" w:hAnsi="宋体" w:eastAsia="宋体"/>
                 <w:sz w:val="21"/>
               </w:rPr>
               <w:t>F-21</w:t>
@@ -2526,7 +2485,7 @@
             <w:r/>
             <w:r>
               <w:rPr>
-                <w:rFonts w:ascii="Microsoft YaHei" w:hAnsi="Microsoft YaHei" w:eastAsia="微软雅黑"/>
+                <w:rFonts w:ascii="宋体" w:hAnsi="宋体" w:eastAsia="宋体"/>
                 <w:sz w:val="21"/>
               </w:rPr>
               <w:t>docker 全栈</w:t>
@@ -2545,7 +2504,7 @@
             <w:r/>
             <w:r>
               <w:rPr>
-                <w:rFonts w:ascii="Microsoft YaHei" w:hAnsi="Microsoft YaHei" w:eastAsia="微软雅黑"/>
+                <w:rFonts w:ascii="宋体" w:hAnsi="宋体" w:eastAsia="宋体"/>
                 <w:sz w:val="21"/>
               </w:rPr>
               <w:t>mysql8 + server + nginx 一键拉起</w:t>
@@ -2564,7 +2523,7 @@
             <w:r/>
             <w:r>
               <w:rPr>
-                <w:rFonts w:ascii="Microsoft YaHei" w:hAnsi="Microsoft YaHei" w:eastAsia="微软雅黑"/>
+                <w:rFonts w:ascii="宋体" w:hAnsi="宋体" w:eastAsia="宋体"/>
                 <w:sz w:val="21"/>
               </w:rPr>
               <w:t>⏳ M2</w:t>
@@ -2585,7 +2544,7 @@
             <w:r/>
             <w:r>
               <w:rPr>
-                <w:rFonts w:ascii="Microsoft YaHei" w:hAnsi="Microsoft YaHei" w:eastAsia="微软雅黑"/>
+                <w:rFonts w:ascii="宋体" w:hAnsi="宋体" w:eastAsia="宋体"/>
                 <w:sz w:val="21"/>
               </w:rPr>
               <w:t>F-22</w:t>
@@ -2604,7 +2563,7 @@
             <w:r/>
             <w:r>
               <w:rPr>
-                <w:rFonts w:ascii="Microsoft YaHei" w:hAnsi="Microsoft YaHei" w:eastAsia="微软雅黑"/>
+                <w:rFonts w:ascii="宋体" w:hAnsi="宋体" w:eastAsia="宋体"/>
                 <w:sz w:val="21"/>
               </w:rPr>
               <w:t>Web 导出</w:t>
@@ -2623,7 +2582,7 @@
             <w:r/>
             <w:r>
               <w:rPr>
-                <w:rFonts w:ascii="Microsoft YaHei" w:hAnsi="Microsoft YaHei" w:eastAsia="微软雅黑"/>
+                <w:rFonts w:ascii="宋体" w:hAnsi="宋体" w:eastAsia="宋体"/>
                 <w:sz w:val="21"/>
               </w:rPr>
               <w:t>浏览器可玩</w:t>
@@ -2642,7 +2601,7 @@
             <w:r/>
             <w:r>
               <w:rPr>
-                <w:rFonts w:ascii="Microsoft YaHei" w:hAnsi="Microsoft YaHei" w:eastAsia="微软雅黑"/>
+                <w:rFonts w:ascii="宋体" w:hAnsi="宋体" w:eastAsia="宋体"/>
                 <w:sz w:val="21"/>
               </w:rPr>
               <w:t>⏳ M2</w:t>
@@ -2663,7 +2622,7 @@
             <w:r/>
             <w:r>
               <w:rPr>
-                <w:rFonts w:ascii="Microsoft YaHei" w:hAnsi="Microsoft YaHei" w:eastAsia="微软雅黑"/>
+                <w:rFonts w:ascii="宋体" w:hAnsi="宋体" w:eastAsia="宋体"/>
                 <w:sz w:val="21"/>
               </w:rPr>
               <w:t>F-23</w:t>
@@ -2682,7 +2641,7 @@
             <w:r/>
             <w:r>
               <w:rPr>
-                <w:rFonts w:ascii="Microsoft YaHei" w:hAnsi="Microsoft YaHei" w:eastAsia="微软雅黑"/>
+                <w:rFonts w:ascii="宋体" w:hAnsi="宋体" w:eastAsia="宋体"/>
                 <w:sz w:val="21"/>
               </w:rPr>
               <w:t>数据看板</w:t>
@@ -2701,7 +2660,7 @@
             <w:r/>
             <w:r>
               <w:rPr>
-                <w:rFonts w:ascii="Microsoft YaHei" w:hAnsi="Microsoft YaHei" w:eastAsia="微软雅黑"/>
+                <w:rFonts w:ascii="宋体" w:hAnsi="宋体" w:eastAsia="宋体"/>
                 <w:sz w:val="21"/>
               </w:rPr>
               <w:t>玩家数/事件/结局分布</w:t>
@@ -2720,7 +2679,7 @@
             <w:r/>
             <w:r>
               <w:rPr>
-                <w:rFonts w:ascii="Microsoft YaHei" w:hAnsi="Microsoft YaHei" w:eastAsia="微软雅黑"/>
+                <w:rFonts w:ascii="宋体" w:hAnsi="宋体" w:eastAsia="宋体"/>
                 <w:sz w:val="21"/>
               </w:rPr>
               <w:t>⏳ 有余力</w:t>
@@ -2754,12 +2713,6 @@
       <w:pPr>
         <w:spacing w:before="80" w:after="40"/>
         <w:jc w:val="center"/>
-        <w:pBdr>
-          <w:top w:val="single" w:sz="4" w:space="4" w:color="BFBFBF"/>
-          <w:left w:val="single" w:sz="4" w:space="4" w:color="BFBFBF"/>
-          <w:bottom w:val="single" w:sz="4" w:space="4" w:color="BFBFBF"/>
-          <w:right w:val="single" w:sz="4" w:space="4" w:color="BFBFBF"/>
-        </w:pBdr>
       </w:pPr>
       <w:r>
         <w:drawing>
@@ -2802,8 +2755,7 @@
       </w:pPr>
       <w:r>
         <w:rPr>
-          <w:rFonts w:ascii="Microsoft YaHei" w:hAnsi="Microsoft YaHei" w:eastAsia="微软雅黑"/>
-          <w:color w:val="595959"/>
+          <w:rFonts w:ascii="宋体" w:hAnsi="宋体" w:eastAsia="宋体"/>
           <w:sz w:val="18"/>
         </w:rPr>
         <w:t>共生之缚系统用例图</w:t>
@@ -2816,7 +2768,7 @@
       </w:pPr>
       <w:r>
         <w:rPr>
-          <w:rFonts w:ascii="Microsoft YaHei" w:hAnsi="Microsoft YaHei" w:eastAsia="微软雅黑"/>
+          <w:rFonts w:ascii="宋体" w:hAnsi="宋体" w:eastAsia="宋体"/>
           <w:sz w:val="21"/>
         </w:rPr>
         <w:t>参与者：玩家（游客/账号）、组员。</w:t>
@@ -2829,7 +2781,7 @@
       </w:pPr>
       <w:r>
         <w:rPr>
-          <w:rFonts w:ascii="Microsoft YaHei" w:hAnsi="Microsoft YaHei" w:eastAsia="微软雅黑"/>
+          <w:rFonts w:ascii="宋体" w:hAnsi="宋体" w:eastAsia="宋体"/>
           <w:sz w:val="21"/>
         </w:rPr>
         <w:t>客户端用例：开始游戏与教学、移动/跳跃/攻击/下劈、拾取肢体与祭坛献祭、本地存档/读档。</w:t>
@@ -2842,7 +2794,7 @@
       </w:pPr>
       <w:r>
         <w:rPr>
-          <w:rFonts w:ascii="Microsoft YaHei" w:hAnsi="Microsoft YaHei" w:eastAsia="微软雅黑"/>
+          <w:rFonts w:ascii="宋体" w:hAnsi="宋体" w:eastAsia="宋体"/>
           <w:sz w:val="21"/>
         </w:rPr>
         <w:t>后端用例：注册/登录、远程存档同步、统计埋点上报、排行榜。</w:t>
@@ -2855,7 +2807,7 @@
       </w:pPr>
       <w:r>
         <w:rPr>
-          <w:rFonts w:ascii="Microsoft YaHei" w:hAnsi="Microsoft YaHei" w:eastAsia="微软雅黑"/>
+          <w:rFonts w:ascii="宋体" w:hAnsi="宋体" w:eastAsia="宋体"/>
           <w:sz w:val="21"/>
         </w:rPr>
         <w:t>账号玩家泛化自游客：可做游客全部操作，另加联网功能。</w:t>
@@ -2873,12 +2825,6 @@
       <w:pPr>
         <w:spacing w:before="80" w:after="40"/>
         <w:jc w:val="center"/>
-        <w:pBdr>
-          <w:top w:val="single" w:sz="4" w:space="4" w:color="BFBFBF"/>
-          <w:left w:val="single" w:sz="4" w:space="4" w:color="BFBFBF"/>
-          <w:bottom w:val="single" w:sz="4" w:space="4" w:color="BFBFBF"/>
-          <w:right w:val="single" w:sz="4" w:space="4" w:color="BFBFBF"/>
-        </w:pBdr>
       </w:pPr>
       <w:r>
         <w:drawing>
@@ -2921,8 +2867,7 @@
       </w:pPr>
       <w:r>
         <w:rPr>
-          <w:rFonts w:ascii="Microsoft YaHei" w:hAnsi="Microsoft YaHei" w:eastAsia="微软雅黑"/>
-          <w:color w:val="595959"/>
+          <w:rFonts w:ascii="宋体" w:hAnsi="宋体" w:eastAsia="宋体"/>
           <w:sz w:val="18"/>
         </w:rPr>
         <w:t>登录推档时序图</w:t>
@@ -2931,7 +2876,7 @@
     <w:p>
       <w:r>
         <w:rPr>
-          <w:rFonts w:ascii="Microsoft YaHei" w:hAnsi="Microsoft YaHei" w:eastAsia="微软雅黑"/>
+          <w:rFonts w:ascii="宋体" w:hAnsi="宋体" w:eastAsia="宋体"/>
           <w:sz w:val="21"/>
         </w:rPr>
         <w:t>登录 → 推档 → 埋点 → 排行榜的完整链路。</w:t>
@@ -2949,12 +2894,6 @@
       <w:pPr>
         <w:spacing w:before="80" w:after="40"/>
         <w:jc w:val="center"/>
-        <w:pBdr>
-          <w:top w:val="single" w:sz="4" w:space="4" w:color="BFBFBF"/>
-          <w:left w:val="single" w:sz="4" w:space="4" w:color="BFBFBF"/>
-          <w:bottom w:val="single" w:sz="4" w:space="4" w:color="BFBFBF"/>
-          <w:right w:val="single" w:sz="4" w:space="4" w:color="BFBFBF"/>
-        </w:pBdr>
       </w:pPr>
       <w:r>
         <w:drawing>
@@ -2997,8 +2936,7 @@
       </w:pPr>
       <w:r>
         <w:rPr>
-          <w:rFonts w:ascii="Microsoft YaHei" w:hAnsi="Microsoft YaHei" w:eastAsia="微软雅黑"/>
-          <w:color w:val="595959"/>
+          <w:rFonts w:ascii="宋体" w:hAnsi="宋体" w:eastAsia="宋体"/>
           <w:sz w:val="18"/>
         </w:rPr>
         <w:t>共生之缚功能模块图</w:t>
@@ -3007,7 +2945,7 @@
     <w:p>
       <w:r>
         <w:rPr>
-          <w:rFonts w:ascii="Microsoft YaHei" w:hAnsi="Microsoft YaHei" w:eastAsia="微软雅黑"/>
+          <w:rFonts w:ascii="宋体" w:hAnsi="宋体" w:eastAsia="宋体"/>
           <w:sz w:val="21"/>
         </w:rPr>
         <w:t>模块 A–I：玩家操控、战斗与敌人、物品献祭成长、对话剧情、教程引导、地图摄像机、全局状态、数据管道、后端。</w:t>
@@ -3024,7 +2962,7 @@
     <w:p>
       <w:r>
         <w:rPr>
-          <w:rFonts w:ascii="Microsoft YaHei" w:hAnsi="Microsoft YaHei" w:eastAsia="微软雅黑"/>
+          <w:rFonts w:ascii="宋体" w:hAnsi="宋体" w:eastAsia="宋体"/>
           <w:sz w:val="21"/>
         </w:rPr>
         <w:t>后端子图（组件分层、部署拓扑、类结构）：</w:t>
@@ -3034,12 +2972,6 @@
       <w:pPr>
         <w:spacing w:before="80" w:after="40"/>
         <w:jc w:val="center"/>
-        <w:pBdr>
-          <w:top w:val="single" w:sz="4" w:space="4" w:color="BFBFBF"/>
-          <w:left w:val="single" w:sz="4" w:space="4" w:color="BFBFBF"/>
-          <w:bottom w:val="single" w:sz="4" w:space="4" w:color="BFBFBF"/>
-          <w:right w:val="single" w:sz="4" w:space="4" w:color="BFBFBF"/>
-        </w:pBdr>
       </w:pPr>
       <w:r>
         <w:drawing>
@@ -3082,8 +3014,7 @@
       </w:pPr>
       <w:r>
         <w:rPr>
-          <w:rFonts w:ascii="Microsoft YaHei" w:hAnsi="Microsoft YaHei" w:eastAsia="微软雅黑"/>
-          <w:color w:val="595959"/>
+          <w:rFonts w:ascii="宋体" w:hAnsi="宋体" w:eastAsia="宋体"/>
           <w:sz w:val="18"/>
         </w:rPr>
         <w:t>后端组件图</w:t>
@@ -3093,12 +3024,6 @@
       <w:pPr>
         <w:spacing w:before="80" w:after="40"/>
         <w:jc w:val="center"/>
-        <w:pBdr>
-          <w:top w:val="single" w:sz="4" w:space="4" w:color="BFBFBF"/>
-          <w:left w:val="single" w:sz="4" w:space="4" w:color="BFBFBF"/>
-          <w:bottom w:val="single" w:sz="4" w:space="4" w:color="BFBFBF"/>
-          <w:right w:val="single" w:sz="4" w:space="4" w:color="BFBFBF"/>
-        </w:pBdr>
       </w:pPr>
       <w:r>
         <w:drawing>
@@ -3141,8 +3066,7 @@
       </w:pPr>
       <w:r>
         <w:rPr>
-          <w:rFonts w:ascii="Microsoft YaHei" w:hAnsi="Microsoft YaHei" w:eastAsia="微软雅黑"/>
-          <w:color w:val="595959"/>
+          <w:rFonts w:ascii="宋体" w:hAnsi="宋体" w:eastAsia="宋体"/>
           <w:sz w:val="18"/>
         </w:rPr>
         <w:t>部署图</w:t>
@@ -3152,12 +3076,6 @@
       <w:pPr>
         <w:spacing w:before="80" w:after="40"/>
         <w:jc w:val="center"/>
-        <w:pBdr>
-          <w:top w:val="single" w:sz="4" w:space="4" w:color="BFBFBF"/>
-          <w:left w:val="single" w:sz="4" w:space="4" w:color="BFBFBF"/>
-          <w:bottom w:val="single" w:sz="4" w:space="4" w:color="BFBFBF"/>
-          <w:right w:val="single" w:sz="4" w:space="4" w:color="BFBFBF"/>
-        </w:pBdr>
       </w:pPr>
       <w:r>
         <w:drawing>
@@ -3200,8 +3118,7 @@
       </w:pPr>
       <w:r>
         <w:rPr>
-          <w:rFonts w:ascii="Microsoft YaHei" w:hAnsi="Microsoft YaHei" w:eastAsia="微软雅黑"/>
-          <w:color w:val="595959"/>
+          <w:rFonts w:ascii="宋体" w:hAnsi="宋体" w:eastAsia="宋体"/>
           <w:sz w:val="18"/>
         </w:rPr>
         <w:t>后端类图</w:t>
@@ -3210,7 +3127,7 @@
     <w:p>
       <w:r>
         <w:rPr>
-          <w:rFonts w:ascii="Microsoft YaHei" w:hAnsi="Microsoft YaHei" w:eastAsia="微软雅黑"/>
+          <w:rFonts w:ascii="宋体" w:hAnsi="宋体" w:eastAsia="宋体"/>
           <w:sz w:val="21"/>
         </w:rPr>
         <w:t>行为子图（存档流程、教程状态、游戏状态）：</w:t>
@@ -3220,12 +3137,6 @@
       <w:pPr>
         <w:spacing w:before="80" w:after="40"/>
         <w:jc w:val="center"/>
-        <w:pBdr>
-          <w:top w:val="single" w:sz="4" w:space="4" w:color="BFBFBF"/>
-          <w:left w:val="single" w:sz="4" w:space="4" w:color="BFBFBF"/>
-          <w:bottom w:val="single" w:sz="4" w:space="4" w:color="BFBFBF"/>
-          <w:right w:val="single" w:sz="4" w:space="4" w:color="BFBFBF"/>
-        </w:pBdr>
       </w:pPr>
       <w:r>
         <w:drawing>
@@ -3268,8 +3179,7 @@
       </w:pPr>
       <w:r>
         <w:rPr>
-          <w:rFonts w:ascii="Microsoft YaHei" w:hAnsi="Microsoft YaHei" w:eastAsia="微软雅黑"/>
-          <w:color w:val="595959"/>
+          <w:rFonts w:ascii="宋体" w:hAnsi="宋体" w:eastAsia="宋体"/>
           <w:sz w:val="18"/>
         </w:rPr>
         <w:t>存档流程活动图</w:t>
@@ -3279,12 +3189,6 @@
       <w:pPr>
         <w:spacing w:before="80" w:after="40"/>
         <w:jc w:val="center"/>
-        <w:pBdr>
-          <w:top w:val="single" w:sz="4" w:space="4" w:color="BFBFBF"/>
-          <w:left w:val="single" w:sz="4" w:space="4" w:color="BFBFBF"/>
-          <w:bottom w:val="single" w:sz="4" w:space="4" w:color="BFBFBF"/>
-          <w:right w:val="single" w:sz="4" w:space="4" w:color="BFBFBF"/>
-        </w:pBdr>
       </w:pPr>
       <w:r>
         <w:drawing>
@@ -3327,8 +3231,7 @@
       </w:pPr>
       <w:r>
         <w:rPr>
-          <w:rFonts w:ascii="Microsoft YaHei" w:hAnsi="Microsoft YaHei" w:eastAsia="微软雅黑"/>
-          <w:color w:val="595959"/>
+          <w:rFonts w:ascii="宋体" w:hAnsi="宋体" w:eastAsia="宋体"/>
           <w:sz w:val="18"/>
         </w:rPr>
         <w:t>教程状态图</w:t>
@@ -3338,12 +3241,6 @@
       <w:pPr>
         <w:spacing w:before="80" w:after="40"/>
         <w:jc w:val="center"/>
-        <w:pBdr>
-          <w:top w:val="single" w:sz="4" w:space="4" w:color="BFBFBF"/>
-          <w:left w:val="single" w:sz="4" w:space="4" w:color="BFBFBF"/>
-          <w:bottom w:val="single" w:sz="4" w:space="4" w:color="BFBFBF"/>
-          <w:right w:val="single" w:sz="4" w:space="4" w:color="BFBFBF"/>
-        </w:pBdr>
       </w:pPr>
       <w:r>
         <w:drawing>
@@ -3386,8 +3283,7 @@
       </w:pPr>
       <w:r>
         <w:rPr>
-          <w:rFonts w:ascii="Microsoft YaHei" w:hAnsi="Microsoft YaHei" w:eastAsia="微软雅黑"/>
-          <w:color w:val="595959"/>
+          <w:rFonts w:ascii="宋体" w:hAnsi="宋体" w:eastAsia="宋体"/>
           <w:sz w:val="18"/>
         </w:rPr>
         <w:t>游戏状态图</w:t>
@@ -3418,7 +3314,6 @@
           <w:tcPr>
             <w:tcW w:type="dxa" w:w="4703"/>
             <w:vAlign w:val="center"/>
-            <w:shd w:val="clear" w:color="auto" w:fill="D9E2F3"/>
           </w:tcPr>
           <w:p>
             <w:pPr>
@@ -3428,9 +3323,8 @@
             <w:r/>
             <w:r>
               <w:rPr>
-                <w:rFonts w:ascii="Microsoft YaHei" w:hAnsi="Microsoft YaHei" w:eastAsia="微软雅黑"/>
+                <w:rFonts w:ascii="宋体" w:hAnsi="宋体" w:eastAsia="宋体"/>
                 <w:b/>
-                <w:color w:val="1F3864"/>
                 <w:sz w:val="21"/>
               </w:rPr>
               <w:t>类别</w:t>
@@ -3441,7 +3335,6 @@
           <w:tcPr>
             <w:tcW w:type="dxa" w:w="4703"/>
             <w:vAlign w:val="center"/>
-            <w:shd w:val="clear" w:color="auto" w:fill="D9E2F3"/>
           </w:tcPr>
           <w:p>
             <w:pPr>
@@ -3451,9 +3344,8 @@
             <w:r/>
             <w:r>
               <w:rPr>
-                <w:rFonts w:ascii="Microsoft YaHei" w:hAnsi="Microsoft YaHei" w:eastAsia="微软雅黑"/>
+                <w:rFonts w:ascii="宋体" w:hAnsi="宋体" w:eastAsia="宋体"/>
                 <w:b/>
-                <w:color w:val="1F3864"/>
                 <w:sz w:val="21"/>
               </w:rPr>
               <w:t>要求</w:t>
@@ -3474,7 +3366,7 @@
             <w:r/>
             <w:r>
               <w:rPr>
-                <w:rFonts w:ascii="Microsoft YaHei" w:hAnsi="Microsoft YaHei" w:eastAsia="微软雅黑"/>
+                <w:rFonts w:ascii="宋体" w:hAnsi="宋体" w:eastAsia="宋体"/>
                 <w:sz w:val="21"/>
               </w:rPr>
               <w:t>性能</w:t>
@@ -3493,7 +3385,7 @@
             <w:r/>
             <w:r>
               <w:rPr>
-                <w:rFonts w:ascii="Microsoft YaHei" w:hAnsi="Microsoft YaHei" w:eastAsia="微软雅黑"/>
+                <w:rFonts w:ascii="宋体" w:hAnsi="宋体" w:eastAsia="宋体"/>
                 <w:sz w:val="21"/>
               </w:rPr>
               <w:t>60FPS，GL Compatibility，资源占用低</w:t>
@@ -3514,7 +3406,7 @@
             <w:r/>
             <w:r>
               <w:rPr>
-                <w:rFonts w:ascii="Microsoft YaHei" w:hAnsi="Microsoft YaHei" w:eastAsia="微软雅黑"/>
+                <w:rFonts w:ascii="宋体" w:hAnsi="宋体" w:eastAsia="宋体"/>
                 <w:sz w:val="21"/>
               </w:rPr>
               <w:t>可玩性</w:t>
@@ -3533,7 +3425,7 @@
             <w:r/>
             <w:r>
               <w:rPr>
-                <w:rFonts w:ascii="Microsoft YaHei" w:hAnsi="Microsoft YaHei" w:eastAsia="微软雅黑"/>
+                <w:rFonts w:ascii="宋体" w:hAnsi="宋体" w:eastAsia="宋体"/>
                 <w:sz w:val="21"/>
               </w:rPr>
               <w:t>无致命 bug，教学关 5 分钟内通关，手感参数可调</w:t>
@@ -3554,7 +3446,7 @@
             <w:r/>
             <w:r>
               <w:rPr>
-                <w:rFonts w:ascii="Microsoft YaHei" w:hAnsi="Microsoft YaHei" w:eastAsia="微软雅黑"/>
+                <w:rFonts w:ascii="宋体" w:hAnsi="宋体" w:eastAsia="宋体"/>
                 <w:sz w:val="21"/>
               </w:rPr>
               <w:t>兼容性</w:t>
@@ -3573,7 +3465,7 @@
             <w:r/>
             <w:r>
               <w:rPr>
-                <w:rFonts w:ascii="Microsoft YaHei" w:hAnsi="Microsoft YaHei" w:eastAsia="微软雅黑"/>
+                <w:rFonts w:ascii="宋体" w:hAnsi="宋体" w:eastAsia="宋体"/>
                 <w:sz w:val="21"/>
               </w:rPr>
               <w:t>Windows + 浏览器，Godot 4.7 统一</w:t>
@@ -3594,7 +3486,7 @@
             <w:r/>
             <w:r>
               <w:rPr>
-                <w:rFonts w:ascii="Microsoft YaHei" w:hAnsi="Microsoft YaHei" w:eastAsia="微软雅黑"/>
+                <w:rFonts w:ascii="宋体" w:hAnsi="宋体" w:eastAsia="宋体"/>
                 <w:sz w:val="21"/>
               </w:rPr>
               <w:t>网络</w:t>
@@ -3613,7 +3505,7 @@
             <w:r/>
             <w:r>
               <w:rPr>
-                <w:rFonts w:ascii="Microsoft YaHei" w:hAnsi="Microsoft YaHei" w:eastAsia="微软雅黑"/>
+                <w:rFonts w:ascii="宋体" w:hAnsi="宋体" w:eastAsia="宋体"/>
                 <w:sz w:val="21"/>
               </w:rPr>
               <w:t>单机优先，离线入队、联网上报</w:t>
@@ -3634,7 +3526,7 @@
             <w:r/>
             <w:r>
               <w:rPr>
-                <w:rFonts w:ascii="Microsoft YaHei" w:hAnsi="Microsoft YaHei" w:eastAsia="微软雅黑"/>
+                <w:rFonts w:ascii="宋体" w:hAnsi="宋体" w:eastAsia="宋体"/>
                 <w:sz w:val="21"/>
               </w:rPr>
               <w:t>数据</w:t>
@@ -3653,7 +3545,7 @@
             <w:r/>
             <w:r>
               <w:rPr>
-                <w:rFonts w:ascii="Microsoft YaHei" w:hAnsi="Microsoft YaHei" w:eastAsia="微软雅黑"/>
+                <w:rFonts w:ascii="宋体" w:hAnsi="宋体" w:eastAsia="宋体"/>
                 <w:sz w:val="21"/>
               </w:rPr>
               <w:t>内容数据由 SQL 导出，存档 Schema v1</w:t>
@@ -3674,7 +3566,7 @@
             <w:r/>
             <w:r>
               <w:rPr>
-                <w:rFonts w:ascii="Microsoft YaHei" w:hAnsi="Microsoft YaHei" w:eastAsia="微软雅黑"/>
+                <w:rFonts w:ascii="宋体" w:hAnsi="宋体" w:eastAsia="宋体"/>
                 <w:sz w:val="21"/>
               </w:rPr>
               <w:t>安全</w:t>
@@ -3693,7 +3585,7 @@
             <w:r/>
             <w:r>
               <w:rPr>
-                <w:rFonts w:ascii="Microsoft YaHei" w:hAnsi="Microsoft YaHei" w:eastAsia="微软雅黑"/>
+                <w:rFonts w:ascii="宋体" w:hAnsi="宋体" w:eastAsia="宋体"/>
                 <w:sz w:val="21"/>
               </w:rPr>
               <w:t>密码哈希、token 鉴权</w:t>
@@ -3714,7 +3606,7 @@
             <w:r/>
             <w:r>
               <w:rPr>
-                <w:rFonts w:ascii="Microsoft YaHei" w:hAnsi="Microsoft YaHei" w:eastAsia="微软雅黑"/>
+                <w:rFonts w:ascii="宋体" w:hAnsi="宋体" w:eastAsia="宋体"/>
                 <w:sz w:val="21"/>
               </w:rPr>
               <w:t>质量</w:t>
@@ -3733,7 +3625,7 @@
             <w:r/>
             <w:r>
               <w:rPr>
-                <w:rFonts w:ascii="Microsoft YaHei" w:hAnsi="Microsoft YaHei" w:eastAsia="微软雅黑"/>
+                <w:rFonts w:ascii="宋体" w:hAnsi="宋体" w:eastAsia="宋体"/>
                 <w:sz w:val="21"/>
               </w:rPr>
               <w:t>CI 三 job 全绿、PR review、main 保护</w:t>
@@ -3762,7 +3654,7 @@
       </w:pPr>
       <w:r>
         <w:rPr>
-          <w:rFonts w:ascii="Microsoft YaHei" w:hAnsi="Microsoft YaHei" w:eastAsia="微软雅黑"/>
+          <w:rFonts w:ascii="宋体" w:hAnsi="宋体" w:eastAsia="宋体"/>
           <w:sz w:val="21"/>
         </w:rPr>
         <w:t>三层地牢、双流派、三结局、存档可用、无致命 bug；</w:t>
@@ -3775,7 +3667,7 @@
       </w:pPr>
       <w:r>
         <w:rPr>
-          <w:rFonts w:ascii="Microsoft YaHei" w:hAnsi="Microsoft YaHei" w:eastAsia="微软雅黑"/>
+          <w:rFonts w:ascii="宋体" w:hAnsi="宋体" w:eastAsia="宋体"/>
           <w:sz w:val="21"/>
         </w:rPr>
         <w:t>后端 FastAPI + MySQL，OpenAPI、pytest 全绿、数据真实入库；</w:t>
@@ -3788,7 +3680,7 @@
       </w:pPr>
       <w:r>
         <w:rPr>
-          <w:rFonts w:ascii="Microsoft YaHei" w:hAnsi="Microsoft YaHei" w:eastAsia="微软雅黑"/>
+          <w:rFonts w:ascii="宋体" w:hAnsi="宋体" w:eastAsia="宋体"/>
           <w:sz w:val="21"/>
         </w:rPr>
         <w:t>docker compose 一键拉起，浏览器可玩；</w:t>
@@ -3801,7 +3693,7 @@
       </w:pPr>
       <w:r>
         <w:rPr>
-          <w:rFonts w:ascii="Microsoft YaHei" w:hAnsi="Microsoft YaHei" w:eastAsia="微软雅黑"/>
+          <w:rFonts w:ascii="宋体" w:hAnsi="宋体" w:eastAsia="宋体"/>
           <w:sz w:val="21"/>
         </w:rPr>
         <w:t>课程文档、数据库脚本、周报齐备；</w:t>
@@ -3814,7 +3706,7 @@
       </w:pPr>
       <w:r>
         <w:rPr>
-          <w:rFonts w:ascii="Microsoft YaHei" w:hAnsi="Microsoft YaHei" w:eastAsia="微软雅黑"/>
+          <w:rFonts w:ascii="宋体" w:hAnsi="宋体" w:eastAsia="宋体"/>
           <w:sz w:val="21"/>
         </w:rPr>
         <w:t>CI 绿、main 保护、README 完整。</w:t>
@@ -3840,7 +3732,7 @@
     </w:pPr>
     <w:r>
       <w:rPr>
-        <w:color w:val="595959"/>
+        <w:rFonts w:ascii="宋体" w:hAnsi="宋体" w:eastAsia="宋体"/>
         <w:sz w:val="18"/>
       </w:rPr>
       <w:fldChar w:fldCharType="begin"/>
@@ -4218,7 +4110,7 @@
       <w:spacing w:after="80" w:line="312" w:lineRule="auto"/>
     </w:pPr>
     <w:rPr>
-      <w:rFonts w:ascii="Microsoft YaHei" w:hAnsi="Microsoft YaHei" w:eastAsia="微软雅黑"/>
+      <w:rFonts w:ascii="宋体" w:hAnsi="宋体" w:eastAsia="宋体"/>
       <w:sz w:val="21"/>
     </w:rPr>
   </w:style>
@@ -4281,11 +4173,11 @@
       <w:outlineLvl w:val="0"/>
     </w:pPr>
     <w:rPr>
-      <w:rFonts w:asciiTheme="majorHAnsi" w:eastAsiaTheme="majorEastAsia" w:hAnsiTheme="majorHAnsi" w:cstheme="majorBidi" w:ascii="Microsoft YaHei" w:hAnsi="Microsoft YaHei" w:eastAsia="微软雅黑"/>
+      <w:rFonts w:asciiTheme="majorHAnsi" w:eastAsiaTheme="majorEastAsia" w:hAnsiTheme="majorHAnsi" w:cstheme="majorBidi" w:ascii="黑体" w:hAnsi="黑体" w:eastAsia="黑体"/>
       <w:b/>
       <w:bCs/>
-      <w:color w:val="1F3864"/>
-      <w:sz w:val="40"/>
+      <w:color w:val="000000"/>
+      <w:sz w:val="36"/>
       <w:szCs w:val="28"/>
     </w:rPr>
   </w:style>
@@ -4305,10 +4197,10 @@
       <w:outlineLvl w:val="1"/>
     </w:pPr>
     <w:rPr>
-      <w:rFonts w:asciiTheme="majorHAnsi" w:eastAsiaTheme="majorEastAsia" w:hAnsiTheme="majorHAnsi" w:cstheme="majorBidi" w:ascii="Microsoft YaHei" w:hAnsi="Microsoft YaHei" w:eastAsia="微软雅黑"/>
+      <w:rFonts w:asciiTheme="majorHAnsi" w:eastAsiaTheme="majorEastAsia" w:hAnsiTheme="majorHAnsi" w:cstheme="majorBidi" w:ascii="黑体" w:hAnsi="黑体" w:eastAsia="黑体"/>
       <w:b/>
       <w:bCs/>
-      <w:color w:val="1F3864"/>
+      <w:color w:val="000000"/>
       <w:sz w:val="28"/>
       <w:szCs w:val="26"/>
     </w:rPr>
@@ -4329,10 +4221,10 @@
       <w:outlineLvl w:val="2"/>
     </w:pPr>
     <w:rPr>
-      <w:rFonts w:asciiTheme="majorHAnsi" w:eastAsiaTheme="majorEastAsia" w:hAnsiTheme="majorHAnsi" w:cstheme="majorBidi" w:ascii="Microsoft YaHei" w:hAnsi="Microsoft YaHei" w:eastAsia="微软雅黑"/>
+      <w:rFonts w:asciiTheme="majorHAnsi" w:eastAsiaTheme="majorEastAsia" w:hAnsiTheme="majorHAnsi" w:cstheme="majorBidi" w:ascii="黑体" w:hAnsi="黑体" w:eastAsia="黑体"/>
       <w:b/>
       <w:bCs/>
-      <w:color w:val="2E4E7E"/>
+      <w:color w:val="000000"/>
       <w:sz w:val="24"/>
     </w:rPr>
   </w:style>

--- a/doc/2组_共生之缚——横版动作探索游戏系统.docx
+++ b/doc/2组_共生之缚——横版动作探索游戏系统.docx
@@ -109,7 +109,7 @@
                 <w:rFonts w:ascii="宋体" w:hAnsi="宋体" w:eastAsia="宋体"/>
                 <w:sz w:val="21"/>
               </w:rPr>
-              <w:t>共生之缚——横版动作探索游戏系统</w:t>
+              <w:t>共生之缚（Symbiont）——横版动作探索游戏</w:t>
             </w:r>
           </w:p>
         </w:tc>
@@ -130,7 +130,7 @@
                 <w:rFonts w:ascii="宋体" w:hAnsi="宋体" w:eastAsia="宋体"/>
                 <w:sz w:val="21"/>
               </w:rPr>
-              <w:t>一句话定位</w:t>
+              <w:t>玩法定位</w:t>
             </w:r>
           </w:p>
         </w:tc>
@@ -149,7 +149,7 @@
                 <w:rFonts w:ascii="宋体" w:hAnsi="宋体" w:eastAsia="宋体"/>
                 <w:sz w:val="21"/>
               </w:rPr>
-              <w:t>无魔法、蒸汽时代的深渊地牢里，一名骑士在"献祭获得力量"与"守住人性"之间做选择</w:t>
+              <w:t>玩家扮演骑士，在无魔法的深渊地牢猎杀怪物、拾取肢体，到祭坛献祭换力量；献祭越多，离人性越远</w:t>
             </w:r>
           </w:p>
         </w:tc>
@@ -170,7 +170,7 @@
                 <w:rFonts w:ascii="宋体" w:hAnsi="宋体" w:eastAsia="宋体"/>
                 <w:sz w:val="21"/>
               </w:rPr>
-              <w:t>技术形态</w:t>
+              <w:t>客户端</w:t>
             </w:r>
           </w:p>
         </w:tc>
@@ -189,7 +189,7 @@
                 <w:rFonts w:ascii="宋体" w:hAnsi="宋体" w:eastAsia="宋体"/>
                 <w:sz w:val="21"/>
               </w:rPr>
-              <w:t>Godot 4.7 客户端（纯 GDScript）＋ FastAPI + MySQL ＋ docker 全栈</w:t>
+              <w:t>Godot 4.7，纯 GDScript，GL Compatibility</w:t>
             </w:r>
           </w:p>
         </w:tc>
@@ -210,7 +210,7 @@
                 <w:rFonts w:ascii="宋体" w:hAnsi="宋体" w:eastAsia="宋体"/>
                 <w:sz w:val="21"/>
               </w:rPr>
-              <w:t>运行环境</w:t>
+              <w:t>后端</w:t>
             </w:r>
           </w:p>
         </w:tc>
@@ -229,7 +229,7 @@
                 <w:rFonts w:ascii="宋体" w:hAnsi="宋体" w:eastAsia="宋体"/>
                 <w:sz w:val="21"/>
               </w:rPr>
-              <w:t>Windows 桌面 + 浏览器，单机为主、联网可选</w:t>
+              <w:t>FastAPI + MySQL，REST 接口</w:t>
             </w:r>
           </w:p>
         </w:tc>
@@ -250,7 +250,7 @@
                 <w:rFonts w:ascii="宋体" w:hAnsi="宋体" w:eastAsia="宋体"/>
                 <w:sz w:val="21"/>
               </w:rPr>
-              <w:t>玩法闭环</w:t>
+              <w:t>部署</w:t>
             </w:r>
           </w:p>
         </w:tc>
@@ -269,7 +269,47 @@
                 <w:rFonts w:ascii="宋体" w:hAnsi="宋体" w:eastAsia="宋体"/>
                 <w:sz w:val="21"/>
               </w:rPr>
-              <w:t>醒来 → 教学 → 猎杀怪物 → 拾取肢体 → 祭坛献祭 → 获得力量 → 爬出深渊</w:t>
+              <w:t>docker compose 三容器（mysql8 + server + nginx）一键拉起</w:t>
+            </w:r>
+          </w:p>
+        </w:tc>
+      </w:tr>
+      <w:tr>
+        <w:tc>
+          <w:tcPr>
+            <w:tcW w:type="dxa" w:w="4703"/>
+            <w:vAlign w:val="center"/>
+          </w:tcPr>
+          <w:p>
+            <w:pPr>
+              <w:spacing w:before="40" w:after="40"/>
+            </w:pPr>
+            <w:r/>
+            <w:r>
+              <w:rPr>
+                <w:rFonts w:ascii="宋体" w:hAnsi="宋体" w:eastAsia="宋体"/>
+                <w:sz w:val="21"/>
+              </w:rPr>
+              <w:t>运行方式</w:t>
+            </w:r>
+          </w:p>
+        </w:tc>
+        <w:tc>
+          <w:tcPr>
+            <w:tcW w:type="dxa" w:w="4703"/>
+            <w:vAlign w:val="center"/>
+          </w:tcPr>
+          <w:p>
+            <w:pPr>
+              <w:spacing w:before="40" w:after="40"/>
+            </w:pPr>
+            <w:r/>
+            <w:r>
+              <w:rPr>
+                <w:rFonts w:ascii="宋体" w:hAnsi="宋体" w:eastAsia="宋体"/>
+                <w:sz w:val="21"/>
+              </w:rPr>
+              <w:t>Windows 桌面 + 浏览器；单机为主，登录后可联网同步</w:t>
             </w:r>
           </w:p>
         </w:tc>
@@ -382,7 +422,7 @@
                 <w:rFonts w:ascii="宋体" w:hAnsi="宋体" w:eastAsia="宋体"/>
                 <w:sz w:val="21"/>
               </w:rPr>
-              <w:t>玩家（游客）</w:t>
+              <w:t>游客</w:t>
             </w:r>
           </w:p>
         </w:tc>
@@ -401,7 +441,7 @@
                 <w:rFonts w:ascii="宋体" w:hAnsi="宋体" w:eastAsia="宋体"/>
                 <w:sz w:val="21"/>
               </w:rPr>
-              <w:t>不登录直接玩</w:t>
+              <w:t>不注册直接玩</w:t>
             </w:r>
           </w:p>
         </w:tc>
@@ -441,7 +481,7 @@
                 <w:rFonts w:ascii="宋体" w:hAnsi="宋体" w:eastAsia="宋体"/>
                 <w:sz w:val="21"/>
               </w:rPr>
-              <w:t>玩家（账号）</w:t>
+              <w:t>注册玩家</w:t>
             </w:r>
           </w:p>
         </w:tc>
@@ -460,7 +500,7 @@
                 <w:rFonts w:ascii="宋体" w:hAnsi="宋体" w:eastAsia="宋体"/>
                 <w:sz w:val="21"/>
               </w:rPr>
-              <w:t>注册登录后</w:t>
+              <w:t>登录后使用</w:t>
             </w:r>
           </w:p>
         </w:tc>
@@ -554,7 +594,7 @@
         <w:pStyle w:val="Heading2"/>
       </w:pPr>
       <w:r>
-        <w:t>三、功能需求清单</w:t>
+        <w:t>三、功能需求</w:t>
       </w:r>
     </w:p>
     <w:p>
@@ -618,7 +658,7 @@
                 <w:b/>
                 <w:sz w:val="21"/>
               </w:rPr>
-              <w:t>需求</w:t>
+              <w:t>功能</w:t>
             </w:r>
           </w:p>
         </w:tc>
@@ -719,7 +759,7 @@
                 <w:rFonts w:ascii="宋体" w:hAnsi="宋体" w:eastAsia="宋体"/>
                 <w:sz w:val="21"/>
               </w:rPr>
-              <w:t>移动、跳跃（3.7 倍身高）、攻击、下劈反弹</w:t>
+              <w:t>左右移动、跳跃（固定跳高 3.7 倍身高）、攻击、下劈反弹</w:t>
             </w:r>
           </w:p>
         </w:tc>
@@ -738,7 +778,7 @@
                 <w:rFonts w:ascii="宋体" w:hAnsi="宋体" w:eastAsia="宋体"/>
                 <w:sz w:val="21"/>
               </w:rPr>
-              <w:t>✅</w:t>
+              <w:t>已完成</w:t>
             </w:r>
           </w:p>
         </w:tc>
@@ -816,7 +856,7 @@
                 <w:rFonts w:ascii="宋体" w:hAnsi="宋体" w:eastAsia="宋体"/>
                 <w:sz w:val="21"/>
               </w:rPr>
-              <w:t>✅</w:t>
+              <w:t>已完成</w:t>
             </w:r>
           </w:p>
         </w:tc>
@@ -875,7 +915,7 @@
                 <w:rFonts w:ascii="宋体" w:hAnsi="宋体" w:eastAsia="宋体"/>
                 <w:sz w:val="21"/>
               </w:rPr>
-              <w:t>巡逻史莱姆（巡逻/追击/接触伤害/掉肢体）</w:t>
+              <w:t>巡逻史莱姆：巡逻、追击、接触伤害、掉肢体</w:t>
             </w:r>
           </w:p>
         </w:tc>
@@ -894,7 +934,7 @@
                 <w:rFonts w:ascii="宋体" w:hAnsi="宋体" w:eastAsia="宋体"/>
                 <w:sz w:val="21"/>
               </w:rPr>
-              <w:t>✅</w:t>
+              <w:t>已完成</w:t>
             </w:r>
           </w:p>
         </w:tc>
@@ -953,7 +993,7 @@
                 <w:rFonts w:ascii="宋体" w:hAnsi="宋体" w:eastAsia="宋体"/>
                 <w:sz w:val="21"/>
               </w:rPr>
-              <w:t>寄生体低语、打字机、对话锁输入</w:t>
+              <w:t>寄生体低语、打字机效果、对话时锁输入</w:t>
             </w:r>
           </w:p>
         </w:tc>
@@ -972,7 +1012,7 @@
                 <w:rFonts w:ascii="宋体" w:hAnsi="宋体" w:eastAsia="宋体"/>
                 <w:sz w:val="21"/>
               </w:rPr>
-              <w:t>✅</w:t>
+              <w:t>已完成</w:t>
             </w:r>
           </w:p>
         </w:tc>
@@ -1050,7 +1090,7 @@
                 <w:rFonts w:ascii="宋体" w:hAnsi="宋体" w:eastAsia="宋体"/>
                 <w:sz w:val="21"/>
               </w:rPr>
-              <w:t>✅</w:t>
+              <w:t>已完成</w:t>
             </w:r>
           </w:p>
         </w:tc>
@@ -1128,7 +1168,7 @@
                 <w:rFonts w:ascii="宋体" w:hAnsi="宋体" w:eastAsia="宋体"/>
                 <w:sz w:val="21"/>
               </w:rPr>
-              <w:t>✅</w:t>
+              <w:t>已完成</w:t>
             </w:r>
           </w:p>
         </w:tc>
@@ -1187,7 +1227,7 @@
                 <w:rFonts w:ascii="宋体" w:hAnsi="宋体" w:eastAsia="宋体"/>
                 <w:sz w:val="21"/>
               </w:rPr>
-              <w:t>通用引导光点，供后续复用</w:t>
+              <w:t>引导光点，其他关卡可复用</w:t>
             </w:r>
           </w:p>
         </w:tc>
@@ -1206,7 +1246,7 @@
                 <w:rFonts w:ascii="宋体" w:hAnsi="宋体" w:eastAsia="宋体"/>
                 <w:sz w:val="21"/>
               </w:rPr>
-              <w:t>✅</w:t>
+              <w:t>已完成</w:t>
             </w:r>
           </w:p>
         </w:tc>
@@ -1265,7 +1305,7 @@
                 <w:rFonts w:ascii="宋体" w:hAnsi="宋体" w:eastAsia="宋体"/>
                 <w:sz w:val="21"/>
               </w:rPr>
-              <w:t>平台/下劈高台/浅坑/祭坛</w:t>
+              <w:t>平台、下劈高台、浅坑、祭坛</w:t>
             </w:r>
           </w:p>
         </w:tc>
@@ -1284,7 +1324,7 @@
                 <w:rFonts w:ascii="宋体" w:hAnsi="宋体" w:eastAsia="宋体"/>
                 <w:sz w:val="21"/>
               </w:rPr>
-              <w:t>✅</w:t>
+              <w:t>已完成</w:t>
             </w:r>
           </w:p>
         </w:tc>
@@ -1343,7 +1383,7 @@
                 <w:rFonts w:ascii="宋体" w:hAnsi="宋体" w:eastAsia="宋体"/>
                 <w:sz w:val="21"/>
               </w:rPr>
-              <w:t>本地 JSON，恢复玩家状态</w:t>
+              <w:t>本地 JSON，退出后能接着玩</w:t>
             </w:r>
           </w:p>
         </w:tc>
@@ -1362,7 +1402,7 @@
                 <w:rFonts w:ascii="宋体" w:hAnsi="宋体" w:eastAsia="宋体"/>
                 <w:sz w:val="21"/>
               </w:rPr>
-              <w:t>⏳ M1</w:t>
+              <w:t>待实现（M1）</w:t>
             </w:r>
           </w:p>
         </w:tc>
@@ -1421,7 +1461,7 @@
                 <w:rFonts w:ascii="宋体" w:hAnsi="宋体" w:eastAsia="宋体"/>
                 <w:sz w:val="21"/>
               </w:rPr>
-              <w:t>开始/继续/设置、血量/献祭显示</w:t>
+              <w:t>开始/继续/设置，显示血量和献祭数</w:t>
             </w:r>
           </w:p>
         </w:tc>
@@ -1440,7 +1480,7 @@
                 <w:rFonts w:ascii="宋体" w:hAnsi="宋体" w:eastAsia="宋体"/>
                 <w:sz w:val="21"/>
               </w:rPr>
-              <w:t>⏳ M1</w:t>
+              <w:t>待实现（M1）</w:t>
             </w:r>
           </w:p>
         </w:tc>
@@ -1499,7 +1539,7 @@
                 <w:rFonts w:ascii="宋体" w:hAnsi="宋体" w:eastAsia="宋体"/>
                 <w:sz w:val="21"/>
               </w:rPr>
-              <w:t>"宁死不屈"死亡结局</w:t>
+              <w:t>玩家拒绝献祭，触发"宁死不屈"死亡结局</w:t>
             </w:r>
           </w:p>
         </w:tc>
@@ -1518,7 +1558,7 @@
                 <w:rFonts w:ascii="宋体" w:hAnsi="宋体" w:eastAsia="宋体"/>
                 <w:sz w:val="21"/>
               </w:rPr>
-              <w:t>⏳ M1</w:t>
+              <w:t>待实现（M1）</w:t>
             </w:r>
           </w:p>
         </w:tc>
@@ -1596,7 +1636,7 @@
                 <w:rFonts w:ascii="宋体" w:hAnsi="宋体" w:eastAsia="宋体"/>
                 <w:sz w:val="21"/>
               </w:rPr>
-              <w:t>⏳ M2</w:t>
+              <w:t>待实现（M2）</w:t>
             </w:r>
           </w:p>
         </w:tc>
@@ -1674,7 +1714,7 @@
                 <w:rFonts w:ascii="宋体" w:hAnsi="宋体" w:eastAsia="宋体"/>
                 <w:sz w:val="21"/>
               </w:rPr>
-              <w:t>⏳ M3</w:t>
+              <w:t>待实现（M3）</w:t>
             </w:r>
           </w:p>
         </w:tc>
@@ -1752,7 +1792,7 @@
                 <w:rFonts w:ascii="宋体" w:hAnsi="宋体" w:eastAsia="宋体"/>
                 <w:sz w:val="21"/>
               </w:rPr>
-              <w:t>⏳ M3</w:t>
+              <w:t>待实现（M3）</w:t>
             </w:r>
           </w:p>
         </w:tc>
@@ -1824,7 +1864,7 @@
                 <w:b/>
                 <w:sz w:val="21"/>
               </w:rPr>
-              <w:t>需求</w:t>
+              <w:t>功能</w:t>
             </w:r>
           </w:p>
         </w:tc>
@@ -1944,7 +1984,7 @@
                 <w:rFonts w:ascii="宋体" w:hAnsi="宋体" w:eastAsia="宋体"/>
                 <w:sz w:val="21"/>
               </w:rPr>
-              <w:t>✅</w:t>
+              <w:t>已完成</w:t>
             </w:r>
           </w:p>
         </w:tc>
@@ -2022,7 +2062,7 @@
                 <w:rFonts w:ascii="宋体" w:hAnsi="宋体" w:eastAsia="宋体"/>
                 <w:sz w:val="21"/>
               </w:rPr>
-              <w:t>⏳ M2</w:t>
+              <w:t>待实现（M2）</w:t>
             </w:r>
           </w:p>
         </w:tc>
@@ -2100,7 +2140,7 @@
                 <w:rFonts w:ascii="宋体" w:hAnsi="宋体" w:eastAsia="宋体"/>
                 <w:sz w:val="21"/>
               </w:rPr>
-              <w:t>⏳ M2</w:t>
+              <w:t>待实现（M2）</w:t>
             </w:r>
           </w:p>
         </w:tc>
@@ -2178,7 +2218,7 @@
                 <w:rFonts w:ascii="宋体" w:hAnsi="宋体" w:eastAsia="宋体"/>
                 <w:sz w:val="21"/>
               </w:rPr>
-              <w:t>⏳ M2</w:t>
+              <w:t>待实现（M2）</w:t>
             </w:r>
           </w:p>
         </w:tc>
@@ -2256,7 +2296,7 @@
                 <w:rFonts w:ascii="宋体" w:hAnsi="宋体" w:eastAsia="宋体"/>
                 <w:sz w:val="21"/>
               </w:rPr>
-              <w:t>⏳ M2</w:t>
+              <w:t>待实现（M2）</w:t>
             </w:r>
           </w:p>
         </w:tc>
@@ -2328,7 +2368,7 @@
                 <w:b/>
                 <w:sz w:val="21"/>
               </w:rPr>
-              <w:t>需求</w:t>
+              <w:t>功能</w:t>
             </w:r>
           </w:p>
         </w:tc>
@@ -2448,7 +2488,7 @@
                 <w:rFonts w:ascii="宋体" w:hAnsi="宋体" w:eastAsia="宋体"/>
                 <w:sz w:val="21"/>
               </w:rPr>
-              <w:t>✅</w:t>
+              <w:t>已完成</w:t>
             </w:r>
           </w:p>
         </w:tc>
@@ -2526,7 +2566,7 @@
                 <w:rFonts w:ascii="宋体" w:hAnsi="宋体" w:eastAsia="宋体"/>
                 <w:sz w:val="21"/>
               </w:rPr>
-              <w:t>⏳ M2</w:t>
+              <w:t>待实现（M2）</w:t>
             </w:r>
           </w:p>
         </w:tc>
@@ -2604,7 +2644,7 @@
                 <w:rFonts w:ascii="宋体" w:hAnsi="宋体" w:eastAsia="宋体"/>
                 <w:sz w:val="21"/>
               </w:rPr>
-              <w:t>⏳ M2</w:t>
+              <w:t>待实现（M2）</w:t>
             </w:r>
           </w:p>
         </w:tc>
@@ -2663,7 +2703,7 @@
                 <w:rFonts w:ascii="宋体" w:hAnsi="宋体" w:eastAsia="宋体"/>
                 <w:sz w:val="21"/>
               </w:rPr>
-              <w:t>玩家数/事件/结局分布</w:t>
+              <w:t>玩家数、事件、结局分布</w:t>
             </w:r>
           </w:p>
         </w:tc>
@@ -2682,7 +2722,7 @@
                 <w:rFonts w:ascii="宋体" w:hAnsi="宋体" w:eastAsia="宋体"/>
                 <w:sz w:val="21"/>
               </w:rPr>
-              <w:t>⏳ 有余力</w:t>
+              <w:t>有余力再做</w:t>
             </w:r>
           </w:p>
         </w:tc>
@@ -2762,55 +2802,12 @@
       </w:r>
     </w:p>
     <w:p>
-      <w:pPr>
-        <w:pStyle w:val="ListBullet"/>
-        <w:spacing w:after="40"/>
-      </w:pPr>
       <w:r>
         <w:rPr>
           <w:rFonts w:ascii="宋体" w:hAnsi="宋体" w:eastAsia="宋体"/>
           <w:sz w:val="21"/>
         </w:rPr>
-        <w:t>参与者：玩家（游客/账号）、组员。</w:t>
-      </w:r>
-    </w:p>
-    <w:p>
-      <w:pPr>
-        <w:pStyle w:val="ListBullet"/>
-        <w:spacing w:after="40"/>
-      </w:pPr>
-      <w:r>
-        <w:rPr>
-          <w:rFonts w:ascii="宋体" w:hAnsi="宋体" w:eastAsia="宋体"/>
-          <w:sz w:val="21"/>
-        </w:rPr>
-        <w:t>客户端用例：开始游戏与教学、移动/跳跃/攻击/下劈、拾取肢体与祭坛献祭、本地存档/读档。</w:t>
-      </w:r>
-    </w:p>
-    <w:p>
-      <w:pPr>
-        <w:pStyle w:val="ListBullet"/>
-        <w:spacing w:after="40"/>
-      </w:pPr>
-      <w:r>
-        <w:rPr>
-          <w:rFonts w:ascii="宋体" w:hAnsi="宋体" w:eastAsia="宋体"/>
-          <w:sz w:val="21"/>
-        </w:rPr>
-        <w:t>后端用例：注册/登录、远程存档同步、统计埋点上报、排行榜。</w:t>
-      </w:r>
-    </w:p>
-    <w:p>
-      <w:pPr>
-        <w:pStyle w:val="ListBullet"/>
-        <w:spacing w:after="40"/>
-      </w:pPr>
-      <w:r>
-        <w:rPr>
-          <w:rFonts w:ascii="宋体" w:hAnsi="宋体" w:eastAsia="宋体"/>
-          <w:sz w:val="21"/>
-        </w:rPr>
-        <w:t>账号玩家泛化自游客：可做游客全部操作，另加联网功能。</w:t>
+        <w:t>参与者是玩家（游客/账号）和组员。客户端有开始游戏与教学、移动/跳跃/攻击/下劈、拾取肢体与祭坛献祭、本地存档/读档；后端有注册/登录、远程存档同步、统计埋点上报、排行榜。账号玩家是游客的扩展：游客能做的都能做，另外多了联网功能。</w:t>
       </w:r>
     </w:p>
     <w:p>
@@ -2879,7 +2876,7 @@
           <w:rFonts w:ascii="宋体" w:hAnsi="宋体" w:eastAsia="宋体"/>
           <w:sz w:val="21"/>
         </w:rPr>
-        <w:t>登录 → 推档 → 埋点 → 排行榜的完整链路。</w:t>
+        <w:t>这张图画的是登录后依次发生的事：登录、推存档、上报统计、查排行榜。</w:t>
       </w:r>
     </w:p>
     <w:p>
@@ -2948,7 +2945,7 @@
           <w:rFonts w:ascii="宋体" w:hAnsi="宋体" w:eastAsia="宋体"/>
           <w:sz w:val="21"/>
         </w:rPr>
-        <w:t>模块 A–I：玩家操控、战斗与敌人、物品献祭成长、对话剧情、教程引导、地图摄像机、全局状态、数据管道、后端。</w:t>
+        <w:t>系统分九个模块（图里标 A 到 I）：玩家操控、战斗与敌人、物品献祭成长、对话剧情、教程引导、地图摄像机、全局状态、数据管道、后端。</w:t>
       </w:r>
     </w:p>
     <w:p>
@@ -3388,7 +3385,7 @@
                 <w:rFonts w:ascii="宋体" w:hAnsi="宋体" w:eastAsia="宋体"/>
                 <w:sz w:val="21"/>
               </w:rPr>
-              <w:t>60FPS，GL Compatibility，资源占用低</w:t>
+              <w:t>稳定 60FPS，GL Compatibility，资源占用低</w:t>
             </w:r>
           </w:p>
         </w:tc>
@@ -3468,7 +3465,7 @@
                 <w:rFonts w:ascii="宋体" w:hAnsi="宋体" w:eastAsia="宋体"/>
                 <w:sz w:val="21"/>
               </w:rPr>
-              <w:t>Windows + 浏览器，Godot 4.7 统一</w:t>
+              <w:t>Windows + 浏览器，都用 Godot 4.7</w:t>
             </w:r>
           </w:p>
         </w:tc>
@@ -3508,7 +3505,7 @@
                 <w:rFonts w:ascii="宋体" w:hAnsi="宋体" w:eastAsia="宋体"/>
                 <w:sz w:val="21"/>
               </w:rPr>
-              <w:t>单机优先，离线入队、联网上报</w:t>
+              <w:t>单机优先，没网也能玩，联网后补报数据</w:t>
             </w:r>
           </w:p>
         </w:tc>
@@ -3548,7 +3545,7 @@
                 <w:rFonts w:ascii="宋体" w:hAnsi="宋体" w:eastAsia="宋体"/>
                 <w:sz w:val="21"/>
               </w:rPr>
-              <w:t>内容数据由 SQL 导出，存档 Schema v1</w:t>
+              <w:t>内容数据由 SQL 导出，存档按 Schema v1</w:t>
             </w:r>
           </w:p>
         </w:tc>
@@ -3588,7 +3585,7 @@
                 <w:rFonts w:ascii="宋体" w:hAnsi="宋体" w:eastAsia="宋体"/>
                 <w:sz w:val="21"/>
               </w:rPr>
-              <w:t>密码哈希、token 鉴权</w:t>
+              <w:t>密码哈希存储，接口用 token 鉴权</w:t>
             </w:r>
           </w:p>
         </w:tc>
@@ -3628,7 +3625,7 @@
                 <w:rFonts w:ascii="宋体" w:hAnsi="宋体" w:eastAsia="宋体"/>
                 <w:sz w:val="21"/>
               </w:rPr>
-              <w:t>CI 三 job 全绿、PR review、main 保护</w:t>
+              <w:t>CI 三个 job 全绿，PR 需 review，main 受保护</w:t>
             </w:r>
           </w:p>
         </w:tc>
@@ -3657,7 +3654,7 @@
           <w:rFonts w:ascii="宋体" w:hAnsi="宋体" w:eastAsia="宋体"/>
           <w:sz w:val="21"/>
         </w:rPr>
-        <w:t>三层地牢、双流派、三结局、存档可用、无致命 bug；</w:t>
+        <w:t>三层地牢、双流派、三结局都能玩，存档可用，没有致命 bug；</w:t>
       </w:r>
     </w:p>
     <w:p>
@@ -3670,7 +3667,7 @@
           <w:rFonts w:ascii="宋体" w:hAnsi="宋体" w:eastAsia="宋体"/>
           <w:sz w:val="21"/>
         </w:rPr>
-        <w:t>后端 FastAPI + MySQL，OpenAPI、pytest 全绿、数据真实入库；</w:t>
+        <w:t>后端 FastAPI + MySQL，OpenAPI 文档齐全，pytest 全绿，数据真实入库；</w:t>
       </w:r>
     </w:p>
     <w:p>
@@ -3683,7 +3680,7 @@
           <w:rFonts w:ascii="宋体" w:hAnsi="宋体" w:eastAsia="宋体"/>
           <w:sz w:val="21"/>
         </w:rPr>
-        <w:t>docker compose 一键拉起，浏览器可玩；</w:t>
+        <w:t>docker compose 一键拉起，浏览器能打开游戏；</w:t>
       </w:r>
     </w:p>
     <w:p>
@@ -3696,7 +3693,7 @@
           <w:rFonts w:ascii="宋体" w:hAnsi="宋体" w:eastAsia="宋体"/>
           <w:sz w:val="21"/>
         </w:rPr>
-        <w:t>课程文档、数据库脚本、周报齐备；</w:t>
+        <w:t>课程文档、数据库脚本、周报齐全；</w:t>
       </w:r>
     </w:p>
     <w:p>
@@ -3709,7 +3706,7 @@
           <w:rFonts w:ascii="宋体" w:hAnsi="宋体" w:eastAsia="宋体"/>
           <w:sz w:val="21"/>
         </w:rPr>
-        <w:t>CI 绿、main 保护、README 完整。</w:t>
+        <w:t>CI 全绿、main 保护、README 完整。</w:t>
       </w:r>
     </w:p>
     <w:sectPr>

--- a/doc/2组_共生之缚——横版动作探索游戏系统.docx
+++ b/doc/2组_共生之缚——横版动作探索游戏系统.docx
@@ -15,7 +15,7 @@
         <w:pStyle w:val="Heading2"/>
       </w:pPr>
       <w:r>
-        <w:t>一、项目概述</w:t>
+        <w:t>项目概述</w:t>
       </w:r>
     </w:p>
     <w:tbl>
@@ -325,7 +325,7 @@
         <w:pStyle w:val="Heading2"/>
       </w:pPr>
       <w:r>
-        <w:t>二、用户角色</w:t>
+        <w:t>用户角色</w:t>
       </w:r>
     </w:p>
     <w:tbl>
@@ -594,7 +594,7 @@
         <w:pStyle w:val="Heading2"/>
       </w:pPr>
       <w:r>
-        <w:t>三、功能需求</w:t>
+        <w:t>功能需求</w:t>
       </w:r>
     </w:p>
     <w:p>
@@ -602,7 +602,7 @@
         <w:pStyle w:val="Heading3"/>
       </w:pPr>
       <w:r>
-        <w:t>3.1 客户端</w:t>
+        <w:t>客户端</w:t>
       </w:r>
     </w:p>
     <w:tbl>
@@ -614,36 +614,14 @@
         <w:tblLook w:firstColumn="1" w:firstRow="1" w:lastColumn="0" w:lastRow="0" w:noHBand="0" w:noVBand="1" w:val="04A0"/>
       </w:tblPr>
       <w:tblGrid>
-        <w:gridCol w:w="2351"/>
-        <w:gridCol w:w="2351"/>
-        <w:gridCol w:w="2351"/>
-        <w:gridCol w:w="2351"/>
+        <w:gridCol w:w="3135"/>
+        <w:gridCol w:w="3135"/>
+        <w:gridCol w:w="3135"/>
       </w:tblGrid>
       <w:tr>
         <w:tc>
           <w:tcPr>
-            <w:tcW w:type="dxa" w:w="2351"/>
-            <w:vAlign w:val="center"/>
-          </w:tcPr>
-          <w:p>
-            <w:pPr>
-              <w:spacing w:before="40" w:after="40"/>
-              <w:jc w:val="center"/>
-            </w:pPr>
-            <w:r/>
-            <w:r>
-              <w:rPr>
-                <w:rFonts w:ascii="宋体" w:hAnsi="宋体" w:eastAsia="宋体"/>
-                <w:b/>
-                <w:sz w:val="21"/>
-              </w:rPr>
-              <w:t>编号</w:t>
-            </w:r>
-          </w:p>
-        </w:tc>
-        <w:tc>
-          <w:tcPr>
-            <w:tcW w:type="dxa" w:w="2351"/>
+            <w:tcW w:type="dxa" w:w="3135"/>
             <w:vAlign w:val="center"/>
           </w:tcPr>
           <w:p>
@@ -664,7 +642,7 @@
         </w:tc>
         <w:tc>
           <w:tcPr>
-            <w:tcW w:type="dxa" w:w="2351"/>
+            <w:tcW w:type="dxa" w:w="3135"/>
             <w:vAlign w:val="center"/>
           </w:tcPr>
           <w:p>
@@ -685,7 +663,7 @@
         </w:tc>
         <w:tc>
           <w:tcPr>
-            <w:tcW w:type="dxa" w:w="2351"/>
+            <w:tcW w:type="dxa" w:w="3135"/>
             <w:vAlign w:val="center"/>
           </w:tcPr>
           <w:p>
@@ -708,26 +686,7 @@
       <w:tr>
         <w:tc>
           <w:tcPr>
-            <w:tcW w:type="dxa" w:w="2351"/>
-            <w:vAlign w:val="center"/>
-          </w:tcPr>
-          <w:p>
-            <w:pPr>
-              <w:spacing w:before="40" w:after="40"/>
-            </w:pPr>
-            <w:r/>
-            <w:r>
-              <w:rPr>
-                <w:rFonts w:ascii="宋体" w:hAnsi="宋体" w:eastAsia="宋体"/>
-                <w:sz w:val="21"/>
-              </w:rPr>
-              <w:t>F-01</w:t>
-            </w:r>
-          </w:p>
-        </w:tc>
-        <w:tc>
-          <w:tcPr>
-            <w:tcW w:type="dxa" w:w="2351"/>
+            <w:tcW w:type="dxa" w:w="3135"/>
             <w:vAlign w:val="center"/>
           </w:tcPr>
           <w:p>
@@ -746,7 +705,7 @@
         </w:tc>
         <w:tc>
           <w:tcPr>
-            <w:tcW w:type="dxa" w:w="2351"/>
+            <w:tcW w:type="dxa" w:w="3135"/>
             <w:vAlign w:val="center"/>
           </w:tcPr>
           <w:p>
@@ -765,7 +724,7 @@
         </w:tc>
         <w:tc>
           <w:tcPr>
-            <w:tcW w:type="dxa" w:w="2351"/>
+            <w:tcW w:type="dxa" w:w="3135"/>
             <w:vAlign w:val="center"/>
           </w:tcPr>
           <w:p>
@@ -786,26 +745,7 @@
       <w:tr>
         <w:tc>
           <w:tcPr>
-            <w:tcW w:type="dxa" w:w="2351"/>
-            <w:vAlign w:val="center"/>
-          </w:tcPr>
-          <w:p>
-            <w:pPr>
-              <w:spacing w:before="40" w:after="40"/>
-            </w:pPr>
-            <w:r/>
-            <w:r>
-              <w:rPr>
-                <w:rFonts w:ascii="宋体" w:hAnsi="宋体" w:eastAsia="宋体"/>
-                <w:sz w:val="21"/>
-              </w:rPr>
-              <w:t>F-02</w:t>
-            </w:r>
-          </w:p>
-        </w:tc>
-        <w:tc>
-          <w:tcPr>
-            <w:tcW w:type="dxa" w:w="2351"/>
+            <w:tcW w:type="dxa" w:w="3135"/>
             <w:vAlign w:val="center"/>
           </w:tcPr>
           <w:p>
@@ -824,7 +764,7 @@
         </w:tc>
         <w:tc>
           <w:tcPr>
-            <w:tcW w:type="dxa" w:w="2351"/>
+            <w:tcW w:type="dxa" w:w="3135"/>
             <w:vAlign w:val="center"/>
           </w:tcPr>
           <w:p>
@@ -843,7 +783,7 @@
         </w:tc>
         <w:tc>
           <w:tcPr>
-            <w:tcW w:type="dxa" w:w="2351"/>
+            <w:tcW w:type="dxa" w:w="3135"/>
             <w:vAlign w:val="center"/>
           </w:tcPr>
           <w:p>
@@ -864,26 +804,7 @@
       <w:tr>
         <w:tc>
           <w:tcPr>
-            <w:tcW w:type="dxa" w:w="2351"/>
-            <w:vAlign w:val="center"/>
-          </w:tcPr>
-          <w:p>
-            <w:pPr>
-              <w:spacing w:before="40" w:after="40"/>
-            </w:pPr>
-            <w:r/>
-            <w:r>
-              <w:rPr>
-                <w:rFonts w:ascii="宋体" w:hAnsi="宋体" w:eastAsia="宋体"/>
-                <w:sz w:val="21"/>
-              </w:rPr>
-              <w:t>F-03</w:t>
-            </w:r>
-          </w:p>
-        </w:tc>
-        <w:tc>
-          <w:tcPr>
-            <w:tcW w:type="dxa" w:w="2351"/>
+            <w:tcW w:type="dxa" w:w="3135"/>
             <w:vAlign w:val="center"/>
           </w:tcPr>
           <w:p>
@@ -902,7 +823,7 @@
         </w:tc>
         <w:tc>
           <w:tcPr>
-            <w:tcW w:type="dxa" w:w="2351"/>
+            <w:tcW w:type="dxa" w:w="3135"/>
             <w:vAlign w:val="center"/>
           </w:tcPr>
           <w:p>
@@ -921,7 +842,7 @@
         </w:tc>
         <w:tc>
           <w:tcPr>
-            <w:tcW w:type="dxa" w:w="2351"/>
+            <w:tcW w:type="dxa" w:w="3135"/>
             <w:vAlign w:val="center"/>
           </w:tcPr>
           <w:p>
@@ -942,26 +863,7 @@
       <w:tr>
         <w:tc>
           <w:tcPr>
-            <w:tcW w:type="dxa" w:w="2351"/>
-            <w:vAlign w:val="center"/>
-          </w:tcPr>
-          <w:p>
-            <w:pPr>
-              <w:spacing w:before="40" w:after="40"/>
-            </w:pPr>
-            <w:r/>
-            <w:r>
-              <w:rPr>
-                <w:rFonts w:ascii="宋体" w:hAnsi="宋体" w:eastAsia="宋体"/>
-                <w:sz w:val="21"/>
-              </w:rPr>
-              <w:t>F-04</w:t>
-            </w:r>
-          </w:p>
-        </w:tc>
-        <w:tc>
-          <w:tcPr>
-            <w:tcW w:type="dxa" w:w="2351"/>
+            <w:tcW w:type="dxa" w:w="3135"/>
             <w:vAlign w:val="center"/>
           </w:tcPr>
           <w:p>
@@ -980,7 +882,7 @@
         </w:tc>
         <w:tc>
           <w:tcPr>
-            <w:tcW w:type="dxa" w:w="2351"/>
+            <w:tcW w:type="dxa" w:w="3135"/>
             <w:vAlign w:val="center"/>
           </w:tcPr>
           <w:p>
@@ -999,7 +901,7 @@
         </w:tc>
         <w:tc>
           <w:tcPr>
-            <w:tcW w:type="dxa" w:w="2351"/>
+            <w:tcW w:type="dxa" w:w="3135"/>
             <w:vAlign w:val="center"/>
           </w:tcPr>
           <w:p>
@@ -1020,26 +922,7 @@
       <w:tr>
         <w:tc>
           <w:tcPr>
-            <w:tcW w:type="dxa" w:w="2351"/>
-            <w:vAlign w:val="center"/>
-          </w:tcPr>
-          <w:p>
-            <w:pPr>
-              <w:spacing w:before="40" w:after="40"/>
-            </w:pPr>
-            <w:r/>
-            <w:r>
-              <w:rPr>
-                <w:rFonts w:ascii="宋体" w:hAnsi="宋体" w:eastAsia="宋体"/>
-                <w:sz w:val="21"/>
-              </w:rPr>
-              <w:t>F-05</w:t>
-            </w:r>
-          </w:p>
-        </w:tc>
-        <w:tc>
-          <w:tcPr>
-            <w:tcW w:type="dxa" w:w="2351"/>
+            <w:tcW w:type="dxa" w:w="3135"/>
             <w:vAlign w:val="center"/>
           </w:tcPr>
           <w:p>
@@ -1058,7 +941,7 @@
         </w:tc>
         <w:tc>
           <w:tcPr>
-            <w:tcW w:type="dxa" w:w="2351"/>
+            <w:tcW w:type="dxa" w:w="3135"/>
             <w:vAlign w:val="center"/>
           </w:tcPr>
           <w:p>
@@ -1077,7 +960,7 @@
         </w:tc>
         <w:tc>
           <w:tcPr>
-            <w:tcW w:type="dxa" w:w="2351"/>
+            <w:tcW w:type="dxa" w:w="3135"/>
             <w:vAlign w:val="center"/>
           </w:tcPr>
           <w:p>
@@ -1098,26 +981,7 @@
       <w:tr>
         <w:tc>
           <w:tcPr>
-            <w:tcW w:type="dxa" w:w="2351"/>
-            <w:vAlign w:val="center"/>
-          </w:tcPr>
-          <w:p>
-            <w:pPr>
-              <w:spacing w:before="40" w:after="40"/>
-            </w:pPr>
-            <w:r/>
-            <w:r>
-              <w:rPr>
-                <w:rFonts w:ascii="宋体" w:hAnsi="宋体" w:eastAsia="宋体"/>
-                <w:sz w:val="21"/>
-              </w:rPr>
-              <w:t>F-06</w:t>
-            </w:r>
-          </w:p>
-        </w:tc>
-        <w:tc>
-          <w:tcPr>
-            <w:tcW w:type="dxa" w:w="2351"/>
+            <w:tcW w:type="dxa" w:w="3135"/>
             <w:vAlign w:val="center"/>
           </w:tcPr>
           <w:p>
@@ -1136,7 +1000,7 @@
         </w:tc>
         <w:tc>
           <w:tcPr>
-            <w:tcW w:type="dxa" w:w="2351"/>
+            <w:tcW w:type="dxa" w:w="3135"/>
             <w:vAlign w:val="center"/>
           </w:tcPr>
           <w:p>
@@ -1155,7 +1019,7 @@
         </w:tc>
         <w:tc>
           <w:tcPr>
-            <w:tcW w:type="dxa" w:w="2351"/>
+            <w:tcW w:type="dxa" w:w="3135"/>
             <w:vAlign w:val="center"/>
           </w:tcPr>
           <w:p>
@@ -1176,26 +1040,7 @@
       <w:tr>
         <w:tc>
           <w:tcPr>
-            <w:tcW w:type="dxa" w:w="2351"/>
-            <w:vAlign w:val="center"/>
-          </w:tcPr>
-          <w:p>
-            <w:pPr>
-              <w:spacing w:before="40" w:after="40"/>
-            </w:pPr>
-            <w:r/>
-            <w:r>
-              <w:rPr>
-                <w:rFonts w:ascii="宋体" w:hAnsi="宋体" w:eastAsia="宋体"/>
-                <w:sz w:val="21"/>
-              </w:rPr>
-              <w:t>F-07</w:t>
-            </w:r>
-          </w:p>
-        </w:tc>
-        <w:tc>
-          <w:tcPr>
-            <w:tcW w:type="dxa" w:w="2351"/>
+            <w:tcW w:type="dxa" w:w="3135"/>
             <w:vAlign w:val="center"/>
           </w:tcPr>
           <w:p>
@@ -1214,7 +1059,7 @@
         </w:tc>
         <w:tc>
           <w:tcPr>
-            <w:tcW w:type="dxa" w:w="2351"/>
+            <w:tcW w:type="dxa" w:w="3135"/>
             <w:vAlign w:val="center"/>
           </w:tcPr>
           <w:p>
@@ -1233,7 +1078,7 @@
         </w:tc>
         <w:tc>
           <w:tcPr>
-            <w:tcW w:type="dxa" w:w="2351"/>
+            <w:tcW w:type="dxa" w:w="3135"/>
             <w:vAlign w:val="center"/>
           </w:tcPr>
           <w:p>
@@ -1254,26 +1099,7 @@
       <w:tr>
         <w:tc>
           <w:tcPr>
-            <w:tcW w:type="dxa" w:w="2351"/>
-            <w:vAlign w:val="center"/>
-          </w:tcPr>
-          <w:p>
-            <w:pPr>
-              <w:spacing w:before="40" w:after="40"/>
-            </w:pPr>
-            <w:r/>
-            <w:r>
-              <w:rPr>
-                <w:rFonts w:ascii="宋体" w:hAnsi="宋体" w:eastAsia="宋体"/>
-                <w:sz w:val="21"/>
-              </w:rPr>
-              <w:t>F-08</w:t>
-            </w:r>
-          </w:p>
-        </w:tc>
-        <w:tc>
-          <w:tcPr>
-            <w:tcW w:type="dxa" w:w="2351"/>
+            <w:tcW w:type="dxa" w:w="3135"/>
             <w:vAlign w:val="center"/>
           </w:tcPr>
           <w:p>
@@ -1292,7 +1118,7 @@
         </w:tc>
         <w:tc>
           <w:tcPr>
-            <w:tcW w:type="dxa" w:w="2351"/>
+            <w:tcW w:type="dxa" w:w="3135"/>
             <w:vAlign w:val="center"/>
           </w:tcPr>
           <w:p>
@@ -1311,7 +1137,7 @@
         </w:tc>
         <w:tc>
           <w:tcPr>
-            <w:tcW w:type="dxa" w:w="2351"/>
+            <w:tcW w:type="dxa" w:w="3135"/>
             <w:vAlign w:val="center"/>
           </w:tcPr>
           <w:p>
@@ -1332,26 +1158,7 @@
       <w:tr>
         <w:tc>
           <w:tcPr>
-            <w:tcW w:type="dxa" w:w="2351"/>
-            <w:vAlign w:val="center"/>
-          </w:tcPr>
-          <w:p>
-            <w:pPr>
-              <w:spacing w:before="40" w:after="40"/>
-            </w:pPr>
-            <w:r/>
-            <w:r>
-              <w:rPr>
-                <w:rFonts w:ascii="宋体" w:hAnsi="宋体" w:eastAsia="宋体"/>
-                <w:sz w:val="21"/>
-              </w:rPr>
-              <w:t>F-09</w:t>
-            </w:r>
-          </w:p>
-        </w:tc>
-        <w:tc>
-          <w:tcPr>
-            <w:tcW w:type="dxa" w:w="2351"/>
+            <w:tcW w:type="dxa" w:w="3135"/>
             <w:vAlign w:val="center"/>
           </w:tcPr>
           <w:p>
@@ -1370,7 +1177,7 @@
         </w:tc>
         <w:tc>
           <w:tcPr>
-            <w:tcW w:type="dxa" w:w="2351"/>
+            <w:tcW w:type="dxa" w:w="3135"/>
             <w:vAlign w:val="center"/>
           </w:tcPr>
           <w:p>
@@ -1389,7 +1196,7 @@
         </w:tc>
         <w:tc>
           <w:tcPr>
-            <w:tcW w:type="dxa" w:w="2351"/>
+            <w:tcW w:type="dxa" w:w="3135"/>
             <w:vAlign w:val="center"/>
           </w:tcPr>
           <w:p>
@@ -1410,26 +1217,7 @@
       <w:tr>
         <w:tc>
           <w:tcPr>
-            <w:tcW w:type="dxa" w:w="2351"/>
-            <w:vAlign w:val="center"/>
-          </w:tcPr>
-          <w:p>
-            <w:pPr>
-              <w:spacing w:before="40" w:after="40"/>
-            </w:pPr>
-            <w:r/>
-            <w:r>
-              <w:rPr>
-                <w:rFonts w:ascii="宋体" w:hAnsi="宋体" w:eastAsia="宋体"/>
-                <w:sz w:val="21"/>
-              </w:rPr>
-              <w:t>F-10</w:t>
-            </w:r>
-          </w:p>
-        </w:tc>
-        <w:tc>
-          <w:tcPr>
-            <w:tcW w:type="dxa" w:w="2351"/>
+            <w:tcW w:type="dxa" w:w="3135"/>
             <w:vAlign w:val="center"/>
           </w:tcPr>
           <w:p>
@@ -1448,7 +1236,7 @@
         </w:tc>
         <w:tc>
           <w:tcPr>
-            <w:tcW w:type="dxa" w:w="2351"/>
+            <w:tcW w:type="dxa" w:w="3135"/>
             <w:vAlign w:val="center"/>
           </w:tcPr>
           <w:p>
@@ -1467,7 +1255,7 @@
         </w:tc>
         <w:tc>
           <w:tcPr>
-            <w:tcW w:type="dxa" w:w="2351"/>
+            <w:tcW w:type="dxa" w:w="3135"/>
             <w:vAlign w:val="center"/>
           </w:tcPr>
           <w:p>
@@ -1488,26 +1276,7 @@
       <w:tr>
         <w:tc>
           <w:tcPr>
-            <w:tcW w:type="dxa" w:w="2351"/>
-            <w:vAlign w:val="center"/>
-          </w:tcPr>
-          <w:p>
-            <w:pPr>
-              <w:spacing w:before="40" w:after="40"/>
-            </w:pPr>
-            <w:r/>
-            <w:r>
-              <w:rPr>
-                <w:rFonts w:ascii="宋体" w:hAnsi="宋体" w:eastAsia="宋体"/>
-                <w:sz w:val="21"/>
-              </w:rPr>
-              <w:t>F-11</w:t>
-            </w:r>
-          </w:p>
-        </w:tc>
-        <w:tc>
-          <w:tcPr>
-            <w:tcW w:type="dxa" w:w="2351"/>
+            <w:tcW w:type="dxa" w:w="3135"/>
             <w:vAlign w:val="center"/>
           </w:tcPr>
           <w:p>
@@ -1526,7 +1295,7 @@
         </w:tc>
         <w:tc>
           <w:tcPr>
-            <w:tcW w:type="dxa" w:w="2351"/>
+            <w:tcW w:type="dxa" w:w="3135"/>
             <w:vAlign w:val="center"/>
           </w:tcPr>
           <w:p>
@@ -1545,7 +1314,7 @@
         </w:tc>
         <w:tc>
           <w:tcPr>
-            <w:tcW w:type="dxa" w:w="2351"/>
+            <w:tcW w:type="dxa" w:w="3135"/>
             <w:vAlign w:val="center"/>
           </w:tcPr>
           <w:p>
@@ -1566,26 +1335,7 @@
       <w:tr>
         <w:tc>
           <w:tcPr>
-            <w:tcW w:type="dxa" w:w="2351"/>
-            <w:vAlign w:val="center"/>
-          </w:tcPr>
-          <w:p>
-            <w:pPr>
-              <w:spacing w:before="40" w:after="40"/>
-            </w:pPr>
-            <w:r/>
-            <w:r>
-              <w:rPr>
-                <w:rFonts w:ascii="宋体" w:hAnsi="宋体" w:eastAsia="宋体"/>
-                <w:sz w:val="21"/>
-              </w:rPr>
-              <w:t>F-12</w:t>
-            </w:r>
-          </w:p>
-        </w:tc>
-        <w:tc>
-          <w:tcPr>
-            <w:tcW w:type="dxa" w:w="2351"/>
+            <w:tcW w:type="dxa" w:w="3135"/>
             <w:vAlign w:val="center"/>
           </w:tcPr>
           <w:p>
@@ -1604,7 +1354,7 @@
         </w:tc>
         <w:tc>
           <w:tcPr>
-            <w:tcW w:type="dxa" w:w="2351"/>
+            <w:tcW w:type="dxa" w:w="3135"/>
             <w:vAlign w:val="center"/>
           </w:tcPr>
           <w:p>
@@ -1623,7 +1373,7 @@
         </w:tc>
         <w:tc>
           <w:tcPr>
-            <w:tcW w:type="dxa" w:w="2351"/>
+            <w:tcW w:type="dxa" w:w="3135"/>
             <w:vAlign w:val="center"/>
           </w:tcPr>
           <w:p>
@@ -1644,26 +1394,7 @@
       <w:tr>
         <w:tc>
           <w:tcPr>
-            <w:tcW w:type="dxa" w:w="2351"/>
-            <w:vAlign w:val="center"/>
-          </w:tcPr>
-          <w:p>
-            <w:pPr>
-              <w:spacing w:before="40" w:after="40"/>
-            </w:pPr>
-            <w:r/>
-            <w:r>
-              <w:rPr>
-                <w:rFonts w:ascii="宋体" w:hAnsi="宋体" w:eastAsia="宋体"/>
-                <w:sz w:val="21"/>
-              </w:rPr>
-              <w:t>F-13</w:t>
-            </w:r>
-          </w:p>
-        </w:tc>
-        <w:tc>
-          <w:tcPr>
-            <w:tcW w:type="dxa" w:w="2351"/>
+            <w:tcW w:type="dxa" w:w="3135"/>
             <w:vAlign w:val="center"/>
           </w:tcPr>
           <w:p>
@@ -1682,7 +1413,7 @@
         </w:tc>
         <w:tc>
           <w:tcPr>
-            <w:tcW w:type="dxa" w:w="2351"/>
+            <w:tcW w:type="dxa" w:w="3135"/>
             <w:vAlign w:val="center"/>
           </w:tcPr>
           <w:p>
@@ -1701,7 +1432,7 @@
         </w:tc>
         <w:tc>
           <w:tcPr>
-            <w:tcW w:type="dxa" w:w="2351"/>
+            <w:tcW w:type="dxa" w:w="3135"/>
             <w:vAlign w:val="center"/>
           </w:tcPr>
           <w:p>
@@ -1722,26 +1453,7 @@
       <w:tr>
         <w:tc>
           <w:tcPr>
-            <w:tcW w:type="dxa" w:w="2351"/>
-            <w:vAlign w:val="center"/>
-          </w:tcPr>
-          <w:p>
-            <w:pPr>
-              <w:spacing w:before="40" w:after="40"/>
-            </w:pPr>
-            <w:r/>
-            <w:r>
-              <w:rPr>
-                <w:rFonts w:ascii="宋体" w:hAnsi="宋体" w:eastAsia="宋体"/>
-                <w:sz w:val="21"/>
-              </w:rPr>
-              <w:t>F-14</w:t>
-            </w:r>
-          </w:p>
-        </w:tc>
-        <w:tc>
-          <w:tcPr>
-            <w:tcW w:type="dxa" w:w="2351"/>
+            <w:tcW w:type="dxa" w:w="3135"/>
             <w:vAlign w:val="center"/>
           </w:tcPr>
           <w:p>
@@ -1760,7 +1472,7 @@
         </w:tc>
         <w:tc>
           <w:tcPr>
-            <w:tcW w:type="dxa" w:w="2351"/>
+            <w:tcW w:type="dxa" w:w="3135"/>
             <w:vAlign w:val="center"/>
           </w:tcPr>
           <w:p>
@@ -1779,7 +1491,7 @@
         </w:tc>
         <w:tc>
           <w:tcPr>
-            <w:tcW w:type="dxa" w:w="2351"/>
+            <w:tcW w:type="dxa" w:w="3135"/>
             <w:vAlign w:val="center"/>
           </w:tcPr>
           <w:p>
@@ -1808,7 +1520,7 @@
         <w:pStyle w:val="Heading3"/>
       </w:pPr>
       <w:r>
-        <w:t>3.2 后端</w:t>
+        <w:t>后端</w:t>
       </w:r>
     </w:p>
     <w:tbl>
@@ -1820,36 +1532,14 @@
         <w:tblLook w:firstColumn="1" w:firstRow="1" w:lastColumn="0" w:lastRow="0" w:noHBand="0" w:noVBand="1" w:val="04A0"/>
       </w:tblPr>
       <w:tblGrid>
-        <w:gridCol w:w="2351"/>
-        <w:gridCol w:w="2351"/>
-        <w:gridCol w:w="2351"/>
-        <w:gridCol w:w="2351"/>
+        <w:gridCol w:w="3135"/>
+        <w:gridCol w:w="3135"/>
+        <w:gridCol w:w="3135"/>
       </w:tblGrid>
       <w:tr>
         <w:tc>
           <w:tcPr>
-            <w:tcW w:type="dxa" w:w="2351"/>
-            <w:vAlign w:val="center"/>
-          </w:tcPr>
-          <w:p>
-            <w:pPr>
-              <w:spacing w:before="40" w:after="40"/>
-              <w:jc w:val="center"/>
-            </w:pPr>
-            <w:r/>
-            <w:r>
-              <w:rPr>
-                <w:rFonts w:ascii="宋体" w:hAnsi="宋体" w:eastAsia="宋体"/>
-                <w:b/>
-                <w:sz w:val="21"/>
-              </w:rPr>
-              <w:t>编号</w:t>
-            </w:r>
-          </w:p>
-        </w:tc>
-        <w:tc>
-          <w:tcPr>
-            <w:tcW w:type="dxa" w:w="2351"/>
+            <w:tcW w:type="dxa" w:w="3135"/>
             <w:vAlign w:val="center"/>
           </w:tcPr>
           <w:p>
@@ -1870,7 +1560,7 @@
         </w:tc>
         <w:tc>
           <w:tcPr>
-            <w:tcW w:type="dxa" w:w="2351"/>
+            <w:tcW w:type="dxa" w:w="3135"/>
             <w:vAlign w:val="center"/>
           </w:tcPr>
           <w:p>
@@ -1891,7 +1581,7 @@
         </w:tc>
         <w:tc>
           <w:tcPr>
-            <w:tcW w:type="dxa" w:w="2351"/>
+            <w:tcW w:type="dxa" w:w="3135"/>
             <w:vAlign w:val="center"/>
           </w:tcPr>
           <w:p>
@@ -1914,26 +1604,7 @@
       <w:tr>
         <w:tc>
           <w:tcPr>
-            <w:tcW w:type="dxa" w:w="2351"/>
-            <w:vAlign w:val="center"/>
-          </w:tcPr>
-          <w:p>
-            <w:pPr>
-              <w:spacing w:before="40" w:after="40"/>
-            </w:pPr>
-            <w:r/>
-            <w:r>
-              <w:rPr>
-                <w:rFonts w:ascii="宋体" w:hAnsi="宋体" w:eastAsia="宋体"/>
-                <w:sz w:val="21"/>
-              </w:rPr>
-              <w:t>F-15</w:t>
-            </w:r>
-          </w:p>
-        </w:tc>
-        <w:tc>
-          <w:tcPr>
-            <w:tcW w:type="dxa" w:w="2351"/>
+            <w:tcW w:type="dxa" w:w="3135"/>
             <w:vAlign w:val="center"/>
           </w:tcPr>
           <w:p>
@@ -1952,7 +1623,7 @@
         </w:tc>
         <w:tc>
           <w:tcPr>
-            <w:tcW w:type="dxa" w:w="2351"/>
+            <w:tcW w:type="dxa" w:w="3135"/>
             <w:vAlign w:val="center"/>
           </w:tcPr>
           <w:p>
@@ -1971,7 +1642,7 @@
         </w:tc>
         <w:tc>
           <w:tcPr>
-            <w:tcW w:type="dxa" w:w="2351"/>
+            <w:tcW w:type="dxa" w:w="3135"/>
             <w:vAlign w:val="center"/>
           </w:tcPr>
           <w:p>
@@ -1992,26 +1663,7 @@
       <w:tr>
         <w:tc>
           <w:tcPr>
-            <w:tcW w:type="dxa" w:w="2351"/>
-            <w:vAlign w:val="center"/>
-          </w:tcPr>
-          <w:p>
-            <w:pPr>
-              <w:spacing w:before="40" w:after="40"/>
-            </w:pPr>
-            <w:r/>
-            <w:r>
-              <w:rPr>
-                <w:rFonts w:ascii="宋体" w:hAnsi="宋体" w:eastAsia="宋体"/>
-                <w:sz w:val="21"/>
-              </w:rPr>
-              <w:t>F-16</w:t>
-            </w:r>
-          </w:p>
-        </w:tc>
-        <w:tc>
-          <w:tcPr>
-            <w:tcW w:type="dxa" w:w="2351"/>
+            <w:tcW w:type="dxa" w:w="3135"/>
             <w:vAlign w:val="center"/>
           </w:tcPr>
           <w:p>
@@ -2030,7 +1682,7 @@
         </w:tc>
         <w:tc>
           <w:tcPr>
-            <w:tcW w:type="dxa" w:w="2351"/>
+            <w:tcW w:type="dxa" w:w="3135"/>
             <w:vAlign w:val="center"/>
           </w:tcPr>
           <w:p>
@@ -2049,7 +1701,7 @@
         </w:tc>
         <w:tc>
           <w:tcPr>
-            <w:tcW w:type="dxa" w:w="2351"/>
+            <w:tcW w:type="dxa" w:w="3135"/>
             <w:vAlign w:val="center"/>
           </w:tcPr>
           <w:p>
@@ -2070,26 +1722,7 @@
       <w:tr>
         <w:tc>
           <w:tcPr>
-            <w:tcW w:type="dxa" w:w="2351"/>
-            <w:vAlign w:val="center"/>
-          </w:tcPr>
-          <w:p>
-            <w:pPr>
-              <w:spacing w:before="40" w:after="40"/>
-            </w:pPr>
-            <w:r/>
-            <w:r>
-              <w:rPr>
-                <w:rFonts w:ascii="宋体" w:hAnsi="宋体" w:eastAsia="宋体"/>
-                <w:sz w:val="21"/>
-              </w:rPr>
-              <w:t>F-17</w:t>
-            </w:r>
-          </w:p>
-        </w:tc>
-        <w:tc>
-          <w:tcPr>
-            <w:tcW w:type="dxa" w:w="2351"/>
+            <w:tcW w:type="dxa" w:w="3135"/>
             <w:vAlign w:val="center"/>
           </w:tcPr>
           <w:p>
@@ -2108,7 +1741,7 @@
         </w:tc>
         <w:tc>
           <w:tcPr>
-            <w:tcW w:type="dxa" w:w="2351"/>
+            <w:tcW w:type="dxa" w:w="3135"/>
             <w:vAlign w:val="center"/>
           </w:tcPr>
           <w:p>
@@ -2127,7 +1760,7 @@
         </w:tc>
         <w:tc>
           <w:tcPr>
-            <w:tcW w:type="dxa" w:w="2351"/>
+            <w:tcW w:type="dxa" w:w="3135"/>
             <w:vAlign w:val="center"/>
           </w:tcPr>
           <w:p>
@@ -2148,26 +1781,7 @@
       <w:tr>
         <w:tc>
           <w:tcPr>
-            <w:tcW w:type="dxa" w:w="2351"/>
-            <w:vAlign w:val="center"/>
-          </w:tcPr>
-          <w:p>
-            <w:pPr>
-              <w:spacing w:before="40" w:after="40"/>
-            </w:pPr>
-            <w:r/>
-            <w:r>
-              <w:rPr>
-                <w:rFonts w:ascii="宋体" w:hAnsi="宋体" w:eastAsia="宋体"/>
-                <w:sz w:val="21"/>
-              </w:rPr>
-              <w:t>F-18</w:t>
-            </w:r>
-          </w:p>
-        </w:tc>
-        <w:tc>
-          <w:tcPr>
-            <w:tcW w:type="dxa" w:w="2351"/>
+            <w:tcW w:type="dxa" w:w="3135"/>
             <w:vAlign w:val="center"/>
           </w:tcPr>
           <w:p>
@@ -2186,7 +1800,7 @@
         </w:tc>
         <w:tc>
           <w:tcPr>
-            <w:tcW w:type="dxa" w:w="2351"/>
+            <w:tcW w:type="dxa" w:w="3135"/>
             <w:vAlign w:val="center"/>
           </w:tcPr>
           <w:p>
@@ -2205,7 +1819,7 @@
         </w:tc>
         <w:tc>
           <w:tcPr>
-            <w:tcW w:type="dxa" w:w="2351"/>
+            <w:tcW w:type="dxa" w:w="3135"/>
             <w:vAlign w:val="center"/>
           </w:tcPr>
           <w:p>
@@ -2226,26 +1840,7 @@
       <w:tr>
         <w:tc>
           <w:tcPr>
-            <w:tcW w:type="dxa" w:w="2351"/>
-            <w:vAlign w:val="center"/>
-          </w:tcPr>
-          <w:p>
-            <w:pPr>
-              <w:spacing w:before="40" w:after="40"/>
-            </w:pPr>
-            <w:r/>
-            <w:r>
-              <w:rPr>
-                <w:rFonts w:ascii="宋体" w:hAnsi="宋体" w:eastAsia="宋体"/>
-                <w:sz w:val="21"/>
-              </w:rPr>
-              <w:t>F-19</w:t>
-            </w:r>
-          </w:p>
-        </w:tc>
-        <w:tc>
-          <w:tcPr>
-            <w:tcW w:type="dxa" w:w="2351"/>
+            <w:tcW w:type="dxa" w:w="3135"/>
             <w:vAlign w:val="center"/>
           </w:tcPr>
           <w:p>
@@ -2264,7 +1859,7 @@
         </w:tc>
         <w:tc>
           <w:tcPr>
-            <w:tcW w:type="dxa" w:w="2351"/>
+            <w:tcW w:type="dxa" w:w="3135"/>
             <w:vAlign w:val="center"/>
           </w:tcPr>
           <w:p>
@@ -2283,7 +1878,7 @@
         </w:tc>
         <w:tc>
           <w:tcPr>
-            <w:tcW w:type="dxa" w:w="2351"/>
+            <w:tcW w:type="dxa" w:w="3135"/>
             <w:vAlign w:val="center"/>
           </w:tcPr>
           <w:p>
@@ -2312,7 +1907,7 @@
         <w:pStyle w:val="Heading3"/>
       </w:pPr>
       <w:r>
-        <w:t>3.3 数据与部署</w:t>
+        <w:t>数据与部署</w:t>
       </w:r>
     </w:p>
     <w:tbl>
@@ -2324,36 +1919,14 @@
         <w:tblLook w:firstColumn="1" w:firstRow="1" w:lastColumn="0" w:lastRow="0" w:noHBand="0" w:noVBand="1" w:val="04A0"/>
       </w:tblPr>
       <w:tblGrid>
-        <w:gridCol w:w="2351"/>
-        <w:gridCol w:w="2351"/>
-        <w:gridCol w:w="2351"/>
-        <w:gridCol w:w="2351"/>
+        <w:gridCol w:w="3135"/>
+        <w:gridCol w:w="3135"/>
+        <w:gridCol w:w="3135"/>
       </w:tblGrid>
       <w:tr>
         <w:tc>
           <w:tcPr>
-            <w:tcW w:type="dxa" w:w="2351"/>
-            <w:vAlign w:val="center"/>
-          </w:tcPr>
-          <w:p>
-            <w:pPr>
-              <w:spacing w:before="40" w:after="40"/>
-              <w:jc w:val="center"/>
-            </w:pPr>
-            <w:r/>
-            <w:r>
-              <w:rPr>
-                <w:rFonts w:ascii="宋体" w:hAnsi="宋体" w:eastAsia="宋体"/>
-                <w:b/>
-                <w:sz w:val="21"/>
-              </w:rPr>
-              <w:t>编号</w:t>
-            </w:r>
-          </w:p>
-        </w:tc>
-        <w:tc>
-          <w:tcPr>
-            <w:tcW w:type="dxa" w:w="2351"/>
+            <w:tcW w:type="dxa" w:w="3135"/>
             <w:vAlign w:val="center"/>
           </w:tcPr>
           <w:p>
@@ -2374,7 +1947,7 @@
         </w:tc>
         <w:tc>
           <w:tcPr>
-            <w:tcW w:type="dxa" w:w="2351"/>
+            <w:tcW w:type="dxa" w:w="3135"/>
             <w:vAlign w:val="center"/>
           </w:tcPr>
           <w:p>
@@ -2395,7 +1968,7 @@
         </w:tc>
         <w:tc>
           <w:tcPr>
-            <w:tcW w:type="dxa" w:w="2351"/>
+            <w:tcW w:type="dxa" w:w="3135"/>
             <w:vAlign w:val="center"/>
           </w:tcPr>
           <w:p>
@@ -2418,26 +1991,7 @@
       <w:tr>
         <w:tc>
           <w:tcPr>
-            <w:tcW w:type="dxa" w:w="2351"/>
-            <w:vAlign w:val="center"/>
-          </w:tcPr>
-          <w:p>
-            <w:pPr>
-              <w:spacing w:before="40" w:after="40"/>
-            </w:pPr>
-            <w:r/>
-            <w:r>
-              <w:rPr>
-                <w:rFonts w:ascii="宋体" w:hAnsi="宋体" w:eastAsia="宋体"/>
-                <w:sz w:val="21"/>
-              </w:rPr>
-              <w:t>F-20</w:t>
-            </w:r>
-          </w:p>
-        </w:tc>
-        <w:tc>
-          <w:tcPr>
-            <w:tcW w:type="dxa" w:w="2351"/>
+            <w:tcW w:type="dxa" w:w="3135"/>
             <w:vAlign w:val="center"/>
           </w:tcPr>
           <w:p>
@@ -2456,7 +2010,7 @@
         </w:tc>
         <w:tc>
           <w:tcPr>
-            <w:tcW w:type="dxa" w:w="2351"/>
+            <w:tcW w:type="dxa" w:w="3135"/>
             <w:vAlign w:val="center"/>
           </w:tcPr>
           <w:p>
@@ -2475,7 +2029,7 @@
         </w:tc>
         <w:tc>
           <w:tcPr>
-            <w:tcW w:type="dxa" w:w="2351"/>
+            <w:tcW w:type="dxa" w:w="3135"/>
             <w:vAlign w:val="center"/>
           </w:tcPr>
           <w:p>
@@ -2496,26 +2050,7 @@
       <w:tr>
         <w:tc>
           <w:tcPr>
-            <w:tcW w:type="dxa" w:w="2351"/>
-            <w:vAlign w:val="center"/>
-          </w:tcPr>
-          <w:p>
-            <w:pPr>
-              <w:spacing w:before="40" w:after="40"/>
-            </w:pPr>
-            <w:r/>
-            <w:r>
-              <w:rPr>
-                <w:rFonts w:ascii="宋体" w:hAnsi="宋体" w:eastAsia="宋体"/>
-                <w:sz w:val="21"/>
-              </w:rPr>
-              <w:t>F-21</w:t>
-            </w:r>
-          </w:p>
-        </w:tc>
-        <w:tc>
-          <w:tcPr>
-            <w:tcW w:type="dxa" w:w="2351"/>
+            <w:tcW w:type="dxa" w:w="3135"/>
             <w:vAlign w:val="center"/>
           </w:tcPr>
           <w:p>
@@ -2534,7 +2069,7 @@
         </w:tc>
         <w:tc>
           <w:tcPr>
-            <w:tcW w:type="dxa" w:w="2351"/>
+            <w:tcW w:type="dxa" w:w="3135"/>
             <w:vAlign w:val="center"/>
           </w:tcPr>
           <w:p>
@@ -2553,7 +2088,7 @@
         </w:tc>
         <w:tc>
           <w:tcPr>
-            <w:tcW w:type="dxa" w:w="2351"/>
+            <w:tcW w:type="dxa" w:w="3135"/>
             <w:vAlign w:val="center"/>
           </w:tcPr>
           <w:p>
@@ -2574,26 +2109,7 @@
       <w:tr>
         <w:tc>
           <w:tcPr>
-            <w:tcW w:type="dxa" w:w="2351"/>
-            <w:vAlign w:val="center"/>
-          </w:tcPr>
-          <w:p>
-            <w:pPr>
-              <w:spacing w:before="40" w:after="40"/>
-            </w:pPr>
-            <w:r/>
-            <w:r>
-              <w:rPr>
-                <w:rFonts w:ascii="宋体" w:hAnsi="宋体" w:eastAsia="宋体"/>
-                <w:sz w:val="21"/>
-              </w:rPr>
-              <w:t>F-22</w:t>
-            </w:r>
-          </w:p>
-        </w:tc>
-        <w:tc>
-          <w:tcPr>
-            <w:tcW w:type="dxa" w:w="2351"/>
+            <w:tcW w:type="dxa" w:w="3135"/>
             <w:vAlign w:val="center"/>
           </w:tcPr>
           <w:p>
@@ -2612,7 +2128,7 @@
         </w:tc>
         <w:tc>
           <w:tcPr>
-            <w:tcW w:type="dxa" w:w="2351"/>
+            <w:tcW w:type="dxa" w:w="3135"/>
             <w:vAlign w:val="center"/>
           </w:tcPr>
           <w:p>
@@ -2631,7 +2147,7 @@
         </w:tc>
         <w:tc>
           <w:tcPr>
-            <w:tcW w:type="dxa" w:w="2351"/>
+            <w:tcW w:type="dxa" w:w="3135"/>
             <w:vAlign w:val="center"/>
           </w:tcPr>
           <w:p>
@@ -2652,26 +2168,7 @@
       <w:tr>
         <w:tc>
           <w:tcPr>
-            <w:tcW w:type="dxa" w:w="2351"/>
-            <w:vAlign w:val="center"/>
-          </w:tcPr>
-          <w:p>
-            <w:pPr>
-              <w:spacing w:before="40" w:after="40"/>
-            </w:pPr>
-            <w:r/>
-            <w:r>
-              <w:rPr>
-                <w:rFonts w:ascii="宋体" w:hAnsi="宋体" w:eastAsia="宋体"/>
-                <w:sz w:val="21"/>
-              </w:rPr>
-              <w:t>F-23</w:t>
-            </w:r>
-          </w:p>
-        </w:tc>
-        <w:tc>
-          <w:tcPr>
-            <w:tcW w:type="dxa" w:w="2351"/>
+            <w:tcW w:type="dxa" w:w="3135"/>
             <w:vAlign w:val="center"/>
           </w:tcPr>
           <w:p>
@@ -2690,7 +2187,7 @@
         </w:tc>
         <w:tc>
           <w:tcPr>
-            <w:tcW w:type="dxa" w:w="2351"/>
+            <w:tcW w:type="dxa" w:w="3135"/>
             <w:vAlign w:val="center"/>
           </w:tcPr>
           <w:p>
@@ -2709,7 +2206,7 @@
         </w:tc>
         <w:tc>
           <w:tcPr>
-            <w:tcW w:type="dxa" w:w="2351"/>
+            <w:tcW w:type="dxa" w:w="3135"/>
             <w:vAlign w:val="center"/>
           </w:tcPr>
           <w:p>
@@ -2738,7 +2235,7 @@
         <w:pStyle w:val="Heading2"/>
       </w:pPr>
       <w:r>
-        <w:t>四、需求建模</w:t>
+        <w:t>需求建模</w:t>
       </w:r>
     </w:p>
     <w:p>
@@ -2746,7 +2243,7 @@
         <w:pStyle w:val="Heading3"/>
       </w:pPr>
       <w:r>
-        <w:t>4.1 用例图</w:t>
+        <w:t>用例图</w:t>
       </w:r>
     </w:p>
     <w:p>
@@ -2815,7 +2312,7 @@
         <w:pStyle w:val="Heading3"/>
       </w:pPr>
       <w:r>
-        <w:t>4.2 时序图</w:t>
+        <w:t>时序图</w:t>
       </w:r>
     </w:p>
     <w:p>
@@ -2884,7 +2381,7 @@
         <w:pStyle w:val="Heading3"/>
       </w:pPr>
       <w:r>
-        <w:t>4.3 完整功能架构图</w:t>
+        <w:t>完整功能架构图</w:t>
       </w:r>
     </w:p>
     <w:p>
@@ -2953,7 +2450,7 @@
         <w:pStyle w:val="Heading3"/>
       </w:pPr>
       <w:r>
-        <w:t>4.4 功能架构子图</w:t>
+        <w:t>功能架构子图</w:t>
       </w:r>
     </w:p>
     <w:p>
@@ -3291,7 +2788,7 @@
         <w:pStyle w:val="Heading2"/>
       </w:pPr>
       <w:r>
-        <w:t>五、非功能需求</w:t>
+        <w:t>非功能需求</w:t>
       </w:r>
     </w:p>
     <w:tbl>
@@ -3641,12 +3138,12 @@
         <w:pStyle w:val="Heading2"/>
       </w:pPr>
       <w:r>
-        <w:t>六、验收标准</w:t>
+        <w:t>验收标准</w:t>
       </w:r>
     </w:p>
     <w:p>
       <w:pPr>
-        <w:pStyle w:val="ListNumber"/>
+        <w:pStyle w:val="ListBullet"/>
         <w:spacing w:after="40"/>
       </w:pPr>
       <w:r>
@@ -3659,7 +3156,7 @@
     </w:p>
     <w:p>
       <w:pPr>
-        <w:pStyle w:val="ListNumber"/>
+        <w:pStyle w:val="ListBullet"/>
         <w:spacing w:after="40"/>
       </w:pPr>
       <w:r>
@@ -3672,7 +3169,7 @@
     </w:p>
     <w:p>
       <w:pPr>
-        <w:pStyle w:val="ListNumber"/>
+        <w:pStyle w:val="ListBullet"/>
         <w:spacing w:after="40"/>
       </w:pPr>
       <w:r>
@@ -3685,7 +3182,7 @@
     </w:p>
     <w:p>
       <w:pPr>
-        <w:pStyle w:val="ListNumber"/>
+        <w:pStyle w:val="ListBullet"/>
         <w:spacing w:after="40"/>
       </w:pPr>
       <w:r>
@@ -3698,7 +3195,7 @@
     </w:p>
     <w:p>
       <w:pPr>
-        <w:pStyle w:val="ListNumber"/>
+        <w:pStyle w:val="ListBullet"/>
         <w:spacing w:after="40"/>
       </w:pPr>
       <w:r>
